--- a/ADG/_실측판/09장/9장_ActiveDataGuard_실시간조회와DML리다이렉션.docx
+++ b/ADG/_실측판/09장/9장_ActiveDataGuard_실시간조회와DML리다이렉션.docx
@@ -16,7 +16,36 @@
           <w:rFonts w:ascii="맑은 고딕" w:hAnsi="맑은 고딕" w:eastAsia="맑은 고딕"/>
           <w:sz w:val="21"/>
         </w:rPr>
-        <w:t>여기까지 Standby는 `READ ONLY WITH APPLY` 상태로 돌고 있다. 이 한 문장이 Active Data Guard의 표식이라고 여러 번 말했다. 이 장은 그 상태에서 **실제로 무엇을 할 수 있는가**를 다룬다.</w:t>
+        <w:t xml:space="preserve">여기까지 Standby는 </w:t>
+      </w:r>
+      <w:r>
+        <w:rPr>
+          <w:rFonts w:ascii="Consolas" w:hAnsi="Consolas" w:eastAsia="맑은 고딕"/>
+          <w:sz w:val="21"/>
+        </w:rPr>
+        <w:t xml:space="preserve">READ ONLY WITH APPLY</w:t>
+      </w:r>
+      <w:r>
+        <w:rPr>
+          <w:rFonts w:ascii="맑은 고딕" w:hAnsi="맑은 고딕" w:eastAsia="맑은 고딕"/>
+          <w:sz w:val="21"/>
+        </w:rPr>
+        <w:t xml:space="preserve"> 상태로 돌고 있다. 이 한 문장이 Active Data Guard의 표식이라고 여러 번 말했다. 이 장은 그 상태에서 </w:t>
+      </w:r>
+      <w:r>
+        <w:rPr>
+          <w:rFonts w:ascii="맑은 고딕" w:hAnsi="맑은 고딕" w:eastAsia="맑은 고딕"/>
+          <w:b/>
+          <w:sz w:val="21"/>
+        </w:rPr>
+        <w:t xml:space="preserve">실제로 무엇을 할 수 있는가</w:t>
+      </w:r>
+      <w:r>
+        <w:rPr>
+          <w:rFonts w:ascii="맑은 고딕" w:hAnsi="맑은 고딕" w:eastAsia="맑은 고딕"/>
+          <w:sz w:val="21"/>
+        </w:rPr>
+        <w:t xml:space="preserve">를 다룬다.</w:t>
       </w:r>
     </w:p>
     <w:p>
@@ -25,7 +54,36 @@
           <w:rFonts w:ascii="맑은 고딕" w:hAnsi="맑은 고딕" w:eastAsia="맑은 고딕"/>
           <w:sz w:val="21"/>
         </w:rPr>
-        <w:t>세 가지를 확인한다. 첫째, 조회의 일관성이다. Primary가 커밋하지 않은 변경이 Standby에서 보이는가. 둘째, 조회 말고 되는 것과 안 되는 것의 경계다. 쓰기는 막힌다고 알려져 있는데, 정렬은 되는가. 임시 테이블은? 시퀀스는? 셋째, 19c에서 들어온 **DML 리다이렉션**이다. 읽기 전용인 Standby에서 `INSERT`가 성공하는 기능이며, 조건이 붙는다.</w:t>
+        <w:t xml:space="preserve">세 가지를 확인한다. 첫째, 조회의 일관성이다. Primary가 커밋하지 않은 변경이 Standby에서 보이는가. 둘째, 조회 말고 되는 것과 안 되는 것의 경계다. 쓰기는 막힌다고 알려져 있는데, 정렬은 되는가. 임시 테이블은? 시퀀스는? 셋째, 19c에서 들어온 </w:t>
+      </w:r>
+      <w:r>
+        <w:rPr>
+          <w:rFonts w:ascii="맑은 고딕" w:hAnsi="맑은 고딕" w:eastAsia="맑은 고딕"/>
+          <w:b/>
+          <w:sz w:val="21"/>
+        </w:rPr>
+        <w:t xml:space="preserve">DML 리다이렉션</w:t>
+      </w:r>
+      <w:r>
+        <w:rPr>
+          <w:rFonts w:ascii="맑은 고딕" w:hAnsi="맑은 고딕" w:eastAsia="맑은 고딕"/>
+          <w:sz w:val="21"/>
+        </w:rPr>
+        <w:t xml:space="preserve">이다. 읽기 전용인 Standby에서 </w:t>
+      </w:r>
+      <w:r>
+        <w:rPr>
+          <w:rFonts w:ascii="Consolas" w:hAnsi="Consolas" w:eastAsia="맑은 고딕"/>
+          <w:sz w:val="21"/>
+        </w:rPr>
+        <w:t xml:space="preserve">INSERT</w:t>
+      </w:r>
+      <w:r>
+        <w:rPr>
+          <w:rFonts w:ascii="맑은 고딕" w:hAnsi="맑은 고딕" w:eastAsia="맑은 고딕"/>
+          <w:sz w:val="21"/>
+        </w:rPr>
+        <w:t xml:space="preserve">가 성공하는 기능이며, 조건이 붙는다.</w:t>
       </w:r>
     </w:p>
     <w:p>
@@ -34,7 +92,35 @@
           <w:rFonts w:ascii="맑은 고딕" w:hAnsi="맑은 고딕" w:eastAsia="맑은 고딕"/>
           <w:sz w:val="21"/>
         </w:rPr>
-        <w:t>그리고 세션 수준에서 지연을 통제하는 두 장치를 다룬다. `STANDBY_MAX_DATA_DELAY`와 `ALTER SESSION SYNC WITH PRIMARY`다. 둘 다 "얼마나 오래된 데이터까지 받아들일 것인가"를 세션이 스스로 정하게 해 준다.</w:t>
+        <w:t xml:space="preserve">그리고 세션 수준에서 지연을 통제하는 두 장치를 다룬다. </w:t>
+      </w:r>
+      <w:r>
+        <w:rPr>
+          <w:rFonts w:ascii="Consolas" w:hAnsi="Consolas" w:eastAsia="맑은 고딕"/>
+          <w:sz w:val="21"/>
+        </w:rPr>
+        <w:t xml:space="preserve">STANDBY_MAX_DATA_DELAY</w:t>
+      </w:r>
+      <w:r>
+        <w:rPr>
+          <w:rFonts w:ascii="맑은 고딕" w:hAnsi="맑은 고딕" w:eastAsia="맑은 고딕"/>
+          <w:sz w:val="21"/>
+        </w:rPr>
+        <w:t xml:space="preserve">와 </w:t>
+      </w:r>
+      <w:r>
+        <w:rPr>
+          <w:rFonts w:ascii="Consolas" w:hAnsi="Consolas" w:eastAsia="맑은 고딕"/>
+          <w:sz w:val="21"/>
+        </w:rPr>
+        <w:t xml:space="preserve">ALTER SESSION SYNC WITH PRIMARY</w:t>
+      </w:r>
+      <w:r>
+        <w:rPr>
+          <w:rFonts w:ascii="맑은 고딕" w:hAnsi="맑은 고딕" w:eastAsia="맑은 고딕"/>
+          <w:sz w:val="21"/>
+        </w:rPr>
+        <w:t xml:space="preserve">다. 둘 다 "얼마나 오래된 데이터까지 받아들일 것인가"를 세션이 스스로 정하게 해 준다.</w:t>
       </w:r>
     </w:p>
     <w:p>
@@ -43,7 +129,22 @@
           <w:rFonts w:ascii="맑은 고딕" w:hAnsi="맑은 고딕" w:eastAsia="맑은 고딕"/>
           <w:sz w:val="21"/>
         </w:rPr>
-        <w:t>이 장의 실측에서는 **측정 자체의 함정**도 하나 만난다. 처음 시도한 읽기 일관성 시험이 잘못된 결론을 낼 뻔했는데, 원인이 SQL*Plus의 동작이었다. 그 과정도 함께 남긴다.</w:t>
+        <w:t xml:space="preserve">이 장의 실측에서는 </w:t>
+      </w:r>
+      <w:r>
+        <w:rPr>
+          <w:rFonts w:ascii="맑은 고딕" w:hAnsi="맑은 고딕" w:eastAsia="맑은 고딕"/>
+          <w:b/>
+          <w:sz w:val="21"/>
+        </w:rPr>
+        <w:t xml:space="preserve">측정 자체의 함정</w:t>
+      </w:r>
+      <w:r>
+        <w:rPr>
+          <w:rFonts w:ascii="맑은 고딕" w:hAnsi="맑은 고딕" w:eastAsia="맑은 고딕"/>
+          <w:sz w:val="21"/>
+        </w:rPr>
+        <w:t xml:space="preserve">도 하나 만난다. 처음 시도한 읽기 일관성 시험이 잘못된 결론을 낼 뻔했는데, 원인이 SQL*Plus의 동작이었다. 그 과정도 함께 남긴다.</w:t>
       </w:r>
     </w:p>
     <w:p>
@@ -117,10 +218,17 @@
       </w:pPr>
       <w:r>
         <w:rPr>
-          <w:rFonts w:ascii="맑은 고딕" w:hAnsi="맑은 고딕" w:eastAsia="맑은 고딕"/>
-          <w:sz w:val="21"/>
-        </w:rPr>
-        <w:t>`STANDBY_MAX_DATA_DELAY`로 세션이 허용할 지연을 정하고 ORA-03172를 해석한다.</w:t>
+          <w:rFonts w:ascii="Consolas" w:hAnsi="Consolas" w:eastAsia="맑은 고딕"/>
+          <w:sz w:val="21"/>
+        </w:rPr>
+        <w:t xml:space="preserve">STANDBY_MAX_DATA_DELAY</w:t>
+      </w:r>
+      <w:r>
+        <w:rPr>
+          <w:rFonts w:ascii="맑은 고딕" w:hAnsi="맑은 고딕" w:eastAsia="맑은 고딕"/>
+          <w:sz w:val="21"/>
+        </w:rPr>
+        <w:t xml:space="preserve">로 세션이 허용할 지연을 정하고 ORA-03172를 해석한다.</w:t>
       </w:r>
     </w:p>
     <w:p>
@@ -129,10 +237,17 @@
       </w:pPr>
       <w:r>
         <w:rPr>
-          <w:rFonts w:ascii="맑은 고딕" w:hAnsi="맑은 고딕" w:eastAsia="맑은 고딕"/>
-          <w:sz w:val="21"/>
-        </w:rPr>
-        <w:t>`ALTER SESSION SYNC WITH PRIMARY`가 실패하는 이유를 보호 모드와 연결해 설명한다.</w:t>
+          <w:rFonts w:ascii="Consolas" w:hAnsi="Consolas" w:eastAsia="맑은 고딕"/>
+          <w:sz w:val="21"/>
+        </w:rPr>
+        <w:t xml:space="preserve">ALTER SESSION SYNC WITH PRIMARY</w:t>
+      </w:r>
+      <w:r>
+        <w:rPr>
+          <w:rFonts w:ascii="맑은 고딕" w:hAnsi="맑은 고딕" w:eastAsia="맑은 고딕"/>
+          <w:sz w:val="21"/>
+        </w:rPr>
+        <w:t xml:space="preserve">가 실패하는 이유를 보호 모드와 연결해 설명한다.</w:t>
       </w:r>
     </w:p>
     <w:p>
@@ -141,10 +256,17 @@
       </w:pPr>
       <w:r>
         <w:rPr>
-          <w:rFonts w:ascii="맑은 고딕" w:hAnsi="맑은 고딕" w:eastAsia="맑은 고딕"/>
-          <w:sz w:val="21"/>
-        </w:rPr>
-        <w:t>`V$STANDBY_EVENT_HISTOGRAM`으로 지연의 분포를 읽는다.</w:t>
+          <w:rFonts w:ascii="Consolas" w:hAnsi="Consolas" w:eastAsia="맑은 고딕"/>
+          <w:sz w:val="21"/>
+        </w:rPr>
+        <w:t xml:space="preserve">V$STANDBY_EVENT_HISTOGRAM</w:t>
+      </w:r>
+      <w:r>
+        <w:rPr>
+          <w:rFonts w:ascii="맑은 고딕" w:hAnsi="맑은 고딕" w:eastAsia="맑은 고딕"/>
+          <w:sz w:val="21"/>
+        </w:rPr>
+        <w:t xml:space="preserve">으로 지연의 분포를 읽는다.</w:t>
       </w:r>
     </w:p>
     <w:p>
@@ -362,10 +484,73 @@
     <w:p>
       <w:r>
         <w:rPr>
-          <w:rFonts w:ascii="맑은 고딕" w:hAnsi="맑은 고딕" w:eastAsia="맑은 고딕"/>
-          <w:sz w:val="21"/>
-        </w:rPr>
-        <w:t>`OPEN_MODE`의 `READ ONLY WITH APPLY`와 `RECOVERY_MODE`의 `MANAGED REAL TIME APPLY`다. 7장에서 다룬 대로 두 번째 값은 목적지가 `VALID`일 때만 의미가 있다.</w:t>
+          <w:rFonts w:ascii="Consolas" w:hAnsi="Consolas" w:eastAsia="맑은 고딕"/>
+          <w:sz w:val="21"/>
+        </w:rPr>
+        <w:t xml:space="preserve">OPEN_MODE</w:t>
+      </w:r>
+      <w:r>
+        <w:rPr>
+          <w:rFonts w:ascii="맑은 고딕" w:hAnsi="맑은 고딕" w:eastAsia="맑은 고딕"/>
+          <w:sz w:val="21"/>
+        </w:rPr>
+        <w:t xml:space="preserve">의 </w:t>
+      </w:r>
+      <w:r>
+        <w:rPr>
+          <w:rFonts w:ascii="Consolas" w:hAnsi="Consolas" w:eastAsia="맑은 고딕"/>
+          <w:sz w:val="21"/>
+        </w:rPr>
+        <w:t xml:space="preserve">READ ONLY WITH APPLY</w:t>
+      </w:r>
+      <w:r>
+        <w:rPr>
+          <w:rFonts w:ascii="맑은 고딕" w:hAnsi="맑은 고딕" w:eastAsia="맑은 고딕"/>
+          <w:sz w:val="21"/>
+        </w:rPr>
+        <w:t xml:space="preserve">와 </w:t>
+      </w:r>
+      <w:r>
+        <w:rPr>
+          <w:rFonts w:ascii="Consolas" w:hAnsi="Consolas" w:eastAsia="맑은 고딕"/>
+          <w:sz w:val="21"/>
+        </w:rPr>
+        <w:t xml:space="preserve">RECOVERY_MODE</w:t>
+      </w:r>
+      <w:r>
+        <w:rPr>
+          <w:rFonts w:ascii="맑은 고딕" w:hAnsi="맑은 고딕" w:eastAsia="맑은 고딕"/>
+          <w:sz w:val="21"/>
+        </w:rPr>
+        <w:t xml:space="preserve">의 </w:t>
+      </w:r>
+      <w:r>
+        <w:rPr>
+          <w:rFonts w:ascii="Consolas" w:hAnsi="Consolas" w:eastAsia="맑은 고딕"/>
+          <w:sz w:val="21"/>
+        </w:rPr>
+        <w:t xml:space="preserve">MANAGED REAL TIME APPLY</w:t>
+      </w:r>
+      <w:r>
+        <w:rPr>
+          <w:rFonts w:ascii="맑은 고딕" w:hAnsi="맑은 고딕" w:eastAsia="맑은 고딕"/>
+          <w:sz w:val="21"/>
+        </w:rPr>
+        <w:t xml:space="preserve">다. 7장에서 다룬 대로 두 번째 값은 목적지가 </w:t>
+      </w:r>
+      <w:r>
+        <w:rPr>
+          <w:rFonts w:ascii="Consolas" w:hAnsi="Consolas" w:eastAsia="맑은 고딕"/>
+          <w:sz w:val="21"/>
+        </w:rPr>
+        <w:t xml:space="preserve">VALID</w:t>
+      </w:r>
+      <w:r>
+        <w:rPr>
+          <w:rFonts w:ascii="맑은 고딕" w:hAnsi="맑은 고딕" w:eastAsia="맑은 고딕"/>
+          <w:sz w:val="21"/>
+        </w:rPr>
+        <w:t xml:space="preserve">일 때만 의미가 있다.</w:t>
       </w:r>
     </w:p>
     <w:p>
@@ -374,7 +559,22 @@
           <w:rFonts w:ascii="맑은 고딕" w:hAnsi="맑은 고딕" w:eastAsia="맑은 고딕"/>
           <w:sz w:val="21"/>
         </w:rPr>
-        <w:t>이 둘이 함께 확인되면 **조회할 수 있고 동시에 리두가 적용되고 있다**는 뜻이다.</w:t>
+        <w:t xml:space="preserve">이 둘이 함께 확인되면 </w:t>
+      </w:r>
+      <w:r>
+        <w:rPr>
+          <w:rFonts w:ascii="맑은 고딕" w:hAnsi="맑은 고딕" w:eastAsia="맑은 고딕"/>
+          <w:b/>
+          <w:sz w:val="21"/>
+        </w:rPr>
+        <w:t xml:space="preserve">조회할 수 있고 동시에 리두가 적용되고 있다</w:t>
+      </w:r>
+      <w:r>
+        <w:rPr>
+          <w:rFonts w:ascii="맑은 고딕" w:hAnsi="맑은 고딕" w:eastAsia="맑은 고딕"/>
+          <w:sz w:val="21"/>
+        </w:rPr>
+        <w:t xml:space="preserve">는 뜻이다.</w:t>
       </w:r>
     </w:p>
     <w:p>
@@ -598,19 +798,99 @@
     <w:p>
       <w:r>
         <w:rPr>
-          <w:rFonts w:ascii="맑은 고딕" w:hAnsi="맑은 고딕" w:eastAsia="맑은 고딕"/>
-          <w:sz w:val="21"/>
-        </w:rPr>
-        <w:t>`DBA_` 뷰에는 없고 **`CDB_` 뷰의 CON_ID 3에만** 있다. 1장에서 확인한 것과 같은 결과다.</w:t>
+          <w:rFonts w:ascii="Consolas" w:hAnsi="Consolas" w:eastAsia="맑은 고딕"/>
+          <w:sz w:val="21"/>
+        </w:rPr>
+        <w:t xml:space="preserve">DBA_</w:t>
+      </w:r>
+      <w:r>
+        <w:rPr>
+          <w:rFonts w:ascii="맑은 고딕" w:hAnsi="맑은 고딕" w:eastAsia="맑은 고딕"/>
+          <w:sz w:val="21"/>
+        </w:rPr>
+        <w:t xml:space="preserve"> 뷰에는 없고 </w:t>
+      </w:r>
+      <w:r>
+        <w:rPr>
+          <w:rFonts w:ascii="Consolas" w:hAnsi="Consolas" w:eastAsia="맑은 고딕"/>
+          <w:b/>
+          <w:sz w:val="21"/>
+        </w:rPr>
+        <w:t xml:space="preserve">CDB_</w:t>
+      </w:r>
+      <w:r>
+        <w:rPr>
+          <w:rFonts w:ascii="맑은 고딕" w:hAnsi="맑은 고딕" w:eastAsia="맑은 고딕"/>
+          <w:b/>
+          <w:sz w:val="21"/>
+        </w:rPr>
+        <w:t xml:space="preserve"> 뷰의 CON_ID 3에만</w:t>
+      </w:r>
+      <w:r>
+        <w:rPr>
+          <w:rFonts w:ascii="맑은 고딕" w:hAnsi="맑은 고딕" w:eastAsia="맑은 고딕"/>
+          <w:sz w:val="21"/>
+        </w:rPr>
+        <w:t xml:space="preserve"> 있다. 1장에서 확인한 것과 같은 결과다.</w:t>
       </w:r>
     </w:p>
     <w:p>
       <w:r>
         <w:rPr>
-          <w:rFonts w:ascii="맑은 고딕" w:hAnsi="맑은 고딕" w:eastAsia="맑은 고딕"/>
-          <w:sz w:val="21"/>
-        </w:rPr>
-        <w:t>`DETECTED_USAGES`가 0인 것도 그때와 같다. 이 통계는 주기적으로 수집되며, Standby에서는 갱신 자체가 제한적이다. **따라서 이 값이 0이라고 해서 ADG를 쓰지 않은 것은 아니다.** 라이선스 판단의 근거로 삼기에는 부족하며, 실제 사용 여부는 `OPEN_MODE`가 `READ ONLY WITH APPLY`인지로 판단하는 편이 정확하다.</w:t>
+          <w:rFonts w:ascii="Consolas" w:hAnsi="Consolas" w:eastAsia="맑은 고딕"/>
+          <w:sz w:val="21"/>
+        </w:rPr>
+        <w:t xml:space="preserve">DETECTED_USAGES</w:t>
+      </w:r>
+      <w:r>
+        <w:rPr>
+          <w:rFonts w:ascii="맑은 고딕" w:hAnsi="맑은 고딕" w:eastAsia="맑은 고딕"/>
+          <w:sz w:val="21"/>
+        </w:rPr>
+        <w:t xml:space="preserve">가 0인 것도 그때와 같다. 이 통계는 주기적으로 수집되며, Standby에서는 갱신 자체가 제한적이다. </w:t>
+      </w:r>
+      <w:r>
+        <w:rPr>
+          <w:rFonts w:ascii="맑은 고딕" w:hAnsi="맑은 고딕" w:eastAsia="맑은 고딕"/>
+          <w:b/>
+          <w:sz w:val="21"/>
+        </w:rPr>
+        <w:t xml:space="preserve">따라서 이 값이 0이라고 해서 ADG를 쓰지 않은 것은 아니다.</w:t>
+      </w:r>
+      <w:r>
+        <w:rPr>
+          <w:rFonts w:ascii="맑은 고딕" w:hAnsi="맑은 고딕" w:eastAsia="맑은 고딕"/>
+          <w:sz w:val="21"/>
+        </w:rPr>
+        <w:t xml:space="preserve"> 라이선스 판단의 근거로 삼기에는 부족하며, 실제 사용 여부는 </w:t>
+      </w:r>
+      <w:r>
+        <w:rPr>
+          <w:rFonts w:ascii="Consolas" w:hAnsi="Consolas" w:eastAsia="맑은 고딕"/>
+          <w:sz w:val="21"/>
+        </w:rPr>
+        <w:t xml:space="preserve">OPEN_MODE</w:t>
+      </w:r>
+      <w:r>
+        <w:rPr>
+          <w:rFonts w:ascii="맑은 고딕" w:hAnsi="맑은 고딕" w:eastAsia="맑은 고딕"/>
+          <w:sz w:val="21"/>
+        </w:rPr>
+        <w:t xml:space="preserve">가 </w:t>
+      </w:r>
+      <w:r>
+        <w:rPr>
+          <w:rFonts w:ascii="Consolas" w:hAnsi="Consolas" w:eastAsia="맑은 고딕"/>
+          <w:sz w:val="21"/>
+        </w:rPr>
+        <w:t xml:space="preserve">READ ONLY WITH APPLY</w:t>
+      </w:r>
+      <w:r>
+        <w:rPr>
+          <w:rFonts w:ascii="맑은 고딕" w:hAnsi="맑은 고딕" w:eastAsia="맑은 고딕"/>
+          <w:sz w:val="21"/>
+        </w:rPr>
+        <w:t xml:space="preserve">인지로 판단하는 편이 정확하다.</w:t>
       </w:r>
     </w:p>
     <w:tbl>
@@ -647,19 +927,62 @@
                 <w:rFonts w:ascii="맑은 고딕" w:hAnsi="맑은 고딕" w:eastAsia="맑은 고딕"/>
                 <w:sz w:val="20"/>
               </w:rPr>
-              <w:t>Standby를 **MOUNTED**로만 두면 Active Data Guard 옵션이 필요 없다. 리두는 적용되지만 조회할 수 없기 때문이다. `READ ONLY`로 여는 순간, 그리고 그 상태에서 적용을 계속하는 순간 ADG의 영역이 된다.</w:t>
-            </w:r>
-          </w:p>
-          <w:p>
-            <w:pPr>
-              <w:spacing w:after="20"/>
-            </w:pPr>
+              <w:t xml:space="preserve">Standby를 </w:t>
+            </w:r>
+            <w:r>
+              <w:rPr>
+                <w:rFonts w:ascii="맑은 고딕" w:hAnsi="맑은 고딕" w:eastAsia="맑은 고딕"/>
+                <w:b/>
+                <w:sz w:val="20"/>
+              </w:rPr>
+              <w:t xml:space="preserve">MOUNTED</w:t>
+            </w:r>
             <w:r>
               <w:rPr>
                 <w:rFonts w:ascii="맑은 고딕" w:hAnsi="맑은 고딕" w:eastAsia="맑은 고딕"/>
                 <w:sz w:val="20"/>
               </w:rPr>
-              <w:t>그러므로 라이선스가 없는 환경에서는 Standby를 열지 않도록 절차서에 명시해야 한다. 실수로 `ALTER DATABASE OPEN READ ONLY`를 실행하고 적용까지 켜 두면 그 자체로 옵션을 사용한 것이 된다.</w:t>
+              <w:t xml:space="preserve">로만 두면 Active Data Guard 옵션이 필요 없다. 리두는 적용되지만 조회할 수 없기 때문이다. </w:t>
+            </w:r>
+            <w:r>
+              <w:rPr>
+                <w:rFonts w:ascii="Consolas" w:hAnsi="Consolas" w:eastAsia="맑은 고딕"/>
+                <w:sz w:val="20"/>
+              </w:rPr>
+              <w:t xml:space="preserve">READ ONLY</w:t>
+            </w:r>
+            <w:r>
+              <w:rPr>
+                <w:rFonts w:ascii="맑은 고딕" w:hAnsi="맑은 고딕" w:eastAsia="맑은 고딕"/>
+                <w:sz w:val="20"/>
+              </w:rPr>
+              <w:t xml:space="preserve">로 여는 순간, 그리고 그 상태에서 적용을 계속하는 순간 ADG의 영역이 된다.</w:t>
+            </w:r>
+          </w:p>
+          <w:p>
+            <w:pPr>
+              <w:spacing w:after="20"/>
+            </w:pPr>
+            <w:r>
+              <w:rPr>
+                <w:rFonts w:ascii="맑은 고딕" w:hAnsi="맑은 고딕" w:eastAsia="맑은 고딕"/>
+                <w:sz w:val="20"/>
+              </w:rPr>
+              <w:t xml:space="preserve">그러므로 라이선스가 없는 환경에서는 Standby를 열지 않도록 절차서에 명시해야 한다. 실수로 </w:t>
+            </w:r>
+            <w:r>
+              <w:rPr>
+                <w:rFonts w:ascii="Consolas" w:hAnsi="Consolas" w:eastAsia="맑은 고딕"/>
+                <w:sz w:val="20"/>
+              </w:rPr>
+              <w:t xml:space="preserve">ALTER DATABASE OPEN READ ONLY</w:t>
+            </w:r>
+            <w:r>
+              <w:rPr>
+                <w:rFonts w:ascii="맑은 고딕" w:hAnsi="맑은 고딕" w:eastAsia="맑은 고딕"/>
+                <w:sz w:val="20"/>
+              </w:rPr>
+              <w:t xml:space="preserve">를 실행하고 적용까지 켜 두면 그 자체로 옵션을 사용한 것이 된다.</w:t>
             </w:r>
           </w:p>
           <w:p>
@@ -821,19 +1144,62 @@
     <w:p>
       <w:r>
         <w:rPr>
-          <w:rFonts w:ascii="맑은 고딕" w:hAnsi="맑은 고딕" w:eastAsia="맑은 고딕"/>
-          <w:sz w:val="21"/>
-        </w:rPr>
-        <w:t>`USERENV` 컨텍스트의 두 항목이 답을 준다. `DB_UNIQUE_NAME`은 어느 데이터베이스인지, `DATABASE_ROLE`은 그것이 Primary인지 Standby인지 알려 준다.</w:t>
+          <w:rFonts w:ascii="Consolas" w:hAnsi="Consolas" w:eastAsia="맑은 고딕"/>
+          <w:sz w:val="21"/>
+        </w:rPr>
+        <w:t xml:space="preserve">USERENV</w:t>
+      </w:r>
+      <w:r>
+        <w:rPr>
+          <w:rFonts w:ascii="맑은 고딕" w:hAnsi="맑은 고딕" w:eastAsia="맑은 고딕"/>
+          <w:sz w:val="21"/>
+        </w:rPr>
+        <w:t xml:space="preserve"> 컨텍스트의 두 항목이 답을 준다. </w:t>
+      </w:r>
+      <w:r>
+        <w:rPr>
+          <w:rFonts w:ascii="Consolas" w:hAnsi="Consolas" w:eastAsia="맑은 고딕"/>
+          <w:sz w:val="21"/>
+        </w:rPr>
+        <w:t xml:space="preserve">DB_UNIQUE_NAME</w:t>
+      </w:r>
+      <w:r>
+        <w:rPr>
+          <w:rFonts w:ascii="맑은 고딕" w:hAnsi="맑은 고딕" w:eastAsia="맑은 고딕"/>
+          <w:sz w:val="21"/>
+        </w:rPr>
+        <w:t xml:space="preserve">은 어느 데이터베이스인지, </w:t>
+      </w:r>
+      <w:r>
+        <w:rPr>
+          <w:rFonts w:ascii="Consolas" w:hAnsi="Consolas" w:eastAsia="맑은 고딕"/>
+          <w:sz w:val="21"/>
+        </w:rPr>
+        <w:t xml:space="preserve">DATABASE_ROLE</w:t>
+      </w:r>
+      <w:r>
+        <w:rPr>
+          <w:rFonts w:ascii="맑은 고딕" w:hAnsi="맑은 고딕" w:eastAsia="맑은 고딕"/>
+          <w:sz w:val="21"/>
+        </w:rPr>
+        <w:t xml:space="preserve">은 그것이 Primary인지 Standby인지 알려 준다.</w:t>
       </w:r>
     </w:p>
     <w:p>
       <w:r>
         <w:rPr>
           <w:rFonts w:ascii="맑은 고딕" w:hAnsi="맑은 고딕" w:eastAsia="맑은 고딕"/>
-          <w:sz w:val="21"/>
-        </w:rPr>
-        <w:t>**역할 전환이 있는 환경에서는 두 번째가 특히 중요하다.** 접속 대상은 그대로인데 역할이 바뀔 수 있기 때문이다. 애플리케이션이 "지금 붙은 곳이 읽기 전용인가"를 판단해야 한다면 이름이 아니라 역할로 판단해야 한다.</w:t>
+          <w:b/>
+          <w:sz w:val="21"/>
+        </w:rPr>
+        <w:t xml:space="preserve">역할 전환이 있는 환경에서는 두 번째가 특히 중요하다.</w:t>
+      </w:r>
+      <w:r>
+        <w:rPr>
+          <w:rFonts w:ascii="맑은 고딕" w:hAnsi="맑은 고딕" w:eastAsia="맑은 고딕"/>
+          <w:sz w:val="21"/>
+        </w:rPr>
+        <w:t xml:space="preserve"> 접속 대상은 그대로인데 역할이 바뀔 수 있기 때문이다. 애플리케이션이 "지금 붙은 곳이 읽기 전용인가"를 판단해야 한다면 이름이 아니라 역할로 판단해야 한다.</w:t>
       </w:r>
     </w:p>
     <w:p>
@@ -842,7 +1208,21 @@
           <w:rFonts w:ascii="맑은 고딕" w:hAnsi="맑은 고딕" w:eastAsia="맑은 고딕"/>
           <w:sz w:val="21"/>
         </w:rPr>
-        <w:t>PDB 서비스로 접속했다는 점도 눈여겨본다. Standby의 PDB가 `READ ONLY`로 열려 있으면 리스너에 서비스가 등록된다.</w:t>
+        <w:t xml:space="preserve">PDB 서비스로 접속했다는 점도 눈여겨본다. Standby의 PDB가 </w:t>
+      </w:r>
+      <w:r>
+        <w:rPr>
+          <w:rFonts w:ascii="Consolas" w:hAnsi="Consolas" w:eastAsia="맑은 고딕"/>
+          <w:sz w:val="21"/>
+        </w:rPr>
+        <w:t xml:space="preserve">READ ONLY</w:t>
+      </w:r>
+      <w:r>
+        <w:rPr>
+          <w:rFonts w:ascii="맑은 고딕" w:hAnsi="맑은 고딕" w:eastAsia="맑은 고딕"/>
+          <w:sz w:val="21"/>
+        </w:rPr>
+        <w:t xml:space="preserve">로 열려 있으면 리스너에 서비스가 등록된다.</w:t>
       </w:r>
     </w:p>
     <w:tbl>
@@ -919,10 +1299,25 @@
     <w:p>
       <w:r>
         <w:rPr>
-          <w:rFonts w:ascii="맑은 고딕" w:hAnsi="맑은 고딕" w:eastAsia="맑은 고딕"/>
-          <w:sz w:val="21"/>
-        </w:rPr>
-        <w:t>`status READY`다. 3장에서 다룬 동적 등록이며, PDB를 닫으면 이 서비스도 사라진다. 8장에서 새 PDB를 열어야 한다고 강조한 이유가 여기서도 확인된다. **열지 않으면 서비스가 없고, 서비스가 없으면 애플리케이션이 접속할 수 없다.**</w:t>
+          <w:rFonts w:ascii="Consolas" w:hAnsi="Consolas" w:eastAsia="맑은 고딕"/>
+          <w:sz w:val="21"/>
+        </w:rPr>
+        <w:t xml:space="preserve">status READY</w:t>
+      </w:r>
+      <w:r>
+        <w:rPr>
+          <w:rFonts w:ascii="맑은 고딕" w:hAnsi="맑은 고딕" w:eastAsia="맑은 고딕"/>
+          <w:sz w:val="21"/>
+        </w:rPr>
+        <w:t xml:space="preserve">다. 3장에서 다룬 동적 등록이며, PDB를 닫으면 이 서비스도 사라진다. 8장에서 새 PDB를 열어야 한다고 강조한 이유가 여기서도 확인된다. </w:t>
+      </w:r>
+      <w:r>
+        <w:rPr>
+          <w:rFonts w:ascii="맑은 고딕" w:hAnsi="맑은 고딕" w:eastAsia="맑은 고딕"/>
+          <w:b/>
+          <w:sz w:val="21"/>
+        </w:rPr>
+        <w:t xml:space="preserve">열지 않으면 서비스가 없고, 서비스가 없으면 애플리케이션이 접속할 수 없다.</w:t>
       </w:r>
     </w:p>
     <w:p>
@@ -947,7 +1342,21 @@
           <w:rFonts w:ascii="맑은 고딕" w:hAnsi="맑은 고딕" w:eastAsia="맑은 고딕"/>
           <w:sz w:val="21"/>
         </w:rPr>
-        <w:t>물어야 할 질문은 이것이다. Primary가 `INSERT`했지만 아직 커밋하지 않은 행이 Standby에서 보이는가.</w:t>
+        <w:t xml:space="preserve">물어야 할 질문은 이것이다. Primary가 </w:t>
+      </w:r>
+      <w:r>
+        <w:rPr>
+          <w:rFonts w:ascii="Consolas" w:hAnsi="Consolas" w:eastAsia="맑은 고딕"/>
+          <w:sz w:val="21"/>
+        </w:rPr>
+        <w:t xml:space="preserve">INSERT</w:t>
+      </w:r>
+      <w:r>
+        <w:rPr>
+          <w:rFonts w:ascii="맑은 고딕" w:hAnsi="맑은 고딕" w:eastAsia="맑은 고딕"/>
+          <w:sz w:val="21"/>
+        </w:rPr>
+        <w:t xml:space="preserve">했지만 아직 커밋하지 않은 행이 Standby에서 보이는가.</w:t>
       </w:r>
     </w:p>
     <w:p>
@@ -956,7 +1365,22 @@
           <w:rFonts w:ascii="맑은 고딕" w:hAnsi="맑은 고딕" w:eastAsia="맑은 고딕"/>
           <w:sz w:val="21"/>
         </w:rPr>
-        <w:t>답은 **보이지 않는다**이다. 리두는 커밋 전에도 전송·적용되지만 조회는 커밋된 데이터만 본다.</w:t>
+        <w:t xml:space="preserve">답은 </w:t>
+      </w:r>
+      <w:r>
+        <w:rPr>
+          <w:rFonts w:ascii="맑은 고딕" w:hAnsi="맑은 고딕" w:eastAsia="맑은 고딕"/>
+          <w:b/>
+          <w:sz w:val="21"/>
+        </w:rPr>
+        <w:t xml:space="preserve">보이지 않는다</w:t>
+      </w:r>
+      <w:r>
+        <w:rPr>
+          <w:rFonts w:ascii="맑은 고딕" w:hAnsi="맑은 고딕" w:eastAsia="맑은 고딕"/>
+          <w:sz w:val="21"/>
+        </w:rPr>
+        <w:t xml:space="preserve">이다. 리두는 커밋 전에도 전송·적용되지만 조회는 커밋된 데이터만 본다.</w:t>
       </w:r>
     </w:p>
     <w:p>
@@ -965,7 +1389,21 @@
           <w:rFonts w:ascii="맑은 고딕" w:hAnsi="맑은 고딕" w:eastAsia="맑은 고딕"/>
           <w:sz w:val="21"/>
         </w:rPr>
-        <w:t>Primary의 백그라운드 세션이 `INSERT` 후 40초 동안 커밋하지 않고 기다리는 사이 Standby에서 조회했다.</w:t>
+        <w:t xml:space="preserve">Primary의 백그라운드 세션이 </w:t>
+      </w:r>
+      <w:r>
+        <w:rPr>
+          <w:rFonts w:ascii="Consolas" w:hAnsi="Consolas" w:eastAsia="맑은 고딕"/>
+          <w:sz w:val="21"/>
+        </w:rPr>
+        <w:t xml:space="preserve">INSERT</w:t>
+      </w:r>
+      <w:r>
+        <w:rPr>
+          <w:rFonts w:ascii="맑은 고딕" w:hAnsi="맑은 고딕" w:eastAsia="맑은 고딕"/>
+          <w:sz w:val="21"/>
+        </w:rPr>
+        <w:t xml:space="preserve"> 후 40초 동안 커밋하지 않고 기다리는 사이 Standby에서 조회했다.</w:t>
       </w:r>
     </w:p>
     <w:tbl>
@@ -1168,7 +1606,21 @@
           <w:rFonts w:ascii="맑은 고딕" w:hAnsi="맑은 고딕" w:eastAsia="맑은 고딕"/>
           <w:sz w:val="21"/>
         </w:rPr>
-        <w:t>커밋되지 않은 2번 행은 보이지 않는다. 백그라운드 세션이 `ROLLBACK`으로 끝난 뒤에도 결과는 같았다.</w:t>
+        <w:t xml:space="preserve">커밋되지 않은 2번 행은 보이지 않는다. 백그라운드 세션이 </w:t>
+      </w:r>
+      <w:r>
+        <w:rPr>
+          <w:rFonts w:ascii="Consolas" w:hAnsi="Consolas" w:eastAsia="맑은 고딕"/>
+          <w:sz w:val="21"/>
+        </w:rPr>
+        <w:t xml:space="preserve">ROLLBACK</w:t>
+      </w:r>
+      <w:r>
+        <w:rPr>
+          <w:rFonts w:ascii="맑은 고딕" w:hAnsi="맑은 고딕" w:eastAsia="맑은 고딕"/>
+          <w:sz w:val="21"/>
+        </w:rPr>
+        <w:t xml:space="preserve">으로 끝난 뒤에도 결과는 같았다.</w:t>
       </w:r>
     </w:p>
     <w:p>
@@ -1177,7 +1629,22 @@
           <w:rFonts w:ascii="맑은 고딕" w:hAnsi="맑은 고딕" w:eastAsia="맑은 고딕"/>
           <w:sz w:val="21"/>
         </w:rPr>
-        <w:t>Standby는 **리두를 적용하는 중**이므로 데이터 블록에는 커밋되지 않은 변경이 이미 반영되어 있을 수 있다. 그럼에도 결과가 깨끗한 것은 UNDO 도 함께 적용되어 읽기 일관성이 유지되기 때문이다.</w:t>
+        <w:t xml:space="preserve">Standby는 </w:t>
+      </w:r>
+      <w:r>
+        <w:rPr>
+          <w:rFonts w:ascii="맑은 고딕" w:hAnsi="맑은 고딕" w:eastAsia="맑은 고딕"/>
+          <w:b/>
+          <w:sz w:val="21"/>
+        </w:rPr>
+        <w:t xml:space="preserve">리두를 적용하는 중</w:t>
+      </w:r>
+      <w:r>
+        <w:rPr>
+          <w:rFonts w:ascii="맑은 고딕" w:hAnsi="맑은 고딕" w:eastAsia="맑은 고딕"/>
+          <w:sz w:val="21"/>
+        </w:rPr>
+        <w:t xml:space="preserve">이므로 데이터 블록에는 커밋되지 않은 변경이 이미 반영되어 있을 수 있다. 그럼에도 결과가 깨끗한 것은 UNDO 도 함께 적용되어 읽기 일관성이 유지되기 때문이다.</w:t>
       </w:r>
     </w:p>
     <w:p>
@@ -1194,7 +1661,21 @@
           <w:rFonts w:ascii="맑은 고딕" w:hAnsi="맑은 고딕" w:eastAsia="맑은 고딕"/>
           <w:sz w:val="21"/>
         </w:rPr>
-        <w:t>처음 시도한 측정은 다른 결과를 냈다. `INSERT` 후 커밋하지 않았는데 Standby에서 그 행이 보였다.</w:t>
+        <w:t xml:space="preserve">처음 시도한 측정은 다른 결과를 냈다. </w:t>
+      </w:r>
+      <w:r>
+        <w:rPr>
+          <w:rFonts w:ascii="Consolas" w:hAnsi="Consolas" w:eastAsia="맑은 고딕"/>
+          <w:sz w:val="21"/>
+        </w:rPr>
+        <w:t xml:space="preserve">INSERT</w:t>
+      </w:r>
+      <w:r>
+        <w:rPr>
+          <w:rFonts w:ascii="맑은 고딕" w:hAnsi="맑은 고딕" w:eastAsia="맑은 고딕"/>
+          <w:sz w:val="21"/>
+        </w:rPr>
+        <w:t xml:space="preserve"> 후 커밋하지 않았는데 Standby에서 그 행이 보였다.</w:t>
       </w:r>
     </w:p>
     <w:p>
@@ -1203,7 +1684,22 @@
           <w:rFonts w:ascii="맑은 고딕" w:hAnsi="맑은 고딕" w:eastAsia="맑은 고딕"/>
           <w:sz w:val="21"/>
         </w:rPr>
-        <w:t>원인은 Data Guard가 아니라 **SQL*Plus**였다.</w:t>
+        <w:t xml:space="preserve">원인은 Data Guard가 아니라 </w:t>
+      </w:r>
+      <w:r>
+        <w:rPr>
+          <w:rFonts w:ascii="맑은 고딕" w:hAnsi="맑은 고딕" w:eastAsia="맑은 고딕"/>
+          <w:b/>
+          <w:sz w:val="21"/>
+        </w:rPr>
+        <w:t xml:space="preserve">SQL*Plus</w:t>
+      </w:r>
+      <w:r>
+        <w:rPr>
+          <w:rFonts w:ascii="맑은 고딕" w:hAnsi="맑은 고딕" w:eastAsia="맑은 고딕"/>
+          <w:sz w:val="21"/>
+        </w:rPr>
+        <w:t xml:space="preserve">였다.</w:t>
       </w:r>
     </w:p>
     <w:tbl>
@@ -1430,9 +1926,61 @@
       <w:r>
         <w:rPr>
           <w:rFonts w:ascii="맑은 고딕" w:hAnsi="맑은 고딕" w:eastAsia="맑은 고딕"/>
-          <w:sz w:val="21"/>
-        </w:rPr>
-        <w:t>**SQL*Plus는 정상 종료(`EXIT`) 시 암묵적으로 커밋한다.** 스크립트가 `INSERT` 후 `EXIT`로 끝나면 커밋된 것이다. 그래서 "커밋하지 않았는데 보인다"는 잘못된 결론이 나왔다.</w:t>
+          <w:b/>
+          <w:sz w:val="21"/>
+        </w:rPr>
+        <w:t xml:space="preserve">SQL*Plus는 정상 종료(</w:t>
+      </w:r>
+      <w:r>
+        <w:rPr>
+          <w:rFonts w:ascii="Consolas" w:hAnsi="Consolas" w:eastAsia="맑은 고딕"/>
+          <w:b/>
+          <w:sz w:val="21"/>
+        </w:rPr>
+        <w:t xml:space="preserve">EXIT</w:t>
+      </w:r>
+      <w:r>
+        <w:rPr>
+          <w:rFonts w:ascii="맑은 고딕" w:hAnsi="맑은 고딕" w:eastAsia="맑은 고딕"/>
+          <w:b/>
+          <w:sz w:val="21"/>
+        </w:rPr>
+        <w:t xml:space="preserve">) 시 암묵적으로 커밋한다.</w:t>
+      </w:r>
+      <w:r>
+        <w:rPr>
+          <w:rFonts w:ascii="맑은 고딕" w:hAnsi="맑은 고딕" w:eastAsia="맑은 고딕"/>
+          <w:sz w:val="21"/>
+        </w:rPr>
+        <w:t xml:space="preserve"> 스크립트가 </w:t>
+      </w:r>
+      <w:r>
+        <w:rPr>
+          <w:rFonts w:ascii="Consolas" w:hAnsi="Consolas" w:eastAsia="맑은 고딕"/>
+          <w:sz w:val="21"/>
+        </w:rPr>
+        <w:t xml:space="preserve">INSERT</w:t>
+      </w:r>
+      <w:r>
+        <w:rPr>
+          <w:rFonts w:ascii="맑은 고딕" w:hAnsi="맑은 고딕" w:eastAsia="맑은 고딕"/>
+          <w:sz w:val="21"/>
+        </w:rPr>
+        <w:t xml:space="preserve"> 후 </w:t>
+      </w:r>
+      <w:r>
+        <w:rPr>
+          <w:rFonts w:ascii="Consolas" w:hAnsi="Consolas" w:eastAsia="맑은 고딕"/>
+          <w:sz w:val="21"/>
+        </w:rPr>
+        <w:t xml:space="preserve">EXIT</w:t>
+      </w:r>
+      <w:r>
+        <w:rPr>
+          <w:rFonts w:ascii="맑은 고딕" w:hAnsi="맑은 고딕" w:eastAsia="맑은 고딕"/>
+          <w:sz w:val="21"/>
+        </w:rPr>
+        <w:t xml:space="preserve">로 끝나면 커밋된 것이다. 그래서 "커밋하지 않았는데 보인다"는 잘못된 결론이 나왔다.</w:t>
       </w:r>
     </w:p>
     <w:tbl>
@@ -1469,31 +2017,103 @@
                 <w:rFonts w:ascii="맑은 고딕" w:hAnsi="맑은 고딕" w:eastAsia="맑은 고딕"/>
                 <w:sz w:val="20"/>
               </w:rPr>
-              <w:t>이 사례의 교훈은 Data Guard 지식이 아니라 **측정 방법**에 관한 것이다. 커밋되지 않은 상태를 유지하려면 세션이 살아 있어야 하며, SQL*Plus는 `EXIT`에서 커밋하고 비정상 종료에서는 롤백한다.</w:t>
-            </w:r>
-          </w:p>
-          <w:p>
-            <w:pPr>
-              <w:spacing w:after="20"/>
-            </w:pPr>
+              <w:t xml:space="preserve">이 사례의 교훈은 Data Guard 지식이 아니라 </w:t>
+            </w:r>
+            <w:r>
+              <w:rPr>
+                <w:rFonts w:ascii="맑은 고딕" w:hAnsi="맑은 고딕" w:eastAsia="맑은 고딕"/>
+                <w:b/>
+                <w:sz w:val="20"/>
+              </w:rPr>
+              <w:t xml:space="preserve">측정 방법</w:t>
+            </w:r>
             <w:r>
               <w:rPr>
                 <w:rFonts w:ascii="맑은 고딕" w:hAnsi="맑은 고딕" w:eastAsia="맑은 고딕"/>
                 <w:sz w:val="20"/>
               </w:rPr>
-              <w:t>확실한 방법은 한 세션 안에서 `INSERT` → 대기 → 확인을 모두 처리하는 것이다. 실측에서는 `DBMS_SESSION.SLEEP(40)`을 썼다.</w:t>
-            </w:r>
-          </w:p>
-          <w:p>
-            <w:pPr>
-              <w:spacing w:after="20"/>
-            </w:pPr>
+              <w:t xml:space="preserve">에 관한 것이다. 커밋되지 않은 상태를 유지하려면 세션이 살아 있어야 하며, SQL*Plus는 </w:t>
+            </w:r>
+            <w:r>
+              <w:rPr>
+                <w:rFonts w:ascii="Consolas" w:hAnsi="Consolas" w:eastAsia="맑은 고딕"/>
+                <w:sz w:val="20"/>
+              </w:rPr>
+              <w:t xml:space="preserve">EXIT</w:t>
+            </w:r>
             <w:r>
               <w:rPr>
                 <w:rFonts w:ascii="맑은 고딕" w:hAnsi="맑은 고딕" w:eastAsia="맑은 고딕"/>
                 <w:sz w:val="20"/>
               </w:rPr>
-              <w:t>예상과 다른 결과가 나왔을 때 **"제품이 이상하다"보다 "내 측정이 이상하다"를 먼저 의심하는 것**이 대개 맞다.</w:t>
+              <w:t xml:space="preserve">에서 커밋하고 비정상 종료에서는 롤백한다.</w:t>
+            </w:r>
+          </w:p>
+          <w:p>
+            <w:pPr>
+              <w:spacing w:after="20"/>
+            </w:pPr>
+            <w:r>
+              <w:rPr>
+                <w:rFonts w:ascii="맑은 고딕" w:hAnsi="맑은 고딕" w:eastAsia="맑은 고딕"/>
+                <w:sz w:val="20"/>
+              </w:rPr>
+              <w:t xml:space="preserve">확실한 방법은 한 세션 안에서 </w:t>
+            </w:r>
+            <w:r>
+              <w:rPr>
+                <w:rFonts w:ascii="Consolas" w:hAnsi="Consolas" w:eastAsia="맑은 고딕"/>
+                <w:sz w:val="20"/>
+              </w:rPr>
+              <w:t xml:space="preserve">INSERT</w:t>
+            </w:r>
+            <w:r>
+              <w:rPr>
+                <w:rFonts w:ascii="맑은 고딕" w:hAnsi="맑은 고딕" w:eastAsia="맑은 고딕"/>
+                <w:sz w:val="20"/>
+              </w:rPr>
+              <w:t xml:space="preserve"> → 대기 → 확인을 모두 처리하는 것이다. 실측에서는 </w:t>
+            </w:r>
+            <w:r>
+              <w:rPr>
+                <w:rFonts w:ascii="Consolas" w:hAnsi="Consolas" w:eastAsia="맑은 고딕"/>
+                <w:sz w:val="20"/>
+              </w:rPr>
+              <w:t xml:space="preserve">DBMS_SESSION.SLEEP(40)</w:t>
+            </w:r>
+            <w:r>
+              <w:rPr>
+                <w:rFonts w:ascii="맑은 고딕" w:hAnsi="맑은 고딕" w:eastAsia="맑은 고딕"/>
+                <w:sz w:val="20"/>
+              </w:rPr>
+              <w:t xml:space="preserve">을 썼다.</w:t>
+            </w:r>
+          </w:p>
+          <w:p>
+            <w:pPr>
+              <w:spacing w:after="20"/>
+            </w:pPr>
+            <w:r>
+              <w:rPr>
+                <w:rFonts w:ascii="맑은 고딕" w:hAnsi="맑은 고딕" w:eastAsia="맑은 고딕"/>
+                <w:sz w:val="20"/>
+              </w:rPr>
+              <w:t xml:space="preserve">예상과 다른 결과가 나왔을 때 </w:t>
+            </w:r>
+            <w:r>
+              <w:rPr>
+                <w:rFonts w:ascii="맑은 고딕" w:hAnsi="맑은 고딕" w:eastAsia="맑은 고딕"/>
+                <w:b/>
+                <w:sz w:val="20"/>
+              </w:rPr>
+              <w:t xml:space="preserve">"제품이 이상하다"보다 "내 측정이 이상하다"를 먼저 의심하는 것</w:t>
+            </w:r>
+            <w:r>
+              <w:rPr>
+                <w:rFonts w:ascii="맑은 고딕" w:hAnsi="맑은 고딕" w:eastAsia="맑은 고딕"/>
+                <w:sz w:val="20"/>
+              </w:rPr>
+              <w:t xml:space="preserve">이 대개 맞다.</w:t>
             </w:r>
           </w:p>
         </w:tc>
@@ -1690,10 +2310,60 @@
     <w:p>
       <w:r>
         <w:rPr>
-          <w:rFonts w:ascii="맑은 고딕" w:hAnsi="맑은 고딕" w:eastAsia="맑은 고딕"/>
-          <w:sz w:val="21"/>
-        </w:rPr>
-        <w:t>`INSERT`·`UPDATE`·`DDL` 모두 **ORA-16000**이다. 8장에서 테이블스페이스를 만들려다 만난 것과 같은 오류이며, 원인도 같다. 읽기 전용으로 열려 있다.</w:t>
+          <w:rFonts w:ascii="Consolas" w:hAnsi="Consolas" w:eastAsia="맑은 고딕"/>
+          <w:sz w:val="21"/>
+        </w:rPr>
+        <w:t xml:space="preserve">INSERT</w:t>
+      </w:r>
+      <w:r>
+        <w:rPr>
+          <w:rFonts w:ascii="맑은 고딕" w:hAnsi="맑은 고딕" w:eastAsia="맑은 고딕"/>
+          <w:sz w:val="21"/>
+        </w:rPr>
+        <w:t xml:space="preserve">·</w:t>
+      </w:r>
+      <w:r>
+        <w:rPr>
+          <w:rFonts w:ascii="Consolas" w:hAnsi="Consolas" w:eastAsia="맑은 고딕"/>
+          <w:sz w:val="21"/>
+        </w:rPr>
+        <w:t xml:space="preserve">UPDATE</w:t>
+      </w:r>
+      <w:r>
+        <w:rPr>
+          <w:rFonts w:ascii="맑은 고딕" w:hAnsi="맑은 고딕" w:eastAsia="맑은 고딕"/>
+          <w:sz w:val="21"/>
+        </w:rPr>
+        <w:t xml:space="preserve">·</w:t>
+      </w:r>
+      <w:r>
+        <w:rPr>
+          <w:rFonts w:ascii="Consolas" w:hAnsi="Consolas" w:eastAsia="맑은 고딕"/>
+          <w:sz w:val="21"/>
+        </w:rPr>
+        <w:t xml:space="preserve">DDL</w:t>
+      </w:r>
+      <w:r>
+        <w:rPr>
+          <w:rFonts w:ascii="맑은 고딕" w:hAnsi="맑은 고딕" w:eastAsia="맑은 고딕"/>
+          <w:sz w:val="21"/>
+        </w:rPr>
+        <w:t xml:space="preserve"> 모두 </w:t>
+      </w:r>
+      <w:r>
+        <w:rPr>
+          <w:rFonts w:ascii="맑은 고딕" w:hAnsi="맑은 고딕" w:eastAsia="맑은 고딕"/>
+          <w:b/>
+          <w:sz w:val="21"/>
+        </w:rPr>
+        <w:t xml:space="preserve">ORA-16000</w:t>
+      </w:r>
+      <w:r>
+        <w:rPr>
+          <w:rFonts w:ascii="맑은 고딕" w:hAnsi="맑은 고딕" w:eastAsia="맑은 고딕"/>
+          <w:sz w:val="21"/>
+        </w:rPr>
+        <w:t xml:space="preserve">이다. 8장에서 테이블스페이스를 만들려다 만난 것과 같은 오류이며, 원인도 같다. 읽기 전용으로 열려 있다.</w:t>
       </w:r>
     </w:p>
     <w:p>
@@ -1717,9 +2387,10 @@
       <w:r>
         <w:rPr>
           <w:rFonts w:ascii="맑은 고딕" w:hAnsi="맑은 고딕" w:eastAsia="맑은 고딕"/>
-          <w:sz w:val="21"/>
-        </w:rPr>
-        <w:t>**정렬과 임시 세그먼트 — 된다.**</w:t>
+          <w:b/>
+          <w:sz w:val="21"/>
+        </w:rPr>
+        <w:t xml:space="preserve">정렬과 임시 세그먼트 — 된다.</w:t>
       </w:r>
     </w:p>
     <w:tbl>
@@ -1864,16 +2535,40 @@
           <w:rFonts w:ascii="맑은 고딕" w:hAnsi="맑은 고딕" w:eastAsia="맑은 고딕"/>
           <w:sz w:val="21"/>
         </w:rPr>
-        <w:t>7만 행을 정렬했고 임시 테이블스페이스가 실제로 쓰였다. **보고서·집계 조회를 Standby로 옮기는** 전형적인 활용의 근거다.</w:t>
+        <w:t xml:space="preserve">7만 행을 정렬했고 임시 테이블스페이스가 실제로 쓰였다. </w:t>
+      </w:r>
+      <w:r>
+        <w:rPr>
+          <w:rFonts w:ascii="맑은 고딕" w:hAnsi="맑은 고딕" w:eastAsia="맑은 고딕"/>
+          <w:b/>
+          <w:sz w:val="21"/>
+        </w:rPr>
+        <w:t xml:space="preserve">보고서·집계 조회를 Standby로 옮기는</w:t>
+      </w:r>
+      <w:r>
+        <w:rPr>
+          <w:rFonts w:ascii="맑은 고딕" w:hAnsi="맑은 고딕" w:eastAsia="맑은 고딕"/>
+          <w:sz w:val="21"/>
+        </w:rPr>
+        <w:t xml:space="preserve"> 전형적인 활용의 근거다.</w:t>
       </w:r>
     </w:p>
     <w:p>
       <w:r>
         <w:rPr>
-          <w:rFonts w:ascii="맑은 고딕" w:hAnsi="맑은 고딕" w:eastAsia="맑은 고딕"/>
-          <w:sz w:val="21"/>
-        </w:rPr>
-        <w:t>**`EXPLAIN PLAN` — 된다.**</w:t>
+          <w:rFonts w:ascii="Consolas" w:hAnsi="Consolas" w:eastAsia="맑은 고딕"/>
+          <w:b/>
+          <w:sz w:val="21"/>
+        </w:rPr>
+        <w:t xml:space="preserve">EXPLAIN PLAN</w:t>
+      </w:r>
+      <w:r>
+        <w:rPr>
+          <w:rFonts w:ascii="맑은 고딕" w:hAnsi="맑은 고딕" w:eastAsia="맑은 고딕"/>
+          <w:b/>
+          <w:sz w:val="21"/>
+        </w:rPr>
+        <w:t xml:space="preserve"> — 된다.</w:t>
       </w:r>
     </w:p>
     <w:tbl>
@@ -1963,19 +2658,27 @@
     <w:p>
       <w:r>
         <w:rPr>
-          <w:rFonts w:ascii="맑은 고딕" w:hAnsi="맑은 고딕" w:eastAsia="맑은 고딕"/>
-          <w:sz w:val="21"/>
-        </w:rPr>
-        <w:t>`PLAN_TABLE`이 전역 임시 테이블이기 때문이다. 다음 항목과 이어진다.</w:t>
+          <w:rFonts w:ascii="Consolas" w:hAnsi="Consolas" w:eastAsia="맑은 고딕"/>
+          <w:sz w:val="21"/>
+        </w:rPr>
+        <w:t xml:space="preserve">PLAN_TABLE</w:t>
+      </w:r>
+      <w:r>
+        <w:rPr>
+          <w:rFonts w:ascii="맑은 고딕" w:hAnsi="맑은 고딕" w:eastAsia="맑은 고딕"/>
+          <w:sz w:val="21"/>
+        </w:rPr>
+        <w:t xml:space="preserve">이 전역 임시 테이블이기 때문이다. 다음 항목과 이어진다.</w:t>
       </w:r>
     </w:p>
     <w:p>
       <w:r>
         <w:rPr>
           <w:rFonts w:ascii="맑은 고딕" w:hAnsi="맑은 고딕" w:eastAsia="맑은 고딕"/>
-          <w:sz w:val="21"/>
-        </w:rPr>
-        <w:t>**전역 임시 테이블(GTT)에 대한 DML — 된다.**</w:t>
+          <w:b/>
+          <w:sz w:val="21"/>
+        </w:rPr>
+        <w:t xml:space="preserve">전역 임시 테이블(GTT)에 대한 DML — 된다.</w:t>
       </w:r>
     </w:p>
     <w:tbl>
@@ -2081,16 +2784,45 @@
           <w:rFonts w:ascii="맑은 고딕" w:hAnsi="맑은 고딕" w:eastAsia="맑은 고딕"/>
           <w:sz w:val="21"/>
         </w:rPr>
-        <w:t>GTT의 데이터는 임시 테이블스페이스에 있어 영구 데이터 파일을 건드리지 않으므로 허용된다. `TEMP_UNDO_ENABLED`가 `FALSE`인데도 동작했다.</w:t>
+        <w:t xml:space="preserve">GTT의 데이터는 임시 테이블스페이스에 있어 영구 데이터 파일을 건드리지 않으므로 허용된다. </w:t>
+      </w:r>
+      <w:r>
+        <w:rPr>
+          <w:rFonts w:ascii="Consolas" w:hAnsi="Consolas" w:eastAsia="맑은 고딕"/>
+          <w:sz w:val="21"/>
+        </w:rPr>
+        <w:t xml:space="preserve">TEMP_UNDO_ENABLED</w:t>
+      </w:r>
+      <w:r>
+        <w:rPr>
+          <w:rFonts w:ascii="맑은 고딕" w:hAnsi="맑은 고딕" w:eastAsia="맑은 고딕"/>
+          <w:sz w:val="21"/>
+        </w:rPr>
+        <w:t xml:space="preserve">가 </w:t>
+      </w:r>
+      <w:r>
+        <w:rPr>
+          <w:rFonts w:ascii="Consolas" w:hAnsi="Consolas" w:eastAsia="맑은 고딕"/>
+          <w:sz w:val="21"/>
+        </w:rPr>
+        <w:t xml:space="preserve">FALSE</w:t>
+      </w:r>
+      <w:r>
+        <w:rPr>
+          <w:rFonts w:ascii="맑은 고딕" w:hAnsi="맑은 고딕" w:eastAsia="맑은 고딕"/>
+          <w:sz w:val="21"/>
+        </w:rPr>
+        <w:t xml:space="preserve">인데도 동작했다.</w:t>
       </w:r>
     </w:p>
     <w:p>
       <w:r>
         <w:rPr>
           <w:rFonts w:ascii="맑은 고딕" w:hAnsi="맑은 고딕" w:eastAsia="맑은 고딕"/>
-          <w:sz w:val="21"/>
-        </w:rPr>
-        <w:t>**시퀀스 — 된다. 다만 값이 뛴다.**</w:t>
+          <w:b/>
+          <w:sz w:val="21"/>
+        </w:rPr>
+        <w:t xml:space="preserve">시퀀스 — 된다. 다만 값이 뛴다.</w:t>
       </w:r>
     </w:p>
     <w:tbl>
@@ -2287,7 +3019,22 @@
           <w:rFonts w:ascii="맑은 고딕" w:hAnsi="맑은 고딕" w:eastAsia="맑은 고딕"/>
           <w:sz w:val="21"/>
         </w:rPr>
-        <w:t>Primary에서 1을 받은 시퀀스가 Standby에서는 **21**을 돌려주었다. Standby는 Primary가 쓰는 범위와 겹치지 않도록 별도의 범위를 할당받기 때문이다.</w:t>
+        <w:t xml:space="preserve">Primary에서 1을 받은 시퀀스가 Standby에서는 </w:t>
+      </w:r>
+      <w:r>
+        <w:rPr>
+          <w:rFonts w:ascii="맑은 고딕" w:hAnsi="맑은 고딕" w:eastAsia="맑은 고딕"/>
+          <w:b/>
+          <w:sz w:val="21"/>
+        </w:rPr>
+        <w:t xml:space="preserve">21</w:t>
+      </w:r>
+      <w:r>
+        <w:rPr>
+          <w:rFonts w:ascii="맑은 고딕" w:hAnsi="맑은 고딕" w:eastAsia="맑은 고딕"/>
+          <w:sz w:val="21"/>
+        </w:rPr>
+        <w:t xml:space="preserve">을 돌려주었다. Standby는 Primary가 쓰는 범위와 겹치지 않도록 별도의 범위를 할당받기 때문이다.</w:t>
       </w:r>
     </w:p>
     <w:p>
@@ -2296,7 +3043,22 @@
           <w:rFonts w:ascii="맑은 고딕" w:hAnsi="맑은 고딕" w:eastAsia="맑은 고딕"/>
           <w:sz w:val="21"/>
         </w:rPr>
-        <w:t>실무적으로 중요한 결론이 나온다. **Standby에서 얻은 시퀀스 값은 Primary와 연속되지 않는다.** 채번을 두 노드에서 나눠 하면 값에 큰 구멍이 생긴다. 순번의 연속성이 업무 요건이라면 Standby에서 시퀀스를 쓰지 않도록 해야 한다.</w:t>
+        <w:t xml:space="preserve">실무적으로 중요한 결론이 나온다. </w:t>
+      </w:r>
+      <w:r>
+        <w:rPr>
+          <w:rFonts w:ascii="맑은 고딕" w:hAnsi="맑은 고딕" w:eastAsia="맑은 고딕"/>
+          <w:b/>
+          <w:sz w:val="21"/>
+        </w:rPr>
+        <w:t xml:space="preserve">Standby에서 얻은 시퀀스 값은 Primary와 연속되지 않는다.</w:t>
+      </w:r>
+      <w:r>
+        <w:rPr>
+          <w:rFonts w:ascii="맑은 고딕" w:hAnsi="맑은 고딕" w:eastAsia="맑은 고딕"/>
+          <w:sz w:val="21"/>
+        </w:rPr>
+        <w:t xml:space="preserve"> 채번을 두 노드에서 나눠 하면 값에 큰 구멍이 생긴다. 순번의 연속성이 업무 요건이라면 Standby에서 시퀀스를 쓰지 않도록 해야 한다.</w:t>
       </w:r>
     </w:p>
     <w:tbl>
@@ -2368,10 +3130,10 @@
           <w:p>
             <w:r>
               <w:rPr>
-                <w:rFonts w:ascii="맑은 고딕" w:hAnsi="맑은 고딕" w:eastAsia="맑은 고딕"/>
-                <w:sz w:val="19"/>
-              </w:rPr>
-              <w:t>`SELECT`</w:t>
+                <w:rFonts w:ascii="Consolas" w:hAnsi="Consolas" w:eastAsia="맑은 고딕"/>
+                <w:sz w:val="19"/>
+              </w:rPr>
+              <w:t xml:space="preserve">SELECT</w:t>
             </w:r>
           </w:p>
         </w:tc>
@@ -2456,10 +3218,10 @@
           <w:p>
             <w:r>
               <w:rPr>
-                <w:rFonts w:ascii="맑은 고딕" w:hAnsi="맑은 고딕" w:eastAsia="맑은 고딕"/>
-                <w:sz w:val="19"/>
-              </w:rPr>
-              <w:t>`EXPLAIN PLAN`</w:t>
+                <w:rFonts w:ascii="Consolas" w:hAnsi="Consolas" w:eastAsia="맑은 고딕"/>
+                <w:sz w:val="19"/>
+              </w:rPr>
+              <w:t xml:space="preserve">EXPLAIN PLAN</w:t>
             </w:r>
           </w:p>
         </w:tc>
@@ -2484,10 +3246,17 @@
           <w:p>
             <w:r>
               <w:rPr>
+                <w:rFonts w:ascii="Consolas" w:hAnsi="Consolas" w:eastAsia="맑은 고딕"/>
+                <w:sz w:val="19"/>
+              </w:rPr>
+              <w:t xml:space="preserve">PLAN_TABLE</w:t>
+            </w:r>
+            <w:r>
+              <w:rPr>
                 <w:rFonts w:ascii="맑은 고딕" w:hAnsi="맑은 고딕" w:eastAsia="맑은 고딕"/>
                 <w:sz w:val="19"/>
               </w:rPr>
-              <w:t>`PLAN_TABLE`이 GTT다</w:t>
+              <w:t xml:space="preserve">이 GTT다</w:t>
             </w:r>
           </w:p>
         </w:tc>
@@ -2503,7 +3272,14 @@
                 <w:rFonts w:ascii="맑은 고딕" w:hAnsi="맑은 고딕" w:eastAsia="맑은 고딕"/>
                 <w:sz w:val="19"/>
               </w:rPr>
-              <w:t>GTT에 대한 `INSERT`</w:t>
+              <w:t xml:space="preserve">GTT에 대한 </w:t>
+            </w:r>
+            <w:r>
+              <w:rPr>
+                <w:rFonts w:ascii="Consolas" w:hAnsi="Consolas" w:eastAsia="맑은 고딕"/>
+                <w:sz w:val="19"/>
+              </w:rPr>
+              <w:t xml:space="preserve">INSERT</w:t>
             </w:r>
           </w:p>
         </w:tc>
@@ -2547,7 +3323,14 @@
                 <w:rFonts w:ascii="맑은 고딕" w:hAnsi="맑은 고딕" w:eastAsia="맑은 고딕"/>
                 <w:sz w:val="19"/>
               </w:rPr>
-              <w:t>시퀀스 `NEXTVAL`</w:t>
+              <w:t xml:space="preserve">시퀀스 </w:t>
+            </w:r>
+            <w:r>
+              <w:rPr>
+                <w:rFonts w:ascii="Consolas" w:hAnsi="Consolas" w:eastAsia="맑은 고딕"/>
+                <w:sz w:val="19"/>
+              </w:rPr>
+              <w:t xml:space="preserve">NEXTVAL</w:t>
             </w:r>
           </w:p>
         </w:tc>
@@ -2591,7 +3374,42 @@
                 <w:rFonts w:ascii="맑은 고딕" w:hAnsi="맑은 고딕" w:eastAsia="맑은 고딕"/>
                 <w:sz w:val="19"/>
               </w:rPr>
-              <w:t>일반 테이블 `INSERT`/`UPDATE`/`DELETE`</w:t>
+              <w:t xml:space="preserve">일반 테이블 </w:t>
+            </w:r>
+            <w:r>
+              <w:rPr>
+                <w:rFonts w:ascii="Consolas" w:hAnsi="Consolas" w:eastAsia="맑은 고딕"/>
+                <w:sz w:val="19"/>
+              </w:rPr>
+              <w:t xml:space="preserve">INSERT</w:t>
+            </w:r>
+            <w:r>
+              <w:rPr>
+                <w:rFonts w:ascii="맑은 고딕" w:hAnsi="맑은 고딕" w:eastAsia="맑은 고딕"/>
+                <w:sz w:val="19"/>
+              </w:rPr>
+              <w:t xml:space="preserve">/</w:t>
+            </w:r>
+            <w:r>
+              <w:rPr>
+                <w:rFonts w:ascii="Consolas" w:hAnsi="Consolas" w:eastAsia="맑은 고딕"/>
+                <w:sz w:val="19"/>
+              </w:rPr>
+              <w:t xml:space="preserve">UPDATE</w:t>
+            </w:r>
+            <w:r>
+              <w:rPr>
+                <w:rFonts w:ascii="맑은 고딕" w:hAnsi="맑은 고딕" w:eastAsia="맑은 고딕"/>
+                <w:sz w:val="19"/>
+              </w:rPr>
+              <w:t xml:space="preserve">/</w:t>
+            </w:r>
+            <w:r>
+              <w:rPr>
+                <w:rFonts w:ascii="Consolas" w:hAnsi="Consolas" w:eastAsia="맑은 고딕"/>
+                <w:sz w:val="19"/>
+              </w:rPr>
+              <w:t xml:space="preserve">DELETE</w:t>
             </w:r>
           </w:p>
         </w:tc>
@@ -2603,9 +3421,10 @@
             <w:r>
               <w:rPr>
                 <w:rFonts w:ascii="맑은 고딕" w:hAnsi="맑은 고딕" w:eastAsia="맑은 고딕"/>
-                <w:sz w:val="19"/>
-              </w:rPr>
-              <w:t>**ORA-16000**</w:t>
+                <w:b/>
+                <w:sz w:val="19"/>
+              </w:rPr>
+              <w:t xml:space="preserve">ORA-16000</w:t>
             </w:r>
           </w:p>
         </w:tc>
@@ -2632,10 +3451,45 @@
           <w:p>
             <w:r>
               <w:rPr>
+                <w:rFonts w:ascii="Consolas" w:hAnsi="Consolas" w:eastAsia="맑은 고딕"/>
+                <w:sz w:val="19"/>
+              </w:rPr>
+              <w:t xml:space="preserve">CREATE</w:t>
+            </w:r>
+            <w:r>
+              <w:rPr>
                 <w:rFonts w:ascii="맑은 고딕" w:hAnsi="맑은 고딕" w:eastAsia="맑은 고딕"/>
                 <w:sz w:val="19"/>
               </w:rPr>
-              <w:t>`CREATE`/`ALTER`/`DROP` (DDL)</w:t>
+              <w:t xml:space="preserve">/</w:t>
+            </w:r>
+            <w:r>
+              <w:rPr>
+                <w:rFonts w:ascii="Consolas" w:hAnsi="Consolas" w:eastAsia="맑은 고딕"/>
+                <w:sz w:val="19"/>
+              </w:rPr>
+              <w:t xml:space="preserve">ALTER</w:t>
+            </w:r>
+            <w:r>
+              <w:rPr>
+                <w:rFonts w:ascii="맑은 고딕" w:hAnsi="맑은 고딕" w:eastAsia="맑은 고딕"/>
+                <w:sz w:val="19"/>
+              </w:rPr>
+              <w:t xml:space="preserve">/</w:t>
+            </w:r>
+            <w:r>
+              <w:rPr>
+                <w:rFonts w:ascii="Consolas" w:hAnsi="Consolas" w:eastAsia="맑은 고딕"/>
+                <w:sz w:val="19"/>
+              </w:rPr>
+              <w:t xml:space="preserve">DROP</w:t>
+            </w:r>
+            <w:r>
+              <w:rPr>
+                <w:rFonts w:ascii="맑은 고딕" w:hAnsi="맑은 고딕" w:eastAsia="맑은 고딕"/>
+                <w:sz w:val="19"/>
+              </w:rPr>
+              <w:t xml:space="preserve"> (DDL)</w:t>
             </w:r>
           </w:p>
         </w:tc>
@@ -2647,9 +3501,10 @@
             <w:r>
               <w:rPr>
                 <w:rFonts w:ascii="맑은 고딕" w:hAnsi="맑은 고딕" w:eastAsia="맑은 고딕"/>
-                <w:sz w:val="19"/>
-              </w:rPr>
-              <w:t>**ORA-16000**</w:t>
+                <w:b/>
+                <w:sz w:val="19"/>
+              </w:rPr>
+              <w:t xml:space="preserve">ORA-16000</w:t>
             </w:r>
           </w:p>
         </w:tc>
@@ -2684,7 +3539,22 @@
           <w:rFonts w:ascii="맑은 고딕" w:hAnsi="맑은 고딕" w:eastAsia="맑은 고딕"/>
           <w:sz w:val="21"/>
         </w:rPr>
-        <w:t>표를 외우는 것보다 기준 하나를 이해하는 편이 낫다. **영구 데이터 파일이나 딕셔너리를 바꾸는가**가 그 기준이다.</w:t>
+        <w:t xml:space="preserve">표를 외우는 것보다 기준 하나를 이해하는 편이 낫다. </w:t>
+      </w:r>
+      <w:r>
+        <w:rPr>
+          <w:rFonts w:ascii="맑은 고딕" w:hAnsi="맑은 고딕" w:eastAsia="맑은 고딕"/>
+          <w:b/>
+          <w:sz w:val="21"/>
+        </w:rPr>
+        <w:t xml:space="preserve">영구 데이터 파일이나 딕셔너리를 바꾸는가</w:t>
+      </w:r>
+      <w:r>
+        <w:rPr>
+          <w:rFonts w:ascii="맑은 고딕" w:hAnsi="맑은 고딕" w:eastAsia="맑은 고딕"/>
+          <w:sz w:val="21"/>
+        </w:rPr>
+        <w:t xml:space="preserve">가 그 기준이다.</w:t>
       </w:r>
     </w:p>
     <w:p>
@@ -2693,7 +3563,21 @@
           <w:rFonts w:ascii="맑은 고딕" w:hAnsi="맑은 고딕" w:eastAsia="맑은 고딕"/>
           <w:sz w:val="21"/>
         </w:rPr>
-        <w:t>정렬·GTT·`EXPLAIN PLAN`은 모두 임시 테이블스페이스에서 끝난다. 임시 세그먼트는 리두를 만들지 않고 복구 대상도 아니다. 그래서 읽기 전용 데이터베이스에서도 허용된다.</w:t>
+        <w:t xml:space="preserve">정렬·GTT·</w:t>
+      </w:r>
+      <w:r>
+        <w:rPr>
+          <w:rFonts w:ascii="Consolas" w:hAnsi="Consolas" w:eastAsia="맑은 고딕"/>
+          <w:sz w:val="21"/>
+        </w:rPr>
+        <w:t xml:space="preserve">EXPLAIN PLAN</w:t>
+      </w:r>
+      <w:r>
+        <w:rPr>
+          <w:rFonts w:ascii="맑은 고딕" w:hAnsi="맑은 고딕" w:eastAsia="맑은 고딕"/>
+          <w:sz w:val="21"/>
+        </w:rPr>
+        <w:t xml:space="preserve">은 모두 임시 테이블스페이스에서 끝난다. 임시 세그먼트는 리두를 만들지 않고 복구 대상도 아니다. 그래서 읽기 전용 데이터베이스에서도 허용된다.</w:t>
       </w:r>
     </w:p>
     <w:p>
@@ -2702,7 +3586,22 @@
           <w:rFonts w:ascii="맑은 고딕" w:hAnsi="맑은 고딕" w:eastAsia="맑은 고딕"/>
           <w:sz w:val="21"/>
         </w:rPr>
-        <w:t>시퀀스는 조금 다르다. 값을 주려면 어딘가에 "여기까지 썼다"를 기록해야 하는데, Standby는 딕셔너리를 쓸 수 없다. 그래서 오라클은 **Primary가 쓰지 않을 범위를 통째로 떼어 메모리에서만 관리하는** 방식을 쓴다. 값이 21로 뛴 것이 그 결과다.</w:t>
+        <w:t xml:space="preserve">시퀀스는 조금 다르다. 값을 주려면 어딘가에 "여기까지 썼다"를 기록해야 하는데, Standby는 딕셔너리를 쓸 수 없다. 그래서 오라클은 </w:t>
+      </w:r>
+      <w:r>
+        <w:rPr>
+          <w:rFonts w:ascii="맑은 고딕" w:hAnsi="맑은 고딕" w:eastAsia="맑은 고딕"/>
+          <w:b/>
+          <w:sz w:val="21"/>
+        </w:rPr>
+        <w:t xml:space="preserve">Primary가 쓰지 않을 범위를 통째로 떼어 메모리에서만 관리하는</w:t>
+      </w:r>
+      <w:r>
+        <w:rPr>
+          <w:rFonts w:ascii="맑은 고딕" w:hAnsi="맑은 고딕" w:eastAsia="맑은 고딕"/>
+          <w:sz w:val="21"/>
+        </w:rPr>
+        <w:t xml:space="preserve"> 방식을 쓴다. 값이 21로 뛴 것이 그 결과다.</w:t>
       </w:r>
     </w:p>
     <w:p>
@@ -2711,7 +3610,21 @@
           <w:rFonts w:ascii="맑은 고딕" w:hAnsi="맑은 고딕" w:eastAsia="맑은 고딕"/>
           <w:sz w:val="21"/>
         </w:rPr>
-        <w:t>반대로 일반 테이블의 `INSERT`는 데이터 블록과 UNDO, 그리고 리두를 만든다. 셋 다 Standby가 쓸 수 없는 것이다. DDL은 여기에 딕셔너리 변경까지 더해진다.</w:t>
+        <w:t xml:space="preserve">반대로 일반 테이블의 </w:t>
+      </w:r>
+      <w:r>
+        <w:rPr>
+          <w:rFonts w:ascii="Consolas" w:hAnsi="Consolas" w:eastAsia="맑은 고딕"/>
+          <w:sz w:val="21"/>
+        </w:rPr>
+        <w:t xml:space="preserve">INSERT</w:t>
+      </w:r>
+      <w:r>
+        <w:rPr>
+          <w:rFonts w:ascii="맑은 고딕" w:hAnsi="맑은 고딕" w:eastAsia="맑은 고딕"/>
+          <w:sz w:val="21"/>
+        </w:rPr>
+        <w:t xml:space="preserve">는 데이터 블록과 UNDO, 그리고 리두를 만든다. 셋 다 Standby가 쓸 수 없는 것이다. DDL은 여기에 딕셔너리 변경까지 더해진다.</w:t>
       </w:r>
     </w:p>
     <w:tbl>
@@ -2830,7 +3743,14 @@
                 <w:rFonts w:ascii="맑은 고딕" w:hAnsi="맑은 고딕" w:eastAsia="맑은 고딕"/>
                 <w:sz w:val="19"/>
               </w:rPr>
-              <w:t>GTT `INSERT`</w:t>
+              <w:t xml:space="preserve">GTT </w:t>
+            </w:r>
+            <w:r>
+              <w:rPr>
+                <w:rFonts w:ascii="Consolas" w:hAnsi="Consolas" w:eastAsia="맑은 고딕"/>
+                <w:sz w:val="19"/>
+              </w:rPr>
+              <w:t xml:space="preserve">INSERT</w:t>
             </w:r>
           </w:p>
         </w:tc>
@@ -2871,10 +3791,10 @@
           <w:p>
             <w:r>
               <w:rPr>
-                <w:rFonts w:ascii="맑은 고딕" w:hAnsi="맑은 고딕" w:eastAsia="맑은 고딕"/>
-                <w:sz w:val="19"/>
-              </w:rPr>
-              <w:t>`EXPLAIN PLAN`</w:t>
+                <w:rFonts w:ascii="Consolas" w:hAnsi="Consolas" w:eastAsia="맑은 고딕"/>
+                <w:sz w:val="19"/>
+              </w:rPr>
+              <w:t xml:space="preserve">EXPLAIN PLAN</w:t>
             </w:r>
           </w:p>
         </w:tc>
@@ -2888,7 +3808,21 @@
                 <w:rFonts w:ascii="맑은 고딕" w:hAnsi="맑은 고딕" w:eastAsia="맑은 고딕"/>
                 <w:sz w:val="19"/>
               </w:rPr>
-              <w:t>GTT (`PLAN_TABLE`)</w:t>
+              <w:t xml:space="preserve">GTT (</w:t>
+            </w:r>
+            <w:r>
+              <w:rPr>
+                <w:rFonts w:ascii="Consolas" w:hAnsi="Consolas" w:eastAsia="맑은 고딕"/>
+                <w:sz w:val="19"/>
+              </w:rPr>
+              <w:t xml:space="preserve">PLAN_TABLE</w:t>
+            </w:r>
+            <w:r>
+              <w:rPr>
+                <w:rFonts w:ascii="맑은 고딕" w:hAnsi="맑은 고딕" w:eastAsia="맑은 고딕"/>
+                <w:sz w:val="19"/>
+              </w:rPr>
+              <w:t xml:space="preserve">)</w:t>
             </w:r>
           </w:p>
         </w:tc>
@@ -2918,7 +3852,14 @@
                 <w:rFonts w:ascii="맑은 고딕" w:hAnsi="맑은 고딕" w:eastAsia="맑은 고딕"/>
                 <w:sz w:val="19"/>
               </w:rPr>
-              <w:t>시퀀스 `NEXTVAL`</w:t>
+              <w:t xml:space="preserve">시퀀스 </w:t>
+            </w:r>
+            <w:r>
+              <w:rPr>
+                <w:rFonts w:ascii="Consolas" w:hAnsi="Consolas" w:eastAsia="맑은 고딕"/>
+                <w:sz w:val="19"/>
+              </w:rPr>
+              <w:t xml:space="preserve">NEXTVAL</w:t>
             </w:r>
           </w:p>
         </w:tc>
@@ -3047,7 +3988,21 @@
           <w:rFonts w:ascii="맑은 고딕" w:hAnsi="맑은 고딕" w:eastAsia="맑은 고딕"/>
           <w:sz w:val="21"/>
         </w:rPr>
-        <w:t>이 기준으로 보면 새로운 상황도 판단할 수 있다. 예를 들어 `DBMS_STATS`로 통계를 수집하는 것은 딕셔너리를 바꾸므로 Standby에서 할 수 없다. 세션 수준 임시 통계를 쓰는 방법이 있지만 그것도 결국 GTT 영역에서만 유효하다.</w:t>
+        <w:t xml:space="preserve">이 기준으로 보면 새로운 상황도 판단할 수 있다. 예를 들어 </w:t>
+      </w:r>
+      <w:r>
+        <w:rPr>
+          <w:rFonts w:ascii="Consolas" w:hAnsi="Consolas" w:eastAsia="맑은 고딕"/>
+          <w:sz w:val="21"/>
+        </w:rPr>
+        <w:t xml:space="preserve">DBMS_STATS</w:t>
+      </w:r>
+      <w:r>
+        <w:rPr>
+          <w:rFonts w:ascii="맑은 고딕" w:hAnsi="맑은 고딕" w:eastAsia="맑은 고딕"/>
+          <w:sz w:val="21"/>
+        </w:rPr>
+        <w:t xml:space="preserve">로 통계를 수집하는 것은 딕셔너리를 바꾸므로 Standby에서 할 수 없다. 세션 수준 임시 통계를 쓰는 방법이 있지만 그것도 결국 GTT 영역에서만 유효하다.</w:t>
       </w:r>
     </w:p>
     <w:tbl>
@@ -3094,45 +4049,84 @@
             <w:r>
               <w:rPr>
                 <w:rFonts w:ascii="맑은 고딕" w:hAnsi="맑은 고딕" w:eastAsia="맑은 고딕"/>
+                <w:b/>
                 <w:sz w:val="20"/>
               </w:rPr>
-              <w:t>**첫째, 조회 이력을 남기는 코드.** 조회할 때마다 로그 테이블에 한 줄 넣는 구조라면 그 한 줄 때문에 전체가 Standby에서 실패한다. DML 리다이렉션이 이 간격을 메우는 용도다.</w:t>
-            </w:r>
-          </w:p>
-          <w:p>
-            <w:pPr>
-              <w:spacing w:after="20"/>
-            </w:pPr>
+              <w:t xml:space="preserve">첫째, 조회 이력을 남기는 코드.</w:t>
+            </w:r>
             <w:r>
               <w:rPr>
                 <w:rFonts w:ascii="맑은 고딕" w:hAnsi="맑은 고딕" w:eastAsia="맑은 고딕"/>
                 <w:sz w:val="20"/>
               </w:rPr>
-              <w:t>**둘째, 임시 테이블을 쓰는 복잡한 조회.** GTT라면 문제없다. 일반 테이블에 중간 결과를 넣는 방식이라면 Standby로 옮길 수 없다. 이 경우 GTT로 바꾸는 것이 선행 작업이 된다.</w:t>
+              <w:t xml:space="preserve"> 조회할 때마다 로그 테이블에 한 줄 넣는 구조라면 그 한 줄 때문에 전체가 Standby에서 실패한다. DML 리다이렉션이 이 간격을 메우는 용도다.</w:t>
             </w:r>
           </w:p>
           <w:p>
             <w:pPr>
               <w:spacing w:after="20"/>
             </w:pPr>
+            <w:r>
+              <w:rPr>
+                <w:rFonts w:ascii="맑은 고딕" w:hAnsi="맑은 고딕" w:eastAsia="맑은 고딕"/>
+                <w:b/>
+                <w:sz w:val="20"/>
+              </w:rPr>
+              <w:t xml:space="preserve">둘째, 임시 테이블을 쓰는 복잡한 조회.</w:t>
+            </w:r>
             <w:r>
               <w:rPr>
                 <w:rFonts w:ascii="맑은 고딕" w:hAnsi="맑은 고딕" w:eastAsia="맑은 고딕"/>
                 <w:sz w:val="20"/>
               </w:rPr>
-              <w:t>**셋째, 시퀀스로 조회 식별자를 만드는 코드.** 동작은 하지만 값이 Primary와 연속되지 않는다. 그 값이 업무적으로 의미가 있다면 문제가 된다.</w:t>
+              <w:t xml:space="preserve"> GTT라면 문제없다. 일반 테이블에 중간 결과를 넣는 방식이라면 Standby로 옮길 수 없다. 이 경우 GTT로 바꾸는 것이 선행 작업이 된다.</w:t>
             </w:r>
           </w:p>
           <w:p>
             <w:pPr>
               <w:spacing w:after="20"/>
             </w:pPr>
+            <w:r>
+              <w:rPr>
+                <w:rFonts w:ascii="맑은 고딕" w:hAnsi="맑은 고딕" w:eastAsia="맑은 고딕"/>
+                <w:b/>
+                <w:sz w:val="20"/>
+              </w:rPr>
+              <w:t xml:space="preserve">셋째, 시퀀스로 조회 식별자를 만드는 코드.</w:t>
+            </w:r>
             <w:r>
               <w:rPr>
                 <w:rFonts w:ascii="맑은 고딕" w:hAnsi="맑은 고딕" w:eastAsia="맑은 고딕"/>
                 <w:sz w:val="20"/>
               </w:rPr>
-              <w:t>그래서 읽기 분산은 "접속만 바꾸면 된다"로 끝나지 않는다. **어떤 조회를 옮길 수 있는지 먼저 분류하는 작업**이 필요하며, 이 장의 기준이 그 분류의 근거가 된다.</w:t>
+              <w:t xml:space="preserve"> 동작은 하지만 값이 Primary와 연속되지 않는다. 그 값이 업무적으로 의미가 있다면 문제가 된다.</w:t>
+            </w:r>
+          </w:p>
+          <w:p>
+            <w:pPr>
+              <w:spacing w:after="20"/>
+            </w:pPr>
+            <w:r>
+              <w:rPr>
+                <w:rFonts w:ascii="맑은 고딕" w:hAnsi="맑은 고딕" w:eastAsia="맑은 고딕"/>
+                <w:sz w:val="20"/>
+              </w:rPr>
+              <w:t xml:space="preserve">그래서 읽기 분산은 "접속만 바꾸면 된다"로 끝나지 않는다. </w:t>
+            </w:r>
+            <w:r>
+              <w:rPr>
+                <w:rFonts w:ascii="맑은 고딕" w:hAnsi="맑은 고딕" w:eastAsia="맑은 고딕"/>
+                <w:b/>
+                <w:sz w:val="20"/>
+              </w:rPr>
+              <w:t xml:space="preserve">어떤 조회를 옮길 수 있는지 먼저 분류하는 작업</w:t>
+            </w:r>
+            <w:r>
+              <w:rPr>
+                <w:rFonts w:ascii="맑은 고딕" w:hAnsi="맑은 고딕" w:eastAsia="맑은 고딕"/>
+                <w:sz w:val="20"/>
+              </w:rPr>
+              <w:t xml:space="preserve">이 필요하며, 이 장의 기준이 그 분류의 근거가 된다.</w:t>
             </w:r>
           </w:p>
         </w:tc>
@@ -3160,9 +4154,10 @@
       <w:r>
         <w:rPr>
           <w:rFonts w:ascii="맑은 고딕" w:hAnsi="맑은 고딕" w:eastAsia="맑은 고딕"/>
-          <w:sz w:val="21"/>
-        </w:rPr>
-        <w:t>**통계 수집 — 안 된다.**</w:t>
+          <w:b/>
+          <w:sz w:val="21"/>
+        </w:rPr>
+        <w:t xml:space="preserve">통계 수집 — 안 된다.</w:t>
       </w:r>
     </w:p>
     <w:tbl>
@@ -3346,7 +4341,59 @@
           <w:rFonts w:ascii="맑은 고딕" w:hAnsi="맑은 고딕" w:eastAsia="맑은 고딕"/>
           <w:sz w:val="21"/>
         </w:rPr>
-        <w:t>오류 스택이 길다. 맨 위는 `ORA-00604`(재귀 SQL에서 오류 발생)이고, 중간에 `ORA-06512` 줄이 여러 개 있고, **그 사이 어딘가에 진짜 원인인 `ORA-16000`이 끼어 있다.**</w:t>
+        <w:t xml:space="preserve">오류 스택이 길다. 맨 위는 </w:t>
+      </w:r>
+      <w:r>
+        <w:rPr>
+          <w:rFonts w:ascii="Consolas" w:hAnsi="Consolas" w:eastAsia="맑은 고딕"/>
+          <w:sz w:val="21"/>
+        </w:rPr>
+        <w:t xml:space="preserve">ORA-00604</w:t>
+      </w:r>
+      <w:r>
+        <w:rPr>
+          <w:rFonts w:ascii="맑은 고딕" w:hAnsi="맑은 고딕" w:eastAsia="맑은 고딕"/>
+          <w:sz w:val="21"/>
+        </w:rPr>
+        <w:t xml:space="preserve">(재귀 SQL에서 오류 발생)이고, 중간에 </w:t>
+      </w:r>
+      <w:r>
+        <w:rPr>
+          <w:rFonts w:ascii="Consolas" w:hAnsi="Consolas" w:eastAsia="맑은 고딕"/>
+          <w:sz w:val="21"/>
+        </w:rPr>
+        <w:t xml:space="preserve">ORA-06512</w:t>
+      </w:r>
+      <w:r>
+        <w:rPr>
+          <w:rFonts w:ascii="맑은 고딕" w:hAnsi="맑은 고딕" w:eastAsia="맑은 고딕"/>
+          <w:sz w:val="21"/>
+        </w:rPr>
+        <w:t xml:space="preserve"> 줄이 여러 개 있고, </w:t>
+      </w:r>
+      <w:r>
+        <w:rPr>
+          <w:rFonts w:ascii="맑은 고딕" w:hAnsi="맑은 고딕" w:eastAsia="맑은 고딕"/>
+          <w:b/>
+          <w:sz w:val="21"/>
+        </w:rPr>
+        <w:t xml:space="preserve">그 사이 어딘가에 진짜 원인인 </w:t>
+      </w:r>
+      <w:r>
+        <w:rPr>
+          <w:rFonts w:ascii="Consolas" w:hAnsi="Consolas" w:eastAsia="맑은 고딕"/>
+          <w:b/>
+          <w:sz w:val="21"/>
+        </w:rPr>
+        <w:t xml:space="preserve">ORA-16000</w:t>
+      </w:r>
+      <w:r>
+        <w:rPr>
+          <w:rFonts w:ascii="맑은 고딕" w:hAnsi="맑은 고딕" w:eastAsia="맑은 고딕"/>
+          <w:b/>
+          <w:sz w:val="21"/>
+        </w:rPr>
+        <w:t xml:space="preserve">이 끼어 있다.</w:t>
       </w:r>
     </w:p>
     <w:p>
@@ -3355,16 +4402,88 @@
           <w:rFonts w:ascii="맑은 고딕" w:hAnsi="맑은 고딕" w:eastAsia="맑은 고딕"/>
           <w:sz w:val="21"/>
         </w:rPr>
-        <w:t>이런 스택은 `ORA-06512`(PL/SQL 호출 스택)를 건너뛰고 **그것이 아닌 번호**를 찾는다. `ORA-00604`는 "재귀 SQL에서 났다"는 포장이고 `ORA-16000`이 내용이다. `DBMS_STATS.SET_GLOBAL_PREFS`도 같은 결과였다.</w:t>
+        <w:t xml:space="preserve">이런 스택은 </w:t>
+      </w:r>
+      <w:r>
+        <w:rPr>
+          <w:rFonts w:ascii="Consolas" w:hAnsi="Consolas" w:eastAsia="맑은 고딕"/>
+          <w:sz w:val="21"/>
+        </w:rPr>
+        <w:t xml:space="preserve">ORA-06512</w:t>
+      </w:r>
+      <w:r>
+        <w:rPr>
+          <w:rFonts w:ascii="맑은 고딕" w:hAnsi="맑은 고딕" w:eastAsia="맑은 고딕"/>
+          <w:sz w:val="21"/>
+        </w:rPr>
+        <w:t xml:space="preserve">(PL/SQL 호출 스택)를 건너뛰고 </w:t>
+      </w:r>
+      <w:r>
+        <w:rPr>
+          <w:rFonts w:ascii="맑은 고딕" w:hAnsi="맑은 고딕" w:eastAsia="맑은 고딕"/>
+          <w:b/>
+          <w:sz w:val="21"/>
+        </w:rPr>
+        <w:t xml:space="preserve">그것이 아닌 번호</w:t>
+      </w:r>
+      <w:r>
+        <w:rPr>
+          <w:rFonts w:ascii="맑은 고딕" w:hAnsi="맑은 고딕" w:eastAsia="맑은 고딕"/>
+          <w:sz w:val="21"/>
+        </w:rPr>
+        <w:t xml:space="preserve">를 찾는다. </w:t>
+      </w:r>
+      <w:r>
+        <w:rPr>
+          <w:rFonts w:ascii="Consolas" w:hAnsi="Consolas" w:eastAsia="맑은 고딕"/>
+          <w:sz w:val="21"/>
+        </w:rPr>
+        <w:t xml:space="preserve">ORA-00604</w:t>
+      </w:r>
+      <w:r>
+        <w:rPr>
+          <w:rFonts w:ascii="맑은 고딕" w:hAnsi="맑은 고딕" w:eastAsia="맑은 고딕"/>
+          <w:sz w:val="21"/>
+        </w:rPr>
+        <w:t xml:space="preserve">는 "재귀 SQL에서 났다"는 포장이고 </w:t>
+      </w:r>
+      <w:r>
+        <w:rPr>
+          <w:rFonts w:ascii="Consolas" w:hAnsi="Consolas" w:eastAsia="맑은 고딕"/>
+          <w:sz w:val="21"/>
+        </w:rPr>
+        <w:t xml:space="preserve">ORA-16000</w:t>
+      </w:r>
+      <w:r>
+        <w:rPr>
+          <w:rFonts w:ascii="맑은 고딕" w:hAnsi="맑은 고딕" w:eastAsia="맑은 고딕"/>
+          <w:sz w:val="21"/>
+        </w:rPr>
+        <w:t xml:space="preserve">이 내용이다. </w:t>
+      </w:r>
+      <w:r>
+        <w:rPr>
+          <w:rFonts w:ascii="Consolas" w:hAnsi="Consolas" w:eastAsia="맑은 고딕"/>
+          <w:sz w:val="21"/>
+        </w:rPr>
+        <w:t xml:space="preserve">DBMS_STATS.SET_GLOBAL_PREFS</w:t>
+      </w:r>
+      <w:r>
+        <w:rPr>
+          <w:rFonts w:ascii="맑은 고딕" w:hAnsi="맑은 고딕" w:eastAsia="맑은 고딕"/>
+          <w:sz w:val="21"/>
+        </w:rPr>
+        <w:t xml:space="preserve">도 같은 결과였다.</w:t>
       </w:r>
     </w:p>
     <w:p>
       <w:r>
         <w:rPr>
           <w:rFonts w:ascii="맑은 고딕" w:hAnsi="맑은 고딕" w:eastAsia="맑은 고딕"/>
-          <w:sz w:val="21"/>
-        </w:rPr>
-        <w:t>**AWR 스냅샷 — 안 된다. 다만 오류가 다르다.**</w:t>
+          <w:b/>
+          <w:sz w:val="21"/>
+        </w:rPr>
+        <w:t xml:space="preserve">AWR 스냅샷 — 안 된다. 다만 오류가 다르다.</w:t>
       </w:r>
     </w:p>
     <w:tbl>
@@ -3494,9 +4613,17 @@
       <w:r>
         <w:rPr>
           <w:rFonts w:ascii="맑은 고딕" w:hAnsi="맑은 고딕" w:eastAsia="맑은 고딕"/>
-          <w:sz w:val="21"/>
-        </w:rPr>
-        <w:t>**ORA-13516**이라는 전용 오류 번호가 있고 메시지도 직접적이다. AWR 은 자주 시도되는 작업이라 별도 오류를 둔 것으로 보인다.</w:t>
+          <w:b/>
+          <w:sz w:val="21"/>
+        </w:rPr>
+        <w:t xml:space="preserve">ORA-13516</w:t>
+      </w:r>
+      <w:r>
+        <w:rPr>
+          <w:rFonts w:ascii="맑은 고딕" w:hAnsi="맑은 고딕" w:eastAsia="맑은 고딕"/>
+          <w:sz w:val="21"/>
+        </w:rPr>
+        <w:t xml:space="preserve">이라는 전용 오류 번호가 있고 메시지도 직접적이다. AWR 은 자주 시도되는 작업이라 별도 오류를 둔 것으로 보인다.</w:t>
       </w:r>
     </w:p>
     <w:p>
@@ -3505,16 +4632,31 @@
           <w:rFonts w:ascii="맑은 고딕" w:hAnsi="맑은 고딕" w:eastAsia="맑은 고딕"/>
           <w:sz w:val="21"/>
         </w:rPr>
-        <w:t>스택도 짧다. `ORA-16000`까지 가기 전에 AWR 패키지가 먼저 상태를 확인하고 거부했기 때문이다.</w:t>
+        <w:t xml:space="preserve">스택도 짧다. </w:t>
+      </w:r>
+      <w:r>
+        <w:rPr>
+          <w:rFonts w:ascii="Consolas" w:hAnsi="Consolas" w:eastAsia="맑은 고딕"/>
+          <w:sz w:val="21"/>
+        </w:rPr>
+        <w:t xml:space="preserve">ORA-16000</w:t>
+      </w:r>
+      <w:r>
+        <w:rPr>
+          <w:rFonts w:ascii="맑은 고딕" w:hAnsi="맑은 고딕" w:eastAsia="맑은 고딕"/>
+          <w:sz w:val="21"/>
+        </w:rPr>
+        <w:t xml:space="preserve">까지 가기 전에 AWR 패키지가 먼저 상태를 확인하고 거부했기 때문이다.</w:t>
       </w:r>
     </w:p>
     <w:p>
       <w:r>
         <w:rPr>
           <w:rFonts w:ascii="맑은 고딕" w:hAnsi="맑은 고딕" w:eastAsia="맑은 고딕"/>
-          <w:sz w:val="21"/>
-        </w:rPr>
-        <w:t>**동적 성능 뷰 조회 — 된다.**</w:t>
+          <w:b/>
+          <w:sz w:val="21"/>
+        </w:rPr>
+        <w:t xml:space="preserve">동적 성능 뷰 조회 — 된다.</w:t>
       </w:r>
     </w:p>
     <w:tbl>
@@ -3552,10 +4694,17 @@
     <w:p>
       <w:r>
         <w:rPr>
-          <w:rFonts w:ascii="맑은 고딕" w:hAnsi="맑은 고딕" w:eastAsia="맑은 고딕"/>
-          <w:sz w:val="21"/>
-        </w:rPr>
-        <w:t>`V$` 뷰는 메모리 구조를 읽는 것이므로 문제가 없고, 그래서 Standby 상태 진단은 전부 가능하다.</w:t>
+          <w:rFonts w:ascii="Consolas" w:hAnsi="Consolas" w:eastAsia="맑은 고딕"/>
+          <w:sz w:val="21"/>
+        </w:rPr>
+        <w:t xml:space="preserve">V$</w:t>
+      </w:r>
+      <w:r>
+        <w:rPr>
+          <w:rFonts w:ascii="맑은 고딕" w:hAnsi="맑은 고딕" w:eastAsia="맑은 고딕"/>
+          <w:sz w:val="21"/>
+        </w:rPr>
+        <w:t xml:space="preserve"> 뷰는 메모리 구조를 읽는 것이므로 문제가 없고, 그래서 Standby 상태 진단은 전부 가능하다.</w:t>
       </w:r>
     </w:p>
     <w:p>
@@ -3564,7 +4713,22 @@
           <w:rFonts w:ascii="맑은 고딕" w:hAnsi="맑은 고딕" w:eastAsia="맑은 고딕"/>
           <w:sz w:val="21"/>
         </w:rPr>
-        <w:t>정리하면 **"보는 것은 되고 남기는 것은 안 된다."** 성능 정보를 축적하려면 조회 결과를 밖으로 내보내야 한다.</w:t>
+        <w:t xml:space="preserve">정리하면 </w:t>
+      </w:r>
+      <w:r>
+        <w:rPr>
+          <w:rFonts w:ascii="맑은 고딕" w:hAnsi="맑은 고딕" w:eastAsia="맑은 고딕"/>
+          <w:b/>
+          <w:sz w:val="21"/>
+        </w:rPr>
+        <w:t xml:space="preserve">"보는 것은 되고 남기는 것은 안 된다."</w:t>
+      </w:r>
+      <w:r>
+        <w:rPr>
+          <w:rFonts w:ascii="맑은 고딕" w:hAnsi="맑은 고딕" w:eastAsia="맑은 고딕"/>
+          <w:sz w:val="21"/>
+        </w:rPr>
+        <w:t xml:space="preserve"> 성능 정보를 축적하려면 조회 결과를 밖으로 내보내야 한다.</w:t>
       </w:r>
     </w:p>
     <w:p>
@@ -3581,7 +4745,21 @@
           <w:rFonts w:ascii="맑은 고딕" w:hAnsi="맑은 고딕" w:eastAsia="맑은 고딕"/>
           <w:sz w:val="21"/>
         </w:rPr>
-        <w:t>양쪽의 `CURRENT_SCN`을 비교해 보고 싶어진다. 실측 결과는 예상과 다르다.</w:t>
+        <w:t xml:space="preserve">양쪽의 </w:t>
+      </w:r>
+      <w:r>
+        <w:rPr>
+          <w:rFonts w:ascii="Consolas" w:hAnsi="Consolas" w:eastAsia="맑은 고딕"/>
+          <w:sz w:val="21"/>
+        </w:rPr>
+        <w:t xml:space="preserve">CURRENT_SCN</w:t>
+      </w:r>
+      <w:r>
+        <w:rPr>
+          <w:rFonts w:ascii="맑은 고딕" w:hAnsi="맑은 고딕" w:eastAsia="맑은 고딕"/>
+          <w:sz w:val="21"/>
+        </w:rPr>
+        <w:t xml:space="preserve">을 비교해 보고 싶어진다. 실측 결과는 예상과 다르다.</w:t>
       </w:r>
     </w:p>
     <w:tbl>
@@ -3750,9 +4928,17 @@
       <w:r>
         <w:rPr>
           <w:rFonts w:ascii="맑은 고딕" w:hAnsi="맑은 고딕" w:eastAsia="맑은 고딕"/>
-          <w:sz w:val="21"/>
-        </w:rPr>
-        <w:t>**Standby 쪽이 1 크다.** Standby가 Primary보다 앞서 있다는 뜻이 아니다.</w:t>
+          <w:b/>
+          <w:sz w:val="21"/>
+        </w:rPr>
+        <w:t xml:space="preserve">Standby 쪽이 1 크다.</w:t>
+      </w:r>
+      <w:r>
+        <w:rPr>
+          <w:rFonts w:ascii="맑은 고딕" w:hAnsi="맑은 고딕" w:eastAsia="맑은 고딕"/>
+          <w:sz w:val="21"/>
+        </w:rPr>
+        <w:t xml:space="preserve"> Standby가 Primary보다 앞서 있다는 뜻이 아니다.</w:t>
       </w:r>
     </w:p>
     <w:p>
@@ -3761,7 +4947,22 @@
           <w:rFonts w:ascii="맑은 고딕" w:hAnsi="맑은 고딕" w:eastAsia="맑은 고딕"/>
           <w:sz w:val="21"/>
         </w:rPr>
-        <w:t>두 값을 서로 다른 시각에 조회했기 때문이다. Primary를 조회하고 Standby를 조회하는 사이에 Primary가 계속 진행했고, 그 리두가 Standby에 적용되었다. 즉 **비교 시점이 어긋난 것**이다.</w:t>
+        <w:t xml:space="preserve">두 값을 서로 다른 시각에 조회했기 때문이다. Primary를 조회하고 Standby를 조회하는 사이에 Primary가 계속 진행했고, 그 리두가 Standby에 적용되었다. 즉 </w:t>
+      </w:r>
+      <w:r>
+        <w:rPr>
+          <w:rFonts w:ascii="맑은 고딕" w:hAnsi="맑은 고딕" w:eastAsia="맑은 고딕"/>
+          <w:b/>
+          <w:sz w:val="21"/>
+        </w:rPr>
+        <w:t xml:space="preserve">비교 시점이 어긋난 것</w:t>
+      </w:r>
+      <w:r>
+        <w:rPr>
+          <w:rFonts w:ascii="맑은 고딕" w:hAnsi="맑은 고딕" w:eastAsia="맑은 고딕"/>
+          <w:sz w:val="21"/>
+        </w:rPr>
+        <w:t xml:space="preserve">이다.</w:t>
       </w:r>
     </w:p>
     <w:p>
@@ -3770,7 +4971,21 @@
           <w:rFonts w:ascii="맑은 고딕" w:hAnsi="맑은 고딕" w:eastAsia="맑은 고딕"/>
           <w:sz w:val="21"/>
         </w:rPr>
-        <w:t>그러므로 SCN 비교는 동기화 판단에 적합하지 않다. 두 값을 정확히 같은 순간에 얻을 방법이 없기 때문이다. 판단은 `V$DATAGUARD_STATS`의 지연 값으로 한다. 그 값도 십수 초 전 정보이지만(7장), 적어도 오라클이 같은 기준으로 계산한 값이다.</w:t>
+        <w:t xml:space="preserve">그러므로 SCN 비교는 동기화 판단에 적합하지 않다. 두 값을 정확히 같은 순간에 얻을 방법이 없기 때문이다. 판단은 </w:t>
+      </w:r>
+      <w:r>
+        <w:rPr>
+          <w:rFonts w:ascii="Consolas" w:hAnsi="Consolas" w:eastAsia="맑은 고딕"/>
+          <w:sz w:val="21"/>
+        </w:rPr>
+        <w:t xml:space="preserve">V$DATAGUARD_STATS</w:t>
+      </w:r>
+      <w:r>
+        <w:rPr>
+          <w:rFonts w:ascii="맑은 고딕" w:hAnsi="맑은 고딕" w:eastAsia="맑은 고딕"/>
+          <w:sz w:val="21"/>
+        </w:rPr>
+        <w:t xml:space="preserve">의 지연 값으로 한다. 그 값도 십수 초 전 정보이지만(7장), 적어도 오라클이 같은 기준으로 계산한 값이다.</w:t>
       </w:r>
     </w:p>
     <w:p>
@@ -3779,7 +4994,36 @@
           <w:rFonts w:ascii="맑은 고딕" w:hAnsi="맑은 고딕" w:eastAsia="맑은 고딕"/>
           <w:sz w:val="21"/>
         </w:rPr>
-        <w:t>SCN이 쓸모없는 것은 아니다. **한쪽의 SCN 변화 추이**를 보는 것은 유용하다. Standby의 `CURRENT_SCN`이 멈춰 있으면 적용이 진행되지 않는다는 뜻이며, 이것은 한 노드 안에서 두 시점을 비교하는 것이므로 시각 문제가 없다.</w:t>
+        <w:t xml:space="preserve">SCN이 쓸모없는 것은 아니다. </w:t>
+      </w:r>
+      <w:r>
+        <w:rPr>
+          <w:rFonts w:ascii="맑은 고딕" w:hAnsi="맑은 고딕" w:eastAsia="맑은 고딕"/>
+          <w:b/>
+          <w:sz w:val="21"/>
+        </w:rPr>
+        <w:t xml:space="preserve">한쪽의 SCN 변화 추이</w:t>
+      </w:r>
+      <w:r>
+        <w:rPr>
+          <w:rFonts w:ascii="맑은 고딕" w:hAnsi="맑은 고딕" w:eastAsia="맑은 고딕"/>
+          <w:sz w:val="21"/>
+        </w:rPr>
+        <w:t xml:space="preserve">를 보는 것은 유용하다. Standby의 </w:t>
+      </w:r>
+      <w:r>
+        <w:rPr>
+          <w:rFonts w:ascii="Consolas" w:hAnsi="Consolas" w:eastAsia="맑은 고딕"/>
+          <w:sz w:val="21"/>
+        </w:rPr>
+        <w:t xml:space="preserve">CURRENT_SCN</w:t>
+      </w:r>
+      <w:r>
+        <w:rPr>
+          <w:rFonts w:ascii="맑은 고딕" w:hAnsi="맑은 고딕" w:eastAsia="맑은 고딕"/>
+          <w:sz w:val="21"/>
+        </w:rPr>
+        <w:t xml:space="preserve">이 멈춰 있으면 적용이 진행되지 않는다는 뜻이며, 이것은 한 노드 안에서 두 시점을 비교하는 것이므로 시각 문제가 없다.</w:t>
       </w:r>
     </w:p>
     <w:p>
@@ -3796,7 +5040,22 @@
           <w:rFonts w:ascii="맑은 고딕" w:hAnsi="맑은 고딕" w:eastAsia="맑은 고딕"/>
           <w:sz w:val="21"/>
         </w:rPr>
-        <w:t>19c에서 들어온 기능이다. Standby 세션에서 실행한 DML을 **Standby가 Primary로 넘겨 실행시키고, 그 결과를 다시 받아** 마치 Standby에서 성공한 것처럼 보이게 한다.</w:t>
+        <w:t xml:space="preserve">19c에서 들어온 기능이다. Standby 세션에서 실행한 DML을 </w:t>
+      </w:r>
+      <w:r>
+        <w:rPr>
+          <w:rFonts w:ascii="맑은 고딕" w:hAnsi="맑은 고딕" w:eastAsia="맑은 고딕"/>
+          <w:b/>
+          <w:sz w:val="21"/>
+        </w:rPr>
+        <w:t xml:space="preserve">Standby가 Primary로 넘겨 실행시키고, 그 결과를 다시 받아</w:t>
+      </w:r>
+      <w:r>
+        <w:rPr>
+          <w:rFonts w:ascii="맑은 고딕" w:hAnsi="맑은 고딕" w:eastAsia="맑은 고딕"/>
+          <w:sz w:val="21"/>
+        </w:rPr>
+        <w:t xml:space="preserve"> 마치 Standby에서 성공한 것처럼 보이게 한다.</w:t>
       </w:r>
     </w:p>
     <w:p>
@@ -3984,7 +5243,21 @@
           <w:rFonts w:ascii="맑은 고딕" w:hAnsi="맑은 고딕" w:eastAsia="맑은 고딕"/>
           <w:sz w:val="21"/>
         </w:rPr>
-        <w:t>기본값은 `FALSE`다. 켜는 방법은 둘이다.</w:t>
+        <w:t xml:space="preserve">기본값은 </w:t>
+      </w:r>
+      <w:r>
+        <w:rPr>
+          <w:rFonts w:ascii="Consolas" w:hAnsi="Consolas" w:eastAsia="맑은 고딕"/>
+          <w:sz w:val="21"/>
+        </w:rPr>
+        <w:t xml:space="preserve">FALSE</w:t>
+      </w:r>
+      <w:r>
+        <w:rPr>
+          <w:rFonts w:ascii="맑은 고딕" w:hAnsi="맑은 고딕" w:eastAsia="맑은 고딕"/>
+          <w:sz w:val="21"/>
+        </w:rPr>
+        <w:t xml:space="preserve">다. 켜는 방법은 둘이다.</w:t>
       </w:r>
     </w:p>
     <w:p>
@@ -3996,7 +5269,21 @@
           <w:rFonts w:ascii="맑은 고딕" w:hAnsi="맑은 고딕" w:eastAsia="맑은 고딕"/>
           <w:sz w:val="21"/>
         </w:rPr>
-        <w:t>시스템 수준 — `ALTER SYSTEM SET ADG_REDIRECT_DML=TRUE;` 그 Standby의 모든 세션에 적용된다.</w:t>
+        <w:t xml:space="preserve">시스템 수준 — </w:t>
+      </w:r>
+      <w:r>
+        <w:rPr>
+          <w:rFonts w:ascii="Consolas" w:hAnsi="Consolas" w:eastAsia="맑은 고딕"/>
+          <w:sz w:val="21"/>
+        </w:rPr>
+        <w:t xml:space="preserve">ALTER SYSTEM SET ADG_REDIRECT_DML=TRUE;</w:t>
+      </w:r>
+      <w:r>
+        <w:rPr>
+          <w:rFonts w:ascii="맑은 고딕" w:hAnsi="맑은 고딕" w:eastAsia="맑은 고딕"/>
+          <w:sz w:val="21"/>
+        </w:rPr>
+        <w:t xml:space="preserve"> 그 Standby의 모든 세션에 적용된다.</w:t>
       </w:r>
     </w:p>
     <w:p>
@@ -4008,7 +5295,21 @@
           <w:rFonts w:ascii="맑은 고딕" w:hAnsi="맑은 고딕" w:eastAsia="맑은 고딕"/>
           <w:sz w:val="21"/>
         </w:rPr>
-        <w:t>세션 수준 — `ALTER SESSION ENABLE ADG_REDIRECT_DML;` 필요한 세션만 켠다.</w:t>
+        <w:t xml:space="preserve">세션 수준 — </w:t>
+      </w:r>
+      <w:r>
+        <w:rPr>
+          <w:rFonts w:ascii="Consolas" w:hAnsi="Consolas" w:eastAsia="맑은 고딕"/>
+          <w:sz w:val="21"/>
+        </w:rPr>
+        <w:t xml:space="preserve">ALTER SESSION ENABLE ADG_REDIRECT_DML;</w:t>
+      </w:r>
+      <w:r>
+        <w:rPr>
+          <w:rFonts w:ascii="맑은 고딕" w:hAnsi="맑은 고딕" w:eastAsia="맑은 고딕"/>
+          <w:sz w:val="21"/>
+        </w:rPr>
+        <w:t xml:space="preserve"> 필요한 세션만 켠다.</w:t>
       </w:r>
     </w:p>
     <w:p>
@@ -4166,7 +5467,21 @@
           <w:rFonts w:ascii="맑은 고딕" w:hAnsi="맑은 고딕" w:eastAsia="맑은 고딕"/>
           <w:sz w:val="21"/>
         </w:rPr>
-        <w:t>접속한 곳이 Standby임을 세션 컨텍스트로 확인했다. 이 상태에서 리다이렉션 없이 `INSERT`하면 예상대로 막힌다.</w:t>
+        <w:t xml:space="preserve">접속한 곳이 Standby임을 세션 컨텍스트로 확인했다. 이 상태에서 리다이렉션 없이 </w:t>
+      </w:r>
+      <w:r>
+        <w:rPr>
+          <w:rFonts w:ascii="Consolas" w:hAnsi="Consolas" w:eastAsia="맑은 고딕"/>
+          <w:sz w:val="21"/>
+        </w:rPr>
+        <w:t xml:space="preserve">INSERT</w:t>
+      </w:r>
+      <w:r>
+        <w:rPr>
+          <w:rFonts w:ascii="맑은 고딕" w:hAnsi="맑은 고딕" w:eastAsia="맑은 고딕"/>
+          <w:sz w:val="21"/>
+        </w:rPr>
+        <w:t xml:space="preserve">하면 예상대로 막힌다.</w:t>
       </w:r>
     </w:p>
     <w:tbl>
@@ -4493,9 +5808,17 @@
       <w:r>
         <w:rPr>
           <w:rFonts w:ascii="맑은 고딕" w:hAnsi="맑은 고딕" w:eastAsia="맑은 고딕"/>
-          <w:sz w:val="21"/>
-        </w:rPr>
-        <w:t>**성공했다.** 그리고 Primary에서 조회해도 같은 행이 보인다.</w:t>
+          <w:b/>
+          <w:sz w:val="21"/>
+        </w:rPr>
+        <w:t xml:space="preserve">성공했다.</w:t>
+      </w:r>
+      <w:r>
+        <w:rPr>
+          <w:rFonts w:ascii="맑은 고딕" w:hAnsi="맑은 고딕" w:eastAsia="맑은 고딕"/>
+          <w:sz w:val="21"/>
+        </w:rPr>
+        <w:t xml:space="preserve"> 그리고 Primary에서 조회해도 같은 행이 보인다.</w:t>
       </w:r>
     </w:p>
     <w:tbl>
@@ -4598,10 +5921,31 @@
     <w:p>
       <w:r>
         <w:rPr>
-          <w:rFonts w:ascii="맑은 고딕" w:hAnsi="맑은 고딕" w:eastAsia="맑은 고딕"/>
-          <w:sz w:val="21"/>
-        </w:rPr>
-        <w:t>`UPDATE`와 `DELETE`도 마찬가지다.</w:t>
+          <w:rFonts w:ascii="Consolas" w:hAnsi="Consolas" w:eastAsia="맑은 고딕"/>
+          <w:sz w:val="21"/>
+        </w:rPr>
+        <w:t xml:space="preserve">UPDATE</w:t>
+      </w:r>
+      <w:r>
+        <w:rPr>
+          <w:rFonts w:ascii="맑은 고딕" w:hAnsi="맑은 고딕" w:eastAsia="맑은 고딕"/>
+          <w:sz w:val="21"/>
+        </w:rPr>
+        <w:t xml:space="preserve">와 </w:t>
+      </w:r>
+      <w:r>
+        <w:rPr>
+          <w:rFonts w:ascii="Consolas" w:hAnsi="Consolas" w:eastAsia="맑은 고딕"/>
+          <w:sz w:val="21"/>
+        </w:rPr>
+        <w:t xml:space="preserve">DELETE</w:t>
+      </w:r>
+      <w:r>
+        <w:rPr>
+          <w:rFonts w:ascii="맑은 고딕" w:hAnsi="맑은 고딕" w:eastAsia="맑은 고딕"/>
+          <w:sz w:val="21"/>
+        </w:rPr>
+        <w:t xml:space="preserve">도 마찬가지다.</w:t>
       </w:r>
     </w:p>
     <w:tbl>
@@ -4759,7 +6103,15 @@
           <w:rFonts w:ascii="맑은 고딕" w:hAnsi="맑은 고딕" w:eastAsia="맑은 고딕"/>
           <w:sz w:val="21"/>
         </w:rPr>
-        <w:t>Primary에서 확인하면 두 변경이 모두 반영되어 있다. **실제로 실행된 곳은 Primary이고, 그 결과가 리두를 통해 Standby로 돌아온 것이다.**</w:t>
+        <w:t xml:space="preserve">Primary에서 확인하면 두 변경이 모두 반영되어 있다. </w:t>
+      </w:r>
+      <w:r>
+        <w:rPr>
+          <w:rFonts w:ascii="맑은 고딕" w:hAnsi="맑은 고딕" w:eastAsia="맑은 고딕"/>
+          <w:b/>
+          <w:sz w:val="21"/>
+        </w:rPr>
+        <w:t xml:space="preserve">실제로 실행된 곳은 Primary이고, 그 결과가 리두를 통해 Standby로 돌아온 것이다.</w:t>
       </w:r>
     </w:p>
     <w:tbl>
@@ -4808,19 +6160,49 @@
                 <w:rFonts w:ascii="맑은 고딕" w:hAnsi="맑은 고딕" w:eastAsia="맑은 고딕"/>
                 <w:sz w:val="20"/>
               </w:rPr>
-              <w:t>그래서 **대량 DML에는 쓰지 않는다.** 수십만 행을 갱신하는 배치를 리다이렉션으로 돌리면 Standby가 중계기 노릇을 하며 지연만 늘어난다. 그런 작업은 처음부터 Primary에 접속해 실행해야 한다.</w:t>
-            </w:r>
-          </w:p>
-          <w:p>
-            <w:pPr>
-              <w:spacing w:after="20"/>
-            </w:pPr>
+              <w:t xml:space="preserve">그래서 </w:t>
+            </w:r>
+            <w:r>
+              <w:rPr>
+                <w:rFonts w:ascii="맑은 고딕" w:hAnsi="맑은 고딕" w:eastAsia="맑은 고딕"/>
+                <w:b/>
+                <w:sz w:val="20"/>
+              </w:rPr>
+              <w:t xml:space="preserve">대량 DML에는 쓰지 않는다.</w:t>
+            </w:r>
             <w:r>
               <w:rPr>
                 <w:rFonts w:ascii="맑은 고딕" w:hAnsi="맑은 고딕" w:eastAsia="맑은 고딕"/>
                 <w:sz w:val="20"/>
               </w:rPr>
-              <w:t>적합한 용도는 조회 위주 세션에서 발생하는 **간헐적이고 작은 갱신**이다. 마지막 접속 시각을 기록하거나, 조회 이력을 한 줄 남기는 정도다.</w:t>
+              <w:t xml:space="preserve"> 수십만 행을 갱신하는 배치를 리다이렉션으로 돌리면 Standby가 중계기 노릇을 하며 지연만 늘어난다. 그런 작업은 처음부터 Primary에 접속해 실행해야 한다.</w:t>
+            </w:r>
+          </w:p>
+          <w:p>
+            <w:pPr>
+              <w:spacing w:after="20"/>
+            </w:pPr>
+            <w:r>
+              <w:rPr>
+                <w:rFonts w:ascii="맑은 고딕" w:hAnsi="맑은 고딕" w:eastAsia="맑은 고딕"/>
+                <w:sz w:val="20"/>
+              </w:rPr>
+              <w:t xml:space="preserve">적합한 용도는 조회 위주 세션에서 발생하는 </w:t>
+            </w:r>
+            <w:r>
+              <w:rPr>
+                <w:rFonts w:ascii="맑은 고딕" w:hAnsi="맑은 고딕" w:eastAsia="맑은 고딕"/>
+                <w:b/>
+                <w:sz w:val="20"/>
+              </w:rPr>
+              <w:t xml:space="preserve">간헐적이고 작은 갱신</w:t>
+            </w:r>
+            <w:r>
+              <w:rPr>
+                <w:rFonts w:ascii="맑은 고딕" w:hAnsi="맑은 고딕" w:eastAsia="맑은 고딕"/>
+                <w:sz w:val="20"/>
+              </w:rPr>
+              <w:t xml:space="preserve">이다. 마지막 접속 시각을 기록하거나, 조회 이력을 한 줄 남기는 정도다.</w:t>
             </w:r>
           </w:p>
           <w:p>
@@ -4853,7 +6235,21 @@
           <w:rFonts w:ascii="맑은 고딕" w:hAnsi="맑은 고딕" w:eastAsia="맑은 고딕"/>
           <w:sz w:val="21"/>
         </w:rPr>
-        <w:t>같은 시험을 `SYS`로 하면 실패한다.</w:t>
+        <w:t xml:space="preserve">같은 시험을 </w:t>
+      </w:r>
+      <w:r>
+        <w:rPr>
+          <w:rFonts w:ascii="Consolas" w:hAnsi="Consolas" w:eastAsia="맑은 고딕"/>
+          <w:sz w:val="21"/>
+        </w:rPr>
+        <w:t xml:space="preserve">SYS</w:t>
+      </w:r>
+      <w:r>
+        <w:rPr>
+          <w:rFonts w:ascii="맑은 고딕" w:hAnsi="맑은 고딕" w:eastAsia="맑은 고딕"/>
+          <w:sz w:val="21"/>
+        </w:rPr>
+        <w:t xml:space="preserve">로 하면 실패한다.</w:t>
       </w:r>
     </w:p>
     <w:tbl>
@@ -5022,9 +6418,17 @@
       <w:r>
         <w:rPr>
           <w:rFonts w:ascii="맑은 고딕" w:hAnsi="맑은 고딕" w:eastAsia="맑은 고딕"/>
-          <w:sz w:val="21"/>
-        </w:rPr>
-        <w:t>**ORA-16397**이다. 세션 설정은 성공했는데 실행이 실패했다.</w:t>
+          <w:b/>
+          <w:sz w:val="21"/>
+        </w:rPr>
+        <w:t xml:space="preserve">ORA-16397</w:t>
+      </w:r>
+      <w:r>
+        <w:rPr>
+          <w:rFonts w:ascii="맑은 고딕" w:hAnsi="맑은 고딕" w:eastAsia="맑은 고딕"/>
+          <w:sz w:val="21"/>
+        </w:rPr>
+        <w:t xml:space="preserve">이다. 세션 설정은 성공했는데 실행이 실패했다.</w:t>
       </w:r>
     </w:p>
     <w:p>
@@ -5033,7 +6437,50 @@
           <w:rFonts w:ascii="맑은 고딕" w:hAnsi="맑은 고딕" w:eastAsia="맑은 고딕"/>
           <w:sz w:val="21"/>
         </w:rPr>
-        <w:t>이유는 리다이렉션의 동작 방식에 있다. Standby는 Primary로 **새 연결을 만들어** 그 문장을 실행한다. 그 연결은 현재 세션의 사용자로 인증되어야 하는데, `SYS`(`SYSDBA` 권한 접속)는 이 경로로 재인증되지 않는다.</w:t>
+        <w:t xml:space="preserve">이유는 리다이렉션의 동작 방식에 있다. Standby는 Primary로 </w:t>
+      </w:r>
+      <w:r>
+        <w:rPr>
+          <w:rFonts w:ascii="맑은 고딕" w:hAnsi="맑은 고딕" w:eastAsia="맑은 고딕"/>
+          <w:b/>
+          <w:sz w:val="21"/>
+        </w:rPr>
+        <w:t xml:space="preserve">새 연결을 만들어</w:t>
+      </w:r>
+      <w:r>
+        <w:rPr>
+          <w:rFonts w:ascii="맑은 고딕" w:hAnsi="맑은 고딕" w:eastAsia="맑은 고딕"/>
+          <w:sz w:val="21"/>
+        </w:rPr>
+        <w:t xml:space="preserve"> 그 문장을 실행한다. 그 연결은 현재 세션의 사용자로 인증되어야 하는데, </w:t>
+      </w:r>
+      <w:r>
+        <w:rPr>
+          <w:rFonts w:ascii="Consolas" w:hAnsi="Consolas" w:eastAsia="맑은 고딕"/>
+          <w:sz w:val="21"/>
+        </w:rPr>
+        <w:t xml:space="preserve">SYS</w:t>
+      </w:r>
+      <w:r>
+        <w:rPr>
+          <w:rFonts w:ascii="맑은 고딕" w:hAnsi="맑은 고딕" w:eastAsia="맑은 고딕"/>
+          <w:sz w:val="21"/>
+        </w:rPr>
+        <w:t xml:space="preserve">(</w:t>
+      </w:r>
+      <w:r>
+        <w:rPr>
+          <w:rFonts w:ascii="Consolas" w:hAnsi="Consolas" w:eastAsia="맑은 고딕"/>
+          <w:sz w:val="21"/>
+        </w:rPr>
+        <w:t xml:space="preserve">SYSDBA</w:t>
+      </w:r>
+      <w:r>
+        <w:rPr>
+          <w:rFonts w:ascii="맑은 고딕" w:hAnsi="맑은 고딕" w:eastAsia="맑은 고딕"/>
+          <w:sz w:val="21"/>
+        </w:rPr>
+        <w:t xml:space="preserve"> 권한 접속)는 이 경로로 재인증되지 않는다.</w:t>
       </w:r>
     </w:p>
     <w:p>
@@ -5042,7 +6489,36 @@
           <w:rFonts w:ascii="맑은 고딕" w:hAnsi="맑은 고딕" w:eastAsia="맑은 고딕"/>
           <w:sz w:val="21"/>
         </w:rPr>
-        <w:t>실무적 함의가 있다. **관리자 계정으로 시험하면 기능이 동작하지 않는다고 오판하기 쉽다.** 실습에서도 처음에 `SYS`로 시도해 ORA-16397을 만났고, 일반 사용자로 바꾸자 바로 동작했다. 기능 검증은 실제 애플리케이션이 쓰는 계정과 같은 종류의 계정으로 해야 한다.</w:t>
+        <w:t xml:space="preserve">실무적 함의가 있다. </w:t>
+      </w:r>
+      <w:r>
+        <w:rPr>
+          <w:rFonts w:ascii="맑은 고딕" w:hAnsi="맑은 고딕" w:eastAsia="맑은 고딕"/>
+          <w:b/>
+          <w:sz w:val="21"/>
+        </w:rPr>
+        <w:t xml:space="preserve">관리자 계정으로 시험하면 기능이 동작하지 않는다고 오판하기 쉽다.</w:t>
+      </w:r>
+      <w:r>
+        <w:rPr>
+          <w:rFonts w:ascii="맑은 고딕" w:hAnsi="맑은 고딕" w:eastAsia="맑은 고딕"/>
+          <w:sz w:val="21"/>
+        </w:rPr>
+        <w:t xml:space="preserve"> 실습에서도 처음에 </w:t>
+      </w:r>
+      <w:r>
+        <w:rPr>
+          <w:rFonts w:ascii="Consolas" w:hAnsi="Consolas" w:eastAsia="맑은 고딕"/>
+          <w:sz w:val="21"/>
+        </w:rPr>
+        <w:t xml:space="preserve">SYS</w:t>
+      </w:r>
+      <w:r>
+        <w:rPr>
+          <w:rFonts w:ascii="맑은 고딕" w:hAnsi="맑은 고딕" w:eastAsia="맑은 고딕"/>
+          <w:sz w:val="21"/>
+        </w:rPr>
+        <w:t xml:space="preserve">로 시도해 ORA-16397을 만났고, 일반 사용자로 바꾸자 바로 동작했다. 기능 검증은 실제 애플리케이션이 쓰는 계정과 같은 종류의 계정으로 해야 한다.</w:t>
       </w:r>
     </w:p>
     <w:p>
@@ -5178,7 +6654,22 @@
           <w:rFonts w:ascii="맑은 고딕" w:hAnsi="맑은 고딕" w:eastAsia="맑은 고딕"/>
           <w:sz w:val="21"/>
         </w:rPr>
-        <w:t>리다이렉션을 켜도 DDL은 ORA-16000이다. 이름 그대로 **DML 리다이렉션**이며 DDL은 포함하지 않는다.</w:t>
+        <w:t xml:space="preserve">리다이렉션을 켜도 DDL은 ORA-16000이다. 이름 그대로 </w:t>
+      </w:r>
+      <w:r>
+        <w:rPr>
+          <w:rFonts w:ascii="맑은 고딕" w:hAnsi="맑은 고딕" w:eastAsia="맑은 고딕"/>
+          <w:b/>
+          <w:sz w:val="21"/>
+        </w:rPr>
+        <w:t xml:space="preserve">DML 리다이렉션</w:t>
+      </w:r>
+      <w:r>
+        <w:rPr>
+          <w:rFonts w:ascii="맑은 고딕" w:hAnsi="맑은 고딕" w:eastAsia="맑은 고딕"/>
+          <w:sz w:val="21"/>
+        </w:rPr>
+        <w:t xml:space="preserve">이며 DDL은 포함하지 않는다.</w:t>
       </w:r>
     </w:p>
     <w:p>
@@ -5187,7 +6678,22 @@
           <w:rFonts w:ascii="맑은 고딕" w:hAnsi="맑은 고딕" w:eastAsia="맑은 고딕"/>
           <w:sz w:val="21"/>
         </w:rPr>
-        <w:t>오류 번호가 ORA-16397이 아니라 ORA-16000인 것에 주목한다. 리다이렉션을 시도하다 실패한 것이 아니라 **아예 시도하지 않았다**는 뜻이다. 오류 번호가 처리 경로를 알려 준다.</w:t>
+        <w:t xml:space="preserve">오류 번호가 ORA-16397이 아니라 ORA-16000인 것에 주목한다. 리다이렉션을 시도하다 실패한 것이 아니라 </w:t>
+      </w:r>
+      <w:r>
+        <w:rPr>
+          <w:rFonts w:ascii="맑은 고딕" w:hAnsi="맑은 고딕" w:eastAsia="맑은 고딕"/>
+          <w:b/>
+          <w:sz w:val="21"/>
+        </w:rPr>
+        <w:t xml:space="preserve">아예 시도하지 않았다</w:t>
+      </w:r>
+      <w:r>
+        <w:rPr>
+          <w:rFonts w:ascii="맑은 고딕" w:hAnsi="맑은 고딕" w:eastAsia="맑은 고딕"/>
+          <w:sz w:val="21"/>
+        </w:rPr>
+        <w:t xml:space="preserve">는 뜻이다. 오류 번호가 처리 경로를 알려 준다.</w:t>
       </w:r>
     </w:p>
     <w:p>
@@ -5204,7 +6710,21 @@
           <w:rFonts w:ascii="맑은 고딕" w:hAnsi="맑은 고딕" w:eastAsia="맑은 고딕"/>
           <w:sz w:val="21"/>
         </w:rPr>
-        <w:t>실습에서 두 가지 실패를 봤다. `SYS`의 ORA-16397과 DDL의 ORA-16000이다. 실무에서 만날 수 있는 경우를 순서로 정리한다.</w:t>
+        <w:t xml:space="preserve">실습에서 두 가지 실패를 봤다. </w:t>
+      </w:r>
+      <w:r>
+        <w:rPr>
+          <w:rFonts w:ascii="Consolas" w:hAnsi="Consolas" w:eastAsia="맑은 고딕"/>
+          <w:sz w:val="21"/>
+        </w:rPr>
+        <w:t xml:space="preserve">SYS</w:t>
+      </w:r>
+      <w:r>
+        <w:rPr>
+          <w:rFonts w:ascii="맑은 고딕" w:hAnsi="맑은 고딕" w:eastAsia="맑은 고딕"/>
+          <w:sz w:val="21"/>
+        </w:rPr>
+        <w:t xml:space="preserve">의 ORA-16397과 DDL의 ORA-16000이다. 실무에서 만날 수 있는 경우를 순서로 정리한다.</w:t>
       </w:r>
     </w:p>
     <w:tbl>
@@ -5379,10 +6899,17 @@
           <w:p>
             <w:r>
               <w:rPr>
+                <w:rFonts w:ascii="Consolas" w:hAnsi="Consolas" w:eastAsia="맑은 고딕"/>
+                <w:sz w:val="19"/>
+              </w:rPr>
+              <w:t xml:space="preserve">SHOW PARAMETER adg_redirect_dml</w:t>
+            </w:r>
+            <w:r>
+              <w:rPr>
                 <w:rFonts w:ascii="맑은 고딕" w:hAnsi="맑은 고딕" w:eastAsia="맑은 고딕"/>
                 <w:sz w:val="19"/>
               </w:rPr>
-              <w:t>`SHOW PARAMETER adg_redirect_dml` / 세션 설정</w:t>
+              <w:t xml:space="preserve"> / 세션 설정</w:t>
             </w:r>
           </w:p>
         </w:tc>
@@ -5426,7 +6953,21 @@
                 <w:rFonts w:ascii="맑은 고딕" w:hAnsi="맑은 고딕" w:eastAsia="맑은 고딕"/>
                 <w:sz w:val="19"/>
               </w:rPr>
-              <w:t>접속 계정이 `SYS`가 아닌가</w:t>
+              <w:t xml:space="preserve">접속 계정이 </w:t>
+            </w:r>
+            <w:r>
+              <w:rPr>
+                <w:rFonts w:ascii="Consolas" w:hAnsi="Consolas" w:eastAsia="맑은 고딕"/>
+                <w:sz w:val="19"/>
+              </w:rPr>
+              <w:t xml:space="preserve">SYS</w:t>
+            </w:r>
+            <w:r>
+              <w:rPr>
+                <w:rFonts w:ascii="맑은 고딕" w:hAnsi="맑은 고딕" w:eastAsia="맑은 고딕"/>
+                <w:sz w:val="19"/>
+              </w:rPr>
+              <w:t xml:space="preserve">가 아닌가</w:t>
             </w:r>
           </w:p>
         </w:tc>
@@ -5437,10 +6978,10 @@
           <w:p>
             <w:r>
               <w:rPr>
-                <w:rFonts w:ascii="맑은 고딕" w:hAnsi="맑은 고딕" w:eastAsia="맑은 고딕"/>
-                <w:sz w:val="19"/>
-              </w:rPr>
-              <w:t>`SHOW USER`</w:t>
+                <w:rFonts w:ascii="Consolas" w:hAnsi="Consolas" w:eastAsia="맑은 고딕"/>
+                <w:sz w:val="19"/>
+              </w:rPr>
+              <w:t xml:space="preserve">SHOW USER</w:t>
             </w:r>
           </w:p>
         </w:tc>
@@ -5498,7 +7039,14 @@
                 <w:rFonts w:ascii="맑은 고딕" w:hAnsi="맑은 고딕" w:eastAsia="맑은 고딕"/>
                 <w:sz w:val="19"/>
               </w:rPr>
-              <w:t>Standby에서 Primary로 `tnsping`</w:t>
+              <w:t xml:space="preserve">Standby에서 Primary로 </w:t>
+            </w:r>
+            <w:r>
+              <w:rPr>
+                <w:rFonts w:ascii="Consolas" w:hAnsi="Consolas" w:eastAsia="맑은 고딕"/>
+                <w:sz w:val="19"/>
+              </w:rPr>
+              <w:t xml:space="preserve">tnsping</w:t>
             </w:r>
           </w:p>
         </w:tc>
@@ -5590,9 +7138,17 @@
       <w:r>
         <w:rPr>
           <w:rFonts w:ascii="맑은 고딕" w:hAnsi="맑은 고딕" w:eastAsia="맑은 고딕"/>
-          <w:sz w:val="21"/>
-        </w:rPr>
-        <w:t>**오류 번호가 어느 단계에서 막혔는지 알려 준다**는 점이 진단의 출발점이다. ORA-16000이면 리다이렉션 설정부터 보고, ORA-16397이면 접속과 경로를 본다.</w:t>
+          <w:b/>
+          <w:sz w:val="21"/>
+        </w:rPr>
+        <w:t xml:space="preserve">오류 번호가 어느 단계에서 막혔는지 알려 준다</w:t>
+      </w:r>
+      <w:r>
+        <w:rPr>
+          <w:rFonts w:ascii="맑은 고딕" w:hAnsi="맑은 고딕" w:eastAsia="맑은 고딕"/>
+          <w:sz w:val="21"/>
+        </w:rPr>
+        <w:t xml:space="preserve">는 점이 진단의 출발점이다. ORA-16000이면 리다이렉션 설정부터 보고, ORA-16397이면 접속과 경로를 본다.</w:t>
       </w:r>
     </w:p>
     <w:p>
@@ -5667,7 +7223,35 @@
           <w:rFonts w:ascii="맑은 고딕" w:hAnsi="맑은 고딕" w:eastAsia="맑은 고딕"/>
           <w:sz w:val="21"/>
         </w:rPr>
-        <w:t>단위는 초다. 이 세션의 조회는 `apply lag`이 1초를 넘으면 실패한다. 값이 `NONE`이면 제한이 없다.</w:t>
+        <w:t xml:space="preserve">단위는 초다. 이 세션의 조회는 </w:t>
+      </w:r>
+      <w:r>
+        <w:rPr>
+          <w:rFonts w:ascii="Consolas" w:hAnsi="Consolas" w:eastAsia="맑은 고딕"/>
+          <w:sz w:val="21"/>
+        </w:rPr>
+        <w:t xml:space="preserve">apply lag</w:t>
+      </w:r>
+      <w:r>
+        <w:rPr>
+          <w:rFonts w:ascii="맑은 고딕" w:hAnsi="맑은 고딕" w:eastAsia="맑은 고딕"/>
+          <w:sz w:val="21"/>
+        </w:rPr>
+        <w:t xml:space="preserve">이 1초를 넘으면 실패한다. 값이 </w:t>
+      </w:r>
+      <w:r>
+        <w:rPr>
+          <w:rFonts w:ascii="Consolas" w:hAnsi="Consolas" w:eastAsia="맑은 고딕"/>
+          <w:sz w:val="21"/>
+        </w:rPr>
+        <w:t xml:space="preserve">NONE</w:t>
+      </w:r>
+      <w:r>
+        <w:rPr>
+          <w:rFonts w:ascii="맑은 고딕" w:hAnsi="맑은 고딕" w:eastAsia="맑은 고딕"/>
+          <w:sz w:val="21"/>
+        </w:rPr>
+        <w:t xml:space="preserve">이면 제한이 없다.</w:t>
       </w:r>
     </w:p>
     <w:p>
@@ -5899,9 +7483,45 @@
       <w:r>
         <w:rPr>
           <w:rFonts w:ascii="맑은 고딕" w:hAnsi="맑은 고딕" w:eastAsia="맑은 고딕"/>
-          <w:sz w:val="21"/>
-        </w:rPr>
-        <w:t>**ORA-03172**다. 0은 "지연이 전혀 없어야 한다"는 뜻인데, 비동기 전송 구성에서는 사실상 항상 위반된다. 0을 쓰려면 `MAXIMUM PROTECTION`이나 `MAXIMUM AVAILABILITY`처럼 동기 전송이어야 한다.</w:t>
+          <w:b/>
+          <w:sz w:val="21"/>
+        </w:rPr>
+        <w:t xml:space="preserve">ORA-03172</w:t>
+      </w:r>
+      <w:r>
+        <w:rPr>
+          <w:rFonts w:ascii="맑은 고딕" w:hAnsi="맑은 고딕" w:eastAsia="맑은 고딕"/>
+          <w:sz w:val="21"/>
+        </w:rPr>
+        <w:t xml:space="preserve">다. 0은 "지연이 전혀 없어야 한다"는 뜻인데, 비동기 전송 구성에서는 사실상 항상 위반된다. 0을 쓰려면 </w:t>
+      </w:r>
+      <w:r>
+        <w:rPr>
+          <w:rFonts w:ascii="Consolas" w:hAnsi="Consolas" w:eastAsia="맑은 고딕"/>
+          <w:sz w:val="21"/>
+        </w:rPr>
+        <w:t xml:space="preserve">MAXIMUM PROTECTION</w:t>
+      </w:r>
+      <w:r>
+        <w:rPr>
+          <w:rFonts w:ascii="맑은 고딕" w:hAnsi="맑은 고딕" w:eastAsia="맑은 고딕"/>
+          <w:sz w:val="21"/>
+        </w:rPr>
+        <w:t xml:space="preserve">이나 </w:t>
+      </w:r>
+      <w:r>
+        <w:rPr>
+          <w:rFonts w:ascii="Consolas" w:hAnsi="Consolas" w:eastAsia="맑은 고딕"/>
+          <w:sz w:val="21"/>
+        </w:rPr>
+        <w:t xml:space="preserve">MAXIMUM AVAILABILITY</w:t>
+      </w:r>
+      <w:r>
+        <w:rPr>
+          <w:rFonts w:ascii="맑은 고딕" w:hAnsi="맑은 고딕" w:eastAsia="맑은 고딕"/>
+          <w:sz w:val="21"/>
+        </w:rPr>
+        <w:t xml:space="preserve">처럼 동기 전송이어야 한다.</w:t>
       </w:r>
     </w:p>
     <w:p>
@@ -6204,7 +7824,22 @@
           <w:rFonts w:ascii="맑은 고딕" w:hAnsi="맑은 고딕" w:eastAsia="맑은 고딕"/>
           <w:sz w:val="21"/>
         </w:rPr>
-        <w:t>한도를 두면 실패하고, 한도를 풀면 **옛 데이터를 돌려준다.** 이 대비가 이 기능의 요점이다.</w:t>
+        <w:t xml:space="preserve">한도를 두면 실패하고, 한도를 풀면 </w:t>
+      </w:r>
+      <w:r>
+        <w:rPr>
+          <w:rFonts w:ascii="맑은 고딕" w:hAnsi="맑은 고딕" w:eastAsia="맑은 고딕"/>
+          <w:b/>
+          <w:sz w:val="21"/>
+        </w:rPr>
+        <w:t xml:space="preserve">옛 데이터를 돌려준다.</w:t>
+      </w:r>
+      <w:r>
+        <w:rPr>
+          <w:rFonts w:ascii="맑은 고딕" w:hAnsi="맑은 고딕" w:eastAsia="맑은 고딕"/>
+          <w:sz w:val="21"/>
+        </w:rPr>
+        <w:t xml:space="preserve"> 이 대비가 이 기능의 요점이다.</w:t>
       </w:r>
     </w:p>
     <w:p>
@@ -6213,7 +7848,22 @@
           <w:rFonts w:ascii="맑은 고딕" w:hAnsi="맑은 고딕" w:eastAsia="맑은 고딕"/>
           <w:sz w:val="21"/>
         </w:rPr>
-        <w:t>애플리케이션이 선택할 수 있다. 오래된 데이터라도 받겠다면 한도를 두지 않고, 신선도가 중요하면 한도를 두고 실패 시 Primary로 재시도하도록 만든다. **판단을 애플리케이션이 하게 해 준다는 것**이 이 파라미터의 가치다.</w:t>
+        <w:t xml:space="preserve">애플리케이션이 선택할 수 있다. 오래된 데이터라도 받겠다면 한도를 두지 않고, 신선도가 중요하면 한도를 두고 실패 시 Primary로 재시도하도록 만든다. </w:t>
+      </w:r>
+      <w:r>
+        <w:rPr>
+          <w:rFonts w:ascii="맑은 고딕" w:hAnsi="맑은 고딕" w:eastAsia="맑은 고딕"/>
+          <w:b/>
+          <w:sz w:val="21"/>
+        </w:rPr>
+        <w:t xml:space="preserve">판단을 애플리케이션이 하게 해 준다는 것</w:t>
+      </w:r>
+      <w:r>
+        <w:rPr>
+          <w:rFonts w:ascii="맑은 고딕" w:hAnsi="맑은 고딕" w:eastAsia="맑은 고딕"/>
+          <w:sz w:val="21"/>
+        </w:rPr>
+        <w:t xml:space="preserve">이 이 파라미터의 가치다.</w:t>
       </w:r>
     </w:p>
     <w:p>
@@ -6231,7 +7881,21 @@
           <w:rFonts w:ascii="맑은 고딕" w:hAnsi="맑은 고딕" w:eastAsia="맑은 고딕"/>
           <w:sz w:val="21"/>
         </w:rPr>
-        <w:t>실측 중 예상 밖의 오류도 만났다. 같은 명령을 `SYS`로 실행한 경우다.</w:t>
+        <w:t xml:space="preserve">실측 중 예상 밖의 오류도 만났다. 같은 명령을 </w:t>
+      </w:r>
+      <w:r>
+        <w:rPr>
+          <w:rFonts w:ascii="Consolas" w:hAnsi="Consolas" w:eastAsia="맑은 고딕"/>
+          <w:sz w:val="21"/>
+        </w:rPr>
+        <w:t xml:space="preserve">SYS</w:t>
+      </w:r>
+      <w:r>
+        <w:rPr>
+          <w:rFonts w:ascii="맑은 고딕" w:hAnsi="맑은 고딕" w:eastAsia="맑은 고딕"/>
+          <w:sz w:val="21"/>
+        </w:rPr>
+        <w:t xml:space="preserve">로 실행한 경우다.</w:t>
       </w:r>
     </w:p>
     <w:tbl>
@@ -6337,21 +8001,65 @@
             <w:r>
               <w:rPr>
                 <w:rFonts w:ascii="맑은 고딕" w:hAnsi="맑은 고딕" w:eastAsia="맑은 고딕"/>
+                <w:b/>
                 <w:sz w:val="20"/>
               </w:rPr>
-              <w:t>**ORA-03174.** `SYS` 세션에는 이 파라미터가 적용되지 않는다. 관리자가 진단 조회를 하는데 지연 한도 때문에 막히면 곤란하기 때문으로 보인다.</w:t>
-            </w:r>
-          </w:p>
-          <w:p>
-            <w:pPr>
-              <w:spacing w:after="20"/>
-            </w:pPr>
+              <w:t xml:space="preserve">ORA-03174.</w:t>
+            </w:r>
             <w:r>
               <w:rPr>
                 <w:rFonts w:ascii="맑은 고딕" w:hAnsi="맑은 고딕" w:eastAsia="맑은 고딕"/>
                 <w:sz w:val="20"/>
               </w:rPr>
-              <w:t>그래서 이 기능을 시험할 때도 일반 사용자로 해야 한다. DML 리다이렉션에서 `SYS`가 ORA-16397로 막혔던 것과 같은 교훈이다. **ADG의 세션 기능들은 대체로 일반 사용자를 전제로 설계되어 있다.**</w:t>
+              <w:t xml:space="preserve"> </w:t>
+            </w:r>
+            <w:r>
+              <w:rPr>
+                <w:rFonts w:ascii="Consolas" w:hAnsi="Consolas" w:eastAsia="맑은 고딕"/>
+                <w:sz w:val="20"/>
+              </w:rPr>
+              <w:t xml:space="preserve">SYS</w:t>
+            </w:r>
+            <w:r>
+              <w:rPr>
+                <w:rFonts w:ascii="맑은 고딕" w:hAnsi="맑은 고딕" w:eastAsia="맑은 고딕"/>
+                <w:sz w:val="20"/>
+              </w:rPr>
+              <w:t xml:space="preserve"> 세션에는 이 파라미터가 적용되지 않는다. 관리자가 진단 조회를 하는데 지연 한도 때문에 막히면 곤란하기 때문으로 보인다.</w:t>
+            </w:r>
+          </w:p>
+          <w:p>
+            <w:pPr>
+              <w:spacing w:after="20"/>
+            </w:pPr>
+            <w:r>
+              <w:rPr>
+                <w:rFonts w:ascii="맑은 고딕" w:hAnsi="맑은 고딕" w:eastAsia="맑은 고딕"/>
+                <w:sz w:val="20"/>
+              </w:rPr>
+              <w:t xml:space="preserve">그래서 이 기능을 시험할 때도 일반 사용자로 해야 한다. DML 리다이렉션에서 </w:t>
+            </w:r>
+            <w:r>
+              <w:rPr>
+                <w:rFonts w:ascii="Consolas" w:hAnsi="Consolas" w:eastAsia="맑은 고딕"/>
+                <w:sz w:val="20"/>
+              </w:rPr>
+              <w:t xml:space="preserve">SYS</w:t>
+            </w:r>
+            <w:r>
+              <w:rPr>
+                <w:rFonts w:ascii="맑은 고딕" w:hAnsi="맑은 고딕" w:eastAsia="맑은 고딕"/>
+                <w:sz w:val="20"/>
+              </w:rPr>
+              <w:t xml:space="preserve">가 ORA-16397로 막혔던 것과 같은 교훈이다. </w:t>
+            </w:r>
+            <w:r>
+              <w:rPr>
+                <w:rFonts w:ascii="맑은 고딕" w:hAnsi="맑은 고딕" w:eastAsia="맑은 고딕"/>
+                <w:b/>
+                <w:sz w:val="20"/>
+              </w:rPr>
+              <w:t xml:space="preserve">ADG의 세션 기능들은 대체로 일반 사용자를 전제로 설계되어 있다.</w:t>
             </w:r>
           </w:p>
           <w:p>
@@ -6464,7 +8172,22 @@
           <w:rFonts w:ascii="맑은 고딕" w:hAnsi="맑은 고딕" w:eastAsia="맑은 고딕"/>
           <w:sz w:val="21"/>
         </w:rPr>
-        <w:t>실습 환경에서는 **ORA-03173**으로 실패한다. 일반 사용자로 해도, 적용이 정상으로 돌고 있어도 마찬가지였다.</w:t>
+        <w:t xml:space="preserve">실습 환경에서는 </w:t>
+      </w:r>
+      <w:r>
+        <w:rPr>
+          <w:rFonts w:ascii="맑은 고딕" w:hAnsi="맑은 고딕" w:eastAsia="맑은 고딕"/>
+          <w:b/>
+          <w:sz w:val="21"/>
+        </w:rPr>
+        <w:t xml:space="preserve">ORA-03173</w:t>
+      </w:r>
+      <w:r>
+        <w:rPr>
+          <w:rFonts w:ascii="맑은 고딕" w:hAnsi="맑은 고딕" w:eastAsia="맑은 고딕"/>
+          <w:sz w:val="21"/>
+        </w:rPr>
+        <w:t xml:space="preserve">으로 실패한다. 일반 사용자로 해도, 적용이 정상으로 돌고 있어도 마찬가지였다.</w:t>
       </w:r>
     </w:p>
     <w:p>
@@ -6473,7 +8196,50 @@
           <w:rFonts w:ascii="맑은 고딕" w:hAnsi="맑은 고딕" w:eastAsia="맑은 고딕"/>
           <w:sz w:val="21"/>
         </w:rPr>
-        <w:t>이유는 보호 모드다. 이 명령은 Primary가 보낸 리두가 Standby에 **모두 도착했음이 보장되는** 구성에서만 성립한다. 즉 동기 전송(`SYNC`)이 필요하다. 실습 환경은 `MAXIMUM PERFORMANCE`(ASYNC)이므로 그 보장이 없고, 오라클은 시도 자체를 거부한다.</w:t>
+        <w:t xml:space="preserve">이유는 보호 모드다. 이 명령은 Primary가 보낸 리두가 Standby에 </w:t>
+      </w:r>
+      <w:r>
+        <w:rPr>
+          <w:rFonts w:ascii="맑은 고딕" w:hAnsi="맑은 고딕" w:eastAsia="맑은 고딕"/>
+          <w:b/>
+          <w:sz w:val="21"/>
+        </w:rPr>
+        <w:t xml:space="preserve">모두 도착했음이 보장되는</w:t>
+      </w:r>
+      <w:r>
+        <w:rPr>
+          <w:rFonts w:ascii="맑은 고딕" w:hAnsi="맑은 고딕" w:eastAsia="맑은 고딕"/>
+          <w:sz w:val="21"/>
+        </w:rPr>
+        <w:t xml:space="preserve"> 구성에서만 성립한다. 즉 동기 전송(</w:t>
+      </w:r>
+      <w:r>
+        <w:rPr>
+          <w:rFonts w:ascii="Consolas" w:hAnsi="Consolas" w:eastAsia="맑은 고딕"/>
+          <w:sz w:val="21"/>
+        </w:rPr>
+        <w:t xml:space="preserve">SYNC</w:t>
+      </w:r>
+      <w:r>
+        <w:rPr>
+          <w:rFonts w:ascii="맑은 고딕" w:hAnsi="맑은 고딕" w:eastAsia="맑은 고딕"/>
+          <w:sz w:val="21"/>
+        </w:rPr>
+        <w:t xml:space="preserve">)이 필요하다. 실습 환경은 </w:t>
+      </w:r>
+      <w:r>
+        <w:rPr>
+          <w:rFonts w:ascii="Consolas" w:hAnsi="Consolas" w:eastAsia="맑은 고딕"/>
+          <w:sz w:val="21"/>
+        </w:rPr>
+        <w:t xml:space="preserve">MAXIMUM PERFORMANCE</w:t>
+      </w:r>
+      <w:r>
+        <w:rPr>
+          <w:rFonts w:ascii="맑은 고딕" w:hAnsi="맑은 고딕" w:eastAsia="맑은 고딕"/>
+          <w:sz w:val="21"/>
+        </w:rPr>
+        <w:t xml:space="preserve">(ASYNC)이므로 그 보장이 없고, 오라클은 시도 자체를 거부한다.</w:t>
       </w:r>
     </w:p>
     <w:tbl>
@@ -6512,11 +8278,11 @@
           <w:p>
             <w:r>
               <w:rPr>
-                <w:rFonts w:ascii="맑은 고딕" w:hAnsi="맑은 고딕" w:eastAsia="맑은 고딕"/>
+                <w:rFonts w:ascii="Consolas" w:hAnsi="Consolas" w:eastAsia="맑은 고딕"/>
                 <w:b/>
                 <w:sz w:val="19"/>
               </w:rPr>
-              <w:t>`SYNC WITH PRIMARY`</w:t>
+              <w:t xml:space="preserve">SYNC WITH PRIMARY</w:t>
             </w:r>
           </w:p>
         </w:tc>
@@ -6528,11 +8294,11 @@
           <w:p>
             <w:r>
               <w:rPr>
-                <w:rFonts w:ascii="맑은 고딕" w:hAnsi="맑은 고딕" w:eastAsia="맑은 고딕"/>
+                <w:rFonts w:ascii="Consolas" w:hAnsi="Consolas" w:eastAsia="맑은 고딕"/>
                 <w:b/>
                 <w:sz w:val="19"/>
               </w:rPr>
-              <w:t>`STANDBY_MAX_DATA_DELAY=0`</w:t>
+              <w:t xml:space="preserve">STANDBY_MAX_DATA_DELAY=0</w:t>
             </w:r>
           </w:p>
         </w:tc>
@@ -6677,7 +8443,22 @@
           <w:rFonts w:ascii="맑은 고딕" w:hAnsi="맑은 고딕" w:eastAsia="맑은 고딕"/>
           <w:sz w:val="21"/>
         </w:rPr>
-        <w:t>2장에서 다룬 보호 모드의 선택이 여기서 또 다른 결과로 나타난다. 성능을 위해 ASYNC를 택하면 **조회 신선도를 보장하는 두 장치를 모두 쓸 수 없다.** 8장의 사고에서 복구 가능성이 보호 모드에 달려 있었던 것과 같은 구조다. 보호 모드는 한 가지가 아니라 여러 기능의 전제 조건이다.</w:t>
+        <w:t xml:space="preserve">2장에서 다룬 보호 모드의 선택이 여기서 또 다른 결과로 나타난다. 성능을 위해 ASYNC를 택하면 </w:t>
+      </w:r>
+      <w:r>
+        <w:rPr>
+          <w:rFonts w:ascii="맑은 고딕" w:hAnsi="맑은 고딕" w:eastAsia="맑은 고딕"/>
+          <w:b/>
+          <w:sz w:val="21"/>
+        </w:rPr>
+        <w:t xml:space="preserve">조회 신선도를 보장하는 두 장치를 모두 쓸 수 없다.</w:t>
+      </w:r>
+      <w:r>
+        <w:rPr>
+          <w:rFonts w:ascii="맑은 고딕" w:hAnsi="맑은 고딕" w:eastAsia="맑은 고딕"/>
+          <w:sz w:val="21"/>
+        </w:rPr>
+        <w:t xml:space="preserve"> 8장의 사고에서 복구 가능성이 보호 모드에 달려 있었던 것과 같은 구조다. 보호 모드는 한 가지가 아니라 여러 기능의 전제 조건이다.</w:t>
       </w:r>
     </w:p>
     <w:p>
@@ -6686,7 +8467,65 @@
           <w:rFonts w:ascii="맑은 고딕" w:hAnsi="맑은 고딕" w:eastAsia="맑은 고딕"/>
           <w:sz w:val="21"/>
         </w:rPr>
-        <w:t>두 장치의 성격 차이도 정리해 둔다. `STANDBY_MAX_DATA_DELAY`는 **거부**하고 `SYNC WITH PRIMARY`는 **기다린다.** 전자는 빠르게 실패해 애플리케이션이 다른 길을 가게 하고, 후자는 조금 기다려서라도 최신 데이터를 주려 한다.</w:t>
+        <w:t xml:space="preserve">두 장치의 성격 차이도 정리해 둔다. </w:t>
+      </w:r>
+      <w:r>
+        <w:rPr>
+          <w:rFonts w:ascii="Consolas" w:hAnsi="Consolas" w:eastAsia="맑은 고딕"/>
+          <w:sz w:val="21"/>
+        </w:rPr>
+        <w:t xml:space="preserve">STANDBY_MAX_DATA_DELAY</w:t>
+      </w:r>
+      <w:r>
+        <w:rPr>
+          <w:rFonts w:ascii="맑은 고딕" w:hAnsi="맑은 고딕" w:eastAsia="맑은 고딕"/>
+          <w:sz w:val="21"/>
+        </w:rPr>
+        <w:t xml:space="preserve">는 </w:t>
+      </w:r>
+      <w:r>
+        <w:rPr>
+          <w:rFonts w:ascii="맑은 고딕" w:hAnsi="맑은 고딕" w:eastAsia="맑은 고딕"/>
+          <w:b/>
+          <w:sz w:val="21"/>
+        </w:rPr>
+        <w:t xml:space="preserve">거부</w:t>
+      </w:r>
+      <w:r>
+        <w:rPr>
+          <w:rFonts w:ascii="맑은 고딕" w:hAnsi="맑은 고딕" w:eastAsia="맑은 고딕"/>
+          <w:sz w:val="21"/>
+        </w:rPr>
+        <w:t xml:space="preserve">하고 </w:t>
+      </w:r>
+      <w:r>
+        <w:rPr>
+          <w:rFonts w:ascii="Consolas" w:hAnsi="Consolas" w:eastAsia="맑은 고딕"/>
+          <w:sz w:val="21"/>
+        </w:rPr>
+        <w:t xml:space="preserve">SYNC WITH PRIMARY</w:t>
+      </w:r>
+      <w:r>
+        <w:rPr>
+          <w:rFonts w:ascii="맑은 고딕" w:hAnsi="맑은 고딕" w:eastAsia="맑은 고딕"/>
+          <w:sz w:val="21"/>
+        </w:rPr>
+        <w:t xml:space="preserve">는 </w:t>
+      </w:r>
+      <w:r>
+        <w:rPr>
+          <w:rFonts w:ascii="맑은 고딕" w:hAnsi="맑은 고딕" w:eastAsia="맑은 고딕"/>
+          <w:b/>
+          <w:sz w:val="21"/>
+        </w:rPr>
+        <w:t xml:space="preserve">기다린다.</w:t>
+      </w:r>
+      <w:r>
+        <w:rPr>
+          <w:rFonts w:ascii="맑은 고딕" w:hAnsi="맑은 고딕" w:eastAsia="맑은 고딕"/>
+          <w:sz w:val="21"/>
+        </w:rPr>
+        <w:t xml:space="preserve"> 전자는 빠르게 실패해 애플리케이션이 다른 길을 가게 하고, 후자는 조금 기다려서라도 최신 데이터를 주려 한다.</w:t>
       </w:r>
     </w:p>
     <w:p>
@@ -6775,10 +8614,10 @@
           <w:p>
             <w:r>
               <w:rPr>
-                <w:rFonts w:ascii="맑은 고딕" w:hAnsi="맑은 고딕" w:eastAsia="맑은 고딕"/>
-                <w:sz w:val="19"/>
-              </w:rPr>
-              <w:t>`STANDBY_MAX_DATA_DELAY`</w:t>
+                <w:rFonts w:ascii="Consolas" w:hAnsi="Consolas" w:eastAsia="맑은 고딕"/>
+                <w:sz w:val="19"/>
+              </w:rPr>
+              <w:t xml:space="preserve">STANDBY_MAX_DATA_DELAY</w:t>
             </w:r>
           </w:p>
         </w:tc>
@@ -6792,7 +8631,22 @@
                 <w:rFonts w:ascii="맑은 고딕" w:hAnsi="맑은 고딕" w:eastAsia="맑은 고딕"/>
                 <w:sz w:val="19"/>
               </w:rPr>
-              <w:t>초과하면 **거부**한다 (ORA-03172)</w:t>
+              <w:t xml:space="preserve">초과하면 </w:t>
+            </w:r>
+            <w:r>
+              <w:rPr>
+                <w:rFonts w:ascii="맑은 고딕" w:hAnsi="맑은 고딕" w:eastAsia="맑은 고딕"/>
+                <w:b/>
+                <w:sz w:val="19"/>
+              </w:rPr>
+              <w:t xml:space="preserve">거부</w:t>
+            </w:r>
+            <w:r>
+              <w:rPr>
+                <w:rFonts w:ascii="맑은 고딕" w:hAnsi="맑은 고딕" w:eastAsia="맑은 고딕"/>
+                <w:sz w:val="19"/>
+              </w:rPr>
+              <w:t xml:space="preserve">한다 (ORA-03172)</w:t>
             </w:r>
           </w:p>
         </w:tc>
@@ -6819,10 +8673,10 @@
           <w:p>
             <w:r>
               <w:rPr>
-                <w:rFonts w:ascii="맑은 고딕" w:hAnsi="맑은 고딕" w:eastAsia="맑은 고딕"/>
-                <w:sz w:val="19"/>
-              </w:rPr>
-              <w:t>`SYNC WITH PRIMARY`</w:t>
+                <w:rFonts w:ascii="Consolas" w:hAnsi="Consolas" w:eastAsia="맑은 고딕"/>
+                <w:sz w:val="19"/>
+              </w:rPr>
+              <w:t xml:space="preserve">SYNC WITH PRIMARY</w:t>
             </w:r>
           </w:p>
         </w:tc>
@@ -6836,7 +8690,15 @@
                 <w:rFonts w:ascii="맑은 고딕" w:hAnsi="맑은 고딕" w:eastAsia="맑은 고딕"/>
                 <w:sz w:val="19"/>
               </w:rPr>
-              <w:t>따라잡을 때까지 **기다린다**</w:t>
+              <w:t xml:space="preserve">따라잡을 때까지 </w:t>
+            </w:r>
+            <w:r>
+              <w:rPr>
+                <w:rFonts w:ascii="맑은 고딕" w:hAnsi="맑은 고딕" w:eastAsia="맑은 고딕"/>
+                <w:b/>
+                <w:sz w:val="19"/>
+              </w:rPr>
+              <w:t xml:space="preserve">기다린다</w:t>
             </w:r>
           </w:p>
         </w:tc>
@@ -6880,7 +8742,15 @@
                 <w:rFonts w:ascii="맑은 고딕" w:hAnsi="맑은 고딕" w:eastAsia="맑은 고딕"/>
                 <w:sz w:val="19"/>
               </w:rPr>
-              <w:t>그대로 **돌려준다**</w:t>
+              <w:t xml:space="preserve">그대로 </w:t>
+            </w:r>
+            <w:r>
+              <w:rPr>
+                <w:rFonts w:ascii="맑은 고딕" w:hAnsi="맑은 고딕" w:eastAsia="맑은 고딕"/>
+                <w:b/>
+                <w:sz w:val="19"/>
+              </w:rPr>
+              <w:t xml:space="preserve">돌려준다</w:t>
             </w:r>
           </w:p>
         </w:tc>
@@ -7052,7 +8922,22 @@
           <w:rFonts w:ascii="맑은 고딕" w:hAnsi="맑은 고딕" w:eastAsia="맑은 고딕"/>
           <w:sz w:val="21"/>
         </w:rPr>
-        <w:t>이 구조의 장점은 **Standby가 정상일 때는 부하를 나누고, 뒤처졌을 때만 Primary로 간다**는 것이다. 평상시 대부분의 조회가 Standby에서 처리되고, 문제가 있을 때만 Primary가 받는다.</w:t>
+        <w:t xml:space="preserve">이 구조의 장점은 </w:t>
+      </w:r>
+      <w:r>
+        <w:rPr>
+          <w:rFonts w:ascii="맑은 고딕" w:hAnsi="맑은 고딕" w:eastAsia="맑은 고딕"/>
+          <w:b/>
+          <w:sz w:val="21"/>
+        </w:rPr>
+        <w:t xml:space="preserve">Standby가 정상일 때는 부하를 나누고, 뒤처졌을 때만 Primary로 간다</w:t>
+      </w:r>
+      <w:r>
+        <w:rPr>
+          <w:rFonts w:ascii="맑은 고딕" w:hAnsi="맑은 고딕" w:eastAsia="맑은 고딕"/>
+          <w:sz w:val="21"/>
+        </w:rPr>
+        <w:t xml:space="preserve">는 것이다. 평상시 대부분의 조회가 Standby에서 처리되고, 문제가 있을 때만 Primary가 받는다.</w:t>
       </w:r>
     </w:p>
     <w:p>
@@ -7061,7 +8946,21 @@
           <w:rFonts w:ascii="맑은 고딕" w:hAnsi="맑은 고딕" w:eastAsia="맑은 고딕"/>
           <w:sz w:val="21"/>
         </w:rPr>
-        <w:t>값을 얼마로 정할지는 업무가 결정한다. 실측에서 정상 상태의 `apply lag`은 0초였고 히스토그램의 대부분이 0초 구간이었다. 여유를 두어 5초나 10초로 잡으면 정상 운영 중에는 거의 걸리지 않고, 실제로 문제가 생겼을 때만 걸린다.</w:t>
+        <w:t xml:space="preserve">값을 얼마로 정할지는 업무가 결정한다. 실측에서 정상 상태의 </w:t>
+      </w:r>
+      <w:r>
+        <w:rPr>
+          <w:rFonts w:ascii="Consolas" w:hAnsi="Consolas" w:eastAsia="맑은 고딕"/>
+          <w:sz w:val="21"/>
+        </w:rPr>
+        <w:t xml:space="preserve">apply lag</w:t>
+      </w:r>
+      <w:r>
+        <w:rPr>
+          <w:rFonts w:ascii="맑은 고딕" w:hAnsi="맑은 고딕" w:eastAsia="맑은 고딕"/>
+          <w:sz w:val="21"/>
+        </w:rPr>
+        <w:t xml:space="preserve">은 0초였고 히스토그램의 대부분이 0초 구간이었다. 여유를 두어 5초나 10초로 잡으면 정상 운영 중에는 거의 걸리지 않고, 실제로 문제가 생겼을 때만 걸린다.</w:t>
       </w:r>
     </w:p>
     <w:p>
@@ -7084,10 +8983,17 @@
     <w:p>
       <w:r>
         <w:rPr>
-          <w:rFonts w:ascii="맑은 고딕" w:hAnsi="맑은 고딕" w:eastAsia="맑은 고딕"/>
-          <w:sz w:val="21"/>
-        </w:rPr>
-        <w:t>`V$DATAGUARD_STATS`는 지금 이 순간의 지연을 보여 준다. 7장에서 확인했듯 그 값도 십수 초 전 정보다. 추세를 보려면 다른 뷰가 필요하다.</w:t>
+          <w:rFonts w:ascii="Consolas" w:hAnsi="Consolas" w:eastAsia="맑은 고딕"/>
+          <w:sz w:val="21"/>
+        </w:rPr>
+        <w:t xml:space="preserve">V$DATAGUARD_STATS</w:t>
+      </w:r>
+      <w:r>
+        <w:rPr>
+          <w:rFonts w:ascii="맑은 고딕" w:hAnsi="맑은 고딕" w:eastAsia="맑은 고딕"/>
+          <w:sz w:val="21"/>
+        </w:rPr>
+        <w:t xml:space="preserve">는 지금 이 순간의 지연을 보여 준다. 7장에서 확인했듯 그 값도 십수 초 전 정보다. 추세를 보려면 다른 뷰가 필요하다.</w:t>
       </w:r>
     </w:p>
     <w:tbl>
@@ -7204,9 +9110,59 @@
       <w:r>
         <w:rPr>
           <w:rFonts w:ascii="맑은 고딕" w:hAnsi="맑은 고딕" w:eastAsia="맑은 고딕"/>
-          <w:sz w:val="21"/>
-        </w:rPr>
-        <w:t>**히스토그램이다.** `TIME`과 `UNIT`이 구간을 나타내고 `COUNT`가 그 구간에 속한 표본 수다. 위 결과는 "지연 0초였던 표본이 650회, 2초였던 표본이 1회"라는 뜻이다.</w:t>
+          <w:b/>
+          <w:sz w:val="21"/>
+        </w:rPr>
+        <w:t xml:space="preserve">히스토그램이다.</w:t>
+      </w:r>
+      <w:r>
+        <w:rPr>
+          <w:rFonts w:ascii="맑은 고딕" w:hAnsi="맑은 고딕" w:eastAsia="맑은 고딕"/>
+          <w:sz w:val="21"/>
+        </w:rPr>
+        <w:t xml:space="preserve"> </w:t>
+      </w:r>
+      <w:r>
+        <w:rPr>
+          <w:rFonts w:ascii="Consolas" w:hAnsi="Consolas" w:eastAsia="맑은 고딕"/>
+          <w:sz w:val="21"/>
+        </w:rPr>
+        <w:t xml:space="preserve">TIME</w:t>
+      </w:r>
+      <w:r>
+        <w:rPr>
+          <w:rFonts w:ascii="맑은 고딕" w:hAnsi="맑은 고딕" w:eastAsia="맑은 고딕"/>
+          <w:sz w:val="21"/>
+        </w:rPr>
+        <w:t xml:space="preserve">과 </w:t>
+      </w:r>
+      <w:r>
+        <w:rPr>
+          <w:rFonts w:ascii="Consolas" w:hAnsi="Consolas" w:eastAsia="맑은 고딕"/>
+          <w:sz w:val="21"/>
+        </w:rPr>
+        <w:t xml:space="preserve">UNIT</w:t>
+      </w:r>
+      <w:r>
+        <w:rPr>
+          <w:rFonts w:ascii="맑은 고딕" w:hAnsi="맑은 고딕" w:eastAsia="맑은 고딕"/>
+          <w:sz w:val="21"/>
+        </w:rPr>
+        <w:t xml:space="preserve">이 구간을 나타내고 </w:t>
+      </w:r>
+      <w:r>
+        <w:rPr>
+          <w:rFonts w:ascii="Consolas" w:hAnsi="Consolas" w:eastAsia="맑은 고딕"/>
+          <w:sz w:val="21"/>
+        </w:rPr>
+        <w:t xml:space="preserve">COUNT</w:t>
+      </w:r>
+      <w:r>
+        <w:rPr>
+          <w:rFonts w:ascii="맑은 고딕" w:hAnsi="맑은 고딕" w:eastAsia="맑은 고딕"/>
+          <w:sz w:val="21"/>
+        </w:rPr>
+        <w:t xml:space="preserve">가 그 구간에 속한 표본 수다. 위 결과는 "지연 0초였던 표본이 650회, 2초였던 표본이 1회"라는 뜻이다.</w:t>
       </w:r>
     </w:p>
     <w:p>
@@ -7386,7 +9342,30 @@
           <w:rFonts w:ascii="맑은 고딕" w:hAnsi="맑은 고딕" w:eastAsia="맑은 고딕"/>
           <w:sz w:val="21"/>
         </w:rPr>
-        <w:t>두 가지가 보인다. 첫째, **`2 minutes` 구간에 59회**가 몰려 있다. 적용을 멈춘 동안 계속 그 수준의 지연이 관측된 것이다. 둘째, 3초부터 59초까지 구간마다 1~2회씩 있다. 적용을 재개해 따라잡는 동안 지연이 점진적으로 줄어든 흔적이다.</w:t>
+        <w:t xml:space="preserve">두 가지가 보인다. 첫째, </w:t>
+      </w:r>
+      <w:r>
+        <w:rPr>
+          <w:rFonts w:ascii="Consolas" w:hAnsi="Consolas" w:eastAsia="맑은 고딕"/>
+          <w:b/>
+          <w:sz w:val="21"/>
+        </w:rPr>
+        <w:t xml:space="preserve">2 minutes</w:t>
+      </w:r>
+      <w:r>
+        <w:rPr>
+          <w:rFonts w:ascii="맑은 고딕" w:hAnsi="맑은 고딕" w:eastAsia="맑은 고딕"/>
+          <w:b/>
+          <w:sz w:val="21"/>
+        </w:rPr>
+        <w:t xml:space="preserve"> 구간에 59회</w:t>
+      </w:r>
+      <w:r>
+        <w:rPr>
+          <w:rFonts w:ascii="맑은 고딕" w:hAnsi="맑은 고딕" w:eastAsia="맑은 고딕"/>
+          <w:sz w:val="21"/>
+        </w:rPr>
+        <w:t xml:space="preserve">가 몰려 있다. 적용을 멈춘 동안 계속 그 수준의 지연이 관측된 것이다. 둘째, 3초부터 59초까지 구간마다 1~2회씩 있다. 적용을 재개해 따라잡는 동안 지연이 점진적으로 줄어든 흔적이다.</w:t>
       </w:r>
     </w:p>
     <w:p>
@@ -7498,28 +9477,87 @@
     <w:p>
       <w:r>
         <w:rPr>
-          <w:rFonts w:ascii="맑은 고딕" w:hAnsi="맑은 고딕" w:eastAsia="맑은 고딕"/>
-          <w:sz w:val="21"/>
-        </w:rPr>
-        <w:t>**`apply lag`만 있다.** `transport lag`의 히스토그램은 없다. 전송이 아니라 적용의 분포만 누적된다는 뜻이며, 전송 쪽 추세가 필요하면 별도로 수집해야 한다.</w:t>
+          <w:rFonts w:ascii="Consolas" w:hAnsi="Consolas" w:eastAsia="맑은 고딕"/>
+          <w:b/>
+          <w:sz w:val="21"/>
+        </w:rPr>
+        <w:t xml:space="preserve">apply lag</w:t>
+      </w:r>
+      <w:r>
+        <w:rPr>
+          <w:rFonts w:ascii="맑은 고딕" w:hAnsi="맑은 고딕" w:eastAsia="맑은 고딕"/>
+          <w:b/>
+          <w:sz w:val="21"/>
+        </w:rPr>
+        <w:t xml:space="preserve">만 있다.</w:t>
+      </w:r>
+      <w:r>
+        <w:rPr>
+          <w:rFonts w:ascii="맑은 고딕" w:hAnsi="맑은 고딕" w:eastAsia="맑은 고딕"/>
+          <w:sz w:val="21"/>
+        </w:rPr>
+        <w:t xml:space="preserve"> </w:t>
+      </w:r>
+      <w:r>
+        <w:rPr>
+          <w:rFonts w:ascii="Consolas" w:hAnsi="Consolas" w:eastAsia="맑은 고딕"/>
+          <w:sz w:val="21"/>
+        </w:rPr>
+        <w:t xml:space="preserve">transport lag</w:t>
+      </w:r>
+      <w:r>
+        <w:rPr>
+          <w:rFonts w:ascii="맑은 고딕" w:hAnsi="맑은 고딕" w:eastAsia="맑은 고딕"/>
+          <w:sz w:val="21"/>
+        </w:rPr>
+        <w:t xml:space="preserve">의 히스토그램은 없다. 전송이 아니라 적용의 분포만 누적된다는 뜻이며, 전송 쪽 추세가 필요하면 별도로 수집해야 한다.</w:t>
       </w:r>
     </w:p>
     <w:p>
       <w:r>
         <w:rPr>
-          <w:rFonts w:ascii="맑은 고딕" w:hAnsi="맑은 고딕" w:eastAsia="맑은 고딕"/>
-          <w:sz w:val="21"/>
-        </w:rPr>
-        <w:t>`BUCKETS`가 62인 것은 관측된 구간의 수다. 0초, 2~59초, 그리고 분 단위 구간까지 합한 값이다.</w:t>
+          <w:rFonts w:ascii="Consolas" w:hAnsi="Consolas" w:eastAsia="맑은 고딕"/>
+          <w:sz w:val="21"/>
+        </w:rPr>
+        <w:t xml:space="preserve">BUCKETS</w:t>
+      </w:r>
+      <w:r>
+        <w:rPr>
+          <w:rFonts w:ascii="맑은 고딕" w:hAnsi="맑은 고딕" w:eastAsia="맑은 고딕"/>
+          <w:sz w:val="21"/>
+        </w:rPr>
+        <w:t xml:space="preserve">가 62인 것은 관측된 구간의 수다. 0초, 2~59초, 그리고 분 단위 구간까지 합한 값이다.</w:t>
       </w:r>
     </w:p>
     <w:p>
       <w:r>
         <w:rPr>
           <w:rFonts w:ascii="맑은 고딕" w:hAnsi="맑은 고딕" w:eastAsia="맑은 고딕"/>
-          <w:sz w:val="21"/>
-        </w:rPr>
-        <w:t>**이 뷰의 값은 인스턴스 기동 이후 누적된다.** 그래서 "지금은 정상이지만 과거에 문제가 있었는가"를 판단할 수 있다. 현재 값만 보는 `V$DATAGUARD_STATS`로는 알 수 없는 정보다.</w:t>
+          <w:b/>
+          <w:sz w:val="21"/>
+        </w:rPr>
+        <w:t xml:space="preserve">이 뷰의 값은 인스턴스 기동 이후 누적된다.</w:t>
+      </w:r>
+      <w:r>
+        <w:rPr>
+          <w:rFonts w:ascii="맑은 고딕" w:hAnsi="맑은 고딕" w:eastAsia="맑은 고딕"/>
+          <w:sz w:val="21"/>
+        </w:rPr>
+        <w:t xml:space="preserve"> 그래서 "지금은 정상이지만 과거에 문제가 있었는가"를 판단할 수 있다. 현재 값만 보는 </w:t>
+      </w:r>
+      <w:r>
+        <w:rPr>
+          <w:rFonts w:ascii="Consolas" w:hAnsi="Consolas" w:eastAsia="맑은 고딕"/>
+          <w:sz w:val="21"/>
+        </w:rPr>
+        <w:t xml:space="preserve">V$DATAGUARD_STATS</w:t>
+      </w:r>
+      <w:r>
+        <w:rPr>
+          <w:rFonts w:ascii="맑은 고딕" w:hAnsi="맑은 고딕" w:eastAsia="맑은 고딕"/>
+          <w:sz w:val="21"/>
+        </w:rPr>
+        <w:t xml:space="preserve">로는 알 수 없는 정보다.</w:t>
       </w:r>
     </w:p>
     <w:p>
@@ -7528,7 +9566,22 @@
           <w:rFonts w:ascii="맑은 고딕" w:hAnsi="맑은 고딕" w:eastAsia="맑은 고딕"/>
           <w:sz w:val="21"/>
         </w:rPr>
-        <w:t>모니터링에 넣을 때는 실용적인 지표 하나로 요약하는 편이 낫다. **"0초가 아닌 구간의 비율"**이다.</w:t>
+        <w:t xml:space="preserve">모니터링에 넣을 때는 실용적인 지표 하나로 요약하는 편이 낫다. </w:t>
+      </w:r>
+      <w:r>
+        <w:rPr>
+          <w:rFonts w:ascii="맑은 고딕" w:hAnsi="맑은 고딕" w:eastAsia="맑은 고딕"/>
+          <w:b/>
+          <w:sz w:val="21"/>
+        </w:rPr>
+        <w:t xml:space="preserve">"0초가 아닌 구간의 비율"</w:t>
+      </w:r>
+      <w:r>
+        <w:rPr>
+          <w:rFonts w:ascii="맑은 고딕" w:hAnsi="맑은 고딕" w:eastAsia="맑은 고딕"/>
+          <w:sz w:val="21"/>
+        </w:rPr>
+        <w:t xml:space="preserve">이다.</w:t>
       </w:r>
     </w:p>
     <w:tbl>
@@ -7610,7 +9663,22 @@
                 <w:rFonts w:ascii="맑은 고딕" w:hAnsi="맑은 고딕" w:eastAsia="맑은 고딕"/>
                 <w:sz w:val="20"/>
               </w:rPr>
-              <w:t>이 뷰는 **누적값**이므로 두 시점의 차이를 봐야 의미가 있다. 정기적으로 스냅샷을 떠 두고 비교한다. 한 번의 조회로는 "지금까지 전체가 어땠는가"만 알 수 있고 "최근 한 시간이 어땠는가"는 알 수 없다.</w:t>
+              <w:t xml:space="preserve">이 뷰는 </w:t>
+            </w:r>
+            <w:r>
+              <w:rPr>
+                <w:rFonts w:ascii="맑은 고딕" w:hAnsi="맑은 고딕" w:eastAsia="맑은 고딕"/>
+                <w:b/>
+                <w:sz w:val="20"/>
+              </w:rPr>
+              <w:t xml:space="preserve">누적값</w:t>
+            </w:r>
+            <w:r>
+              <w:rPr>
+                <w:rFonts w:ascii="맑은 고딕" w:hAnsi="맑은 고딕" w:eastAsia="맑은 고딕"/>
+                <w:sz w:val="20"/>
+              </w:rPr>
+              <w:t xml:space="preserve">이므로 두 시점의 차이를 봐야 의미가 있다. 정기적으로 스냅샷을 떠 두고 비교한다. 한 번의 조회로는 "지금까지 전체가 어땠는가"만 알 수 있고 "최근 한 시간이 어땠는가"는 알 수 없다.</w:t>
             </w:r>
           </w:p>
           <w:p>
@@ -7978,10 +10046,31 @@
       </w:pPr>
       <w:r>
         <w:rPr>
-          <w:rFonts w:ascii="맑은 고딕" w:hAnsi="맑은 고딕" w:eastAsia="맑은 고딕"/>
-          <w:sz w:val="21"/>
-        </w:rPr>
-        <w:t>`redirect_dml` — 시스템 수준으로 리다이렉션이 켜져 있는지. `FALSE`가 기본이며, 세션 수준으로 켠 것은 여기에 나타나지 않는다.</w:t>
+          <w:rFonts w:ascii="Consolas" w:hAnsi="Consolas" w:eastAsia="맑은 고딕"/>
+          <w:sz w:val="21"/>
+        </w:rPr>
+        <w:t xml:space="preserve">redirect_dml</w:t>
+      </w:r>
+      <w:r>
+        <w:rPr>
+          <w:rFonts w:ascii="맑은 고딕" w:hAnsi="맑은 고딕" w:eastAsia="맑은 고딕"/>
+          <w:sz w:val="21"/>
+        </w:rPr>
+        <w:t xml:space="preserve"> — 시스템 수준으로 리다이렉션이 켜져 있는지. </w:t>
+      </w:r>
+      <w:r>
+        <w:rPr>
+          <w:rFonts w:ascii="Consolas" w:hAnsi="Consolas" w:eastAsia="맑은 고딕"/>
+          <w:sz w:val="21"/>
+        </w:rPr>
+        <w:t xml:space="preserve">FALSE</w:t>
+      </w:r>
+      <w:r>
+        <w:rPr>
+          <w:rFonts w:ascii="맑은 고딕" w:hAnsi="맑은 고딕" w:eastAsia="맑은 고딕"/>
+          <w:sz w:val="21"/>
+        </w:rPr>
+        <w:t xml:space="preserve">가 기본이며, 세션 수준으로 켠 것은 여기에 나타나지 않는다.</w:t>
       </w:r>
     </w:p>
     <w:p>
@@ -7990,10 +10079,17 @@
       </w:pPr>
       <w:r>
         <w:rPr>
-          <w:rFonts w:ascii="맑은 고딕" w:hAnsi="맑은 고딕" w:eastAsia="맑은 고딕"/>
-          <w:sz w:val="21"/>
-        </w:rPr>
-        <w:t>`lagged samples %` — 기동 이후 지연이 있었던 표본의 비율. 안정성을 한 숫자로 요약한다.</w:t>
+          <w:rFonts w:ascii="Consolas" w:hAnsi="Consolas" w:eastAsia="맑은 고딕"/>
+          <w:sz w:val="21"/>
+        </w:rPr>
+        <w:t xml:space="preserve">lagged samples %</w:t>
+      </w:r>
+      <w:r>
+        <w:rPr>
+          <w:rFonts w:ascii="맑은 고딕" w:hAnsi="맑은 고딕" w:eastAsia="맑은 고딕"/>
+          <w:sz w:val="21"/>
+        </w:rPr>
+        <w:t xml:space="preserve"> — 기동 이후 지연이 있었던 표본의 비율. 안정성을 한 숫자로 요약한다.</w:t>
       </w:r>
     </w:p>
     <w:p>
@@ -8002,7 +10098,22 @@
           <w:rFonts w:ascii="맑은 고딕" w:hAnsi="맑은 고딕" w:eastAsia="맑은 고딕"/>
           <w:sz w:val="21"/>
         </w:rPr>
-        <w:t>두 번째 항목은 **누적값이라는 점을 기억하고 읽는다.** 오래 돌아간 인스턴스일수록 과거의 문제가 희석되므로, 두 시점의 차이를 보는 편이 정확하다.</w:t>
+        <w:t xml:space="preserve">두 번째 항목은 </w:t>
+      </w:r>
+      <w:r>
+        <w:rPr>
+          <w:rFonts w:ascii="맑은 고딕" w:hAnsi="맑은 고딕" w:eastAsia="맑은 고딕"/>
+          <w:b/>
+          <w:sz w:val="21"/>
+        </w:rPr>
+        <w:t xml:space="preserve">누적값이라는 점을 기억하고 읽는다.</w:t>
+      </w:r>
+      <w:r>
+        <w:rPr>
+          <w:rFonts w:ascii="맑은 고딕" w:hAnsi="맑은 고딕" w:eastAsia="맑은 고딕"/>
+          <w:sz w:val="21"/>
+        </w:rPr>
+        <w:t xml:space="preserve"> 오래 돌아간 인스턴스일수록 과거의 문제가 희석되므로, 두 시점의 차이를 보는 편이 정확하다.</w:t>
       </w:r>
     </w:p>
     <w:tbl>
@@ -8049,57 +10160,153 @@
             <w:r>
               <w:rPr>
                 <w:rFonts w:ascii="맑은 고딕" w:hAnsi="맑은 고딕" w:eastAsia="맑은 고딕"/>
+                <w:b/>
                 <w:sz w:val="20"/>
               </w:rPr>
-              <w:t>**① 대상 조회를 분류한다.** 순수 조회인가, DML을 포함하는가, 일반 테이블을 임시 저장소로 쓰는가, 시퀀스를 쓰는가. 9.4.3절의 기준을 적용한다.</w:t>
-            </w:r>
-          </w:p>
-          <w:p>
-            <w:pPr>
-              <w:spacing w:after="20"/>
-            </w:pPr>
+              <w:t xml:space="preserve">① 대상 조회를 분류한다.</w:t>
+            </w:r>
             <w:r>
               <w:rPr>
                 <w:rFonts w:ascii="맑은 고딕" w:hAnsi="맑은 고딕" w:eastAsia="맑은 고딕"/>
                 <w:sz w:val="20"/>
               </w:rPr>
-              <w:t>**② 계정을 확인한다.** 관리자 계정이 아니라 애플리케이션 계정으로 시험한다. `SYS`로는 리다이렉션도 지연 한도도 동작하지 않는다.</w:t>
+              <w:t xml:space="preserve"> 순수 조회인가, DML을 포함하는가, 일반 테이블을 임시 저장소로 쓰는가, 시퀀스를 쓰는가. 9.4.3절의 기준을 적용한다.</w:t>
             </w:r>
           </w:p>
           <w:p>
             <w:pPr>
               <w:spacing w:after="20"/>
             </w:pPr>
+            <w:r>
+              <w:rPr>
+                <w:rFonts w:ascii="맑은 고딕" w:hAnsi="맑은 고딕" w:eastAsia="맑은 고딕"/>
+                <w:b/>
+                <w:sz w:val="20"/>
+              </w:rPr>
+              <w:t xml:space="preserve">② 계정을 확인한다.</w:t>
+            </w:r>
             <w:r>
               <w:rPr>
                 <w:rFonts w:ascii="맑은 고딕" w:hAnsi="맑은 고딕" w:eastAsia="맑은 고딕"/>
                 <w:sz w:val="20"/>
               </w:rPr>
-              <w:t>**③ 신선도 요건을 정한다.** 몇 초까지 오래된 데이터를 받아들일 수 있는가. 그 값으로 `STANDBY_MAX_DATA_DELAY`를 설정하고 ORA-03172 처리를 애플리케이션에 넣는다.</w:t>
-            </w:r>
-          </w:p>
-          <w:p>
-            <w:pPr>
-              <w:spacing w:after="20"/>
-            </w:pPr>
+              <w:t xml:space="preserve"> 관리자 계정이 아니라 애플리케이션 계정으로 시험한다. </w:t>
+            </w:r>
+            <w:r>
+              <w:rPr>
+                <w:rFonts w:ascii="Consolas" w:hAnsi="Consolas" w:eastAsia="맑은 고딕"/>
+                <w:sz w:val="20"/>
+              </w:rPr>
+              <w:t xml:space="preserve">SYS</w:t>
+            </w:r>
             <w:r>
               <w:rPr>
                 <w:rFonts w:ascii="맑은 고딕" w:hAnsi="맑은 고딕" w:eastAsia="맑은 고딕"/>
                 <w:sz w:val="20"/>
               </w:rPr>
-              <w:t>**④ 실패 경로를 만든다.** Standby가 뒤처지거나 내려갔을 때 Primary로 가는 길을 준비한다. 접속 문자열을 바꾸는 것만으로는 부족하며, 세션이 `SYS_CONTEXT`로 자신이 어디에 붙었는지 확인할 수 있게 한다.</w:t>
+              <w:t xml:space="preserve">로는 리다이렉션도 지연 한도도 동작하지 않는다.</w:t>
             </w:r>
           </w:p>
           <w:p>
             <w:pPr>
               <w:spacing w:after="20"/>
             </w:pPr>
+            <w:r>
+              <w:rPr>
+                <w:rFonts w:ascii="맑은 고딕" w:hAnsi="맑은 고딕" w:eastAsia="맑은 고딕"/>
+                <w:b/>
+                <w:sz w:val="20"/>
+              </w:rPr>
+              <w:t xml:space="preserve">③ 신선도 요건을 정한다.</w:t>
+            </w:r>
             <w:r>
               <w:rPr>
                 <w:rFonts w:ascii="맑은 고딕" w:hAnsi="맑은 고딕" w:eastAsia="맑은 고딕"/>
                 <w:sz w:val="20"/>
               </w:rPr>
-              <w:t>**⑤ 지연을 감시한다.** 위 조회를 정기적으로 수집한다. 특히 `lagged samples %`의 변화를 본다.</w:t>
+              <w:t xml:space="preserve"> 몇 초까지 오래된 데이터를 받아들일 수 있는가. 그 값으로 </w:t>
+            </w:r>
+            <w:r>
+              <w:rPr>
+                <w:rFonts w:ascii="Consolas" w:hAnsi="Consolas" w:eastAsia="맑은 고딕"/>
+                <w:sz w:val="20"/>
+              </w:rPr>
+              <w:t xml:space="preserve">STANDBY_MAX_DATA_DELAY</w:t>
+            </w:r>
+            <w:r>
+              <w:rPr>
+                <w:rFonts w:ascii="맑은 고딕" w:hAnsi="맑은 고딕" w:eastAsia="맑은 고딕"/>
+                <w:sz w:val="20"/>
+              </w:rPr>
+              <w:t xml:space="preserve">를 설정하고 ORA-03172 처리를 애플리케이션에 넣는다.</w:t>
+            </w:r>
+          </w:p>
+          <w:p>
+            <w:pPr>
+              <w:spacing w:after="20"/>
+            </w:pPr>
+            <w:r>
+              <w:rPr>
+                <w:rFonts w:ascii="맑은 고딕" w:hAnsi="맑은 고딕" w:eastAsia="맑은 고딕"/>
+                <w:b/>
+                <w:sz w:val="20"/>
+              </w:rPr>
+              <w:t xml:space="preserve">④ 실패 경로를 만든다.</w:t>
+            </w:r>
+            <w:r>
+              <w:rPr>
+                <w:rFonts w:ascii="맑은 고딕" w:hAnsi="맑은 고딕" w:eastAsia="맑은 고딕"/>
+                <w:sz w:val="20"/>
+              </w:rPr>
+              <w:t xml:space="preserve"> Standby가 뒤처지거나 내려갔을 때 Primary로 가는 길을 준비한다. 접속 문자열을 바꾸는 것만으로는 부족하며, 세션이 </w:t>
+            </w:r>
+            <w:r>
+              <w:rPr>
+                <w:rFonts w:ascii="Consolas" w:hAnsi="Consolas" w:eastAsia="맑은 고딕"/>
+                <w:sz w:val="20"/>
+              </w:rPr>
+              <w:t xml:space="preserve">SYS_CONTEXT</w:t>
+            </w:r>
+            <w:r>
+              <w:rPr>
+                <w:rFonts w:ascii="맑은 고딕" w:hAnsi="맑은 고딕" w:eastAsia="맑은 고딕"/>
+                <w:sz w:val="20"/>
+              </w:rPr>
+              <w:t xml:space="preserve">로 자신이 어디에 붙었는지 확인할 수 있게 한다.</w:t>
+            </w:r>
+          </w:p>
+          <w:p>
+            <w:pPr>
+              <w:spacing w:after="20"/>
+            </w:pPr>
+            <w:r>
+              <w:rPr>
+                <w:rFonts w:ascii="맑은 고딕" w:hAnsi="맑은 고딕" w:eastAsia="맑은 고딕"/>
+                <w:b/>
+                <w:sz w:val="20"/>
+              </w:rPr>
+              <w:t xml:space="preserve">⑤ 지연을 감시한다.</w:t>
+            </w:r>
+            <w:r>
+              <w:rPr>
+                <w:rFonts w:ascii="맑은 고딕" w:hAnsi="맑은 고딕" w:eastAsia="맑은 고딕"/>
+                <w:sz w:val="20"/>
+              </w:rPr>
+              <w:t xml:space="preserve"> 위 조회를 정기적으로 수집한다. 특히 </w:t>
+            </w:r>
+            <w:r>
+              <w:rPr>
+                <w:rFonts w:ascii="Consolas" w:hAnsi="Consolas" w:eastAsia="맑은 고딕"/>
+                <w:sz w:val="20"/>
+              </w:rPr>
+              <w:t xml:space="preserve">lagged samples %</w:t>
+            </w:r>
+            <w:r>
+              <w:rPr>
+                <w:rFonts w:ascii="맑은 고딕" w:hAnsi="맑은 고딕" w:eastAsia="맑은 고딕"/>
+                <w:sz w:val="20"/>
+              </w:rPr>
+              <w:t xml:space="preserve">의 변화를 본다.</w:t>
             </w:r>
           </w:p>
         </w:tc>
@@ -8150,21 +10357,17 @@
             <w:r>
               <w:rPr>
                 <w:rFonts w:ascii="맑은 고딕" w:hAnsi="맑은 고딕" w:eastAsia="맑은 고딕"/>
+                <w:b/>
                 <w:sz w:val="20"/>
               </w:rPr>
-              <w:t>**판정.** 세 가지 사실이 각각 무엇을 말하는지 나눠 읽는다.</w:t>
-            </w:r>
-          </w:p>
-          <w:p>
-            <w:pPr>
-              <w:spacing w:after="20"/>
-            </w:pPr>
+              <w:t xml:space="preserve">판정.</w:t>
+            </w:r>
             <w:r>
               <w:rPr>
                 <w:rFonts w:ascii="맑은 고딕" w:hAnsi="맑은 고딕" w:eastAsia="맑은 고딕"/>
                 <w:sz w:val="20"/>
               </w:rPr>
-              <w:t>첫째, `ORA-03172`는 장애가 아니라 **세션이 정한 지연 한도를 넘었다**는 통보다. Standby나 애플리케이션이 고장 난 것이 아니다.</w:t>
+              <w:t xml:space="preserve"> 세 가지 사실이 각각 무엇을 말하는지 나눠 읽는다.</w:t>
             </w:r>
           </w:p>
           <w:p>
@@ -8176,31 +10379,165 @@
                 <w:rFonts w:ascii="맑은 고딕" w:hAnsi="맑은 고딕" w:eastAsia="맑은 고딕"/>
                 <w:sz w:val="20"/>
               </w:rPr>
-              <w:t>둘째, "특정 시간대에만"은 그 시간대에 `apply lag`이 커진다는 뜻이다. 배치가 도는 시간일 가능성이 높다. `V$STANDBY_EVENT_HISTOGRAM`으로 분포를 확인하면 어느 구간까지 벌어지는지 알 수 있다.</w:t>
-            </w:r>
-          </w:p>
-          <w:p>
-            <w:pPr>
-              <w:spacing w:after="20"/>
-            </w:pPr>
+              <w:t xml:space="preserve">첫째, </w:t>
+            </w:r>
+            <w:r>
+              <w:rPr>
+                <w:rFonts w:ascii="Consolas" w:hAnsi="Consolas" w:eastAsia="맑은 고딕"/>
+                <w:sz w:val="20"/>
+              </w:rPr>
+              <w:t xml:space="preserve">ORA-03172</w:t>
+            </w:r>
             <w:r>
               <w:rPr>
                 <w:rFonts w:ascii="맑은 고딕" w:hAnsi="맑은 고딕" w:eastAsia="맑은 고딕"/>
                 <w:sz w:val="20"/>
               </w:rPr>
-              <w:t>셋째, **관리자 계정으로는 항상 성공한다는 것이 결정적 단서다.** `STANDBY_MAX_DATA_DELAY`는 `SYS` 세션에 적용되지 않는다(ORA-03174). 즉 관리자 계정으로 시험하면 이 문제를 재현할 수 없다. "관리자는 되는데 애플리케이션은 안 된다"가 오히려 정상 동작의 증거인 셈이다.</w:t>
-            </w:r>
-          </w:p>
-          <w:p>
-            <w:pPr>
-              <w:spacing w:after="20"/>
-            </w:pPr>
+              <w:t xml:space="preserve">는 장애가 아니라 </w:t>
+            </w:r>
+            <w:r>
+              <w:rPr>
+                <w:rFonts w:ascii="맑은 고딕" w:hAnsi="맑은 고딕" w:eastAsia="맑은 고딕"/>
+                <w:b/>
+                <w:sz w:val="20"/>
+              </w:rPr>
+              <w:t xml:space="preserve">세션이 정한 지연 한도를 넘었다</w:t>
+            </w:r>
             <w:r>
               <w:rPr>
                 <w:rFonts w:ascii="맑은 고딕" w:hAnsi="맑은 고딕" w:eastAsia="맑은 고딕"/>
                 <w:sz w:val="20"/>
               </w:rPr>
-              <w:t>**조치.** 한도 값이 현실적인지 다시 정한다. 히스토그램에서 그 시간대의 실제 지연 분포를 확인하고, 여유를 두어 값을 올리거나 `ORA-03172`를 잡아 Primary로 재시도하는 경로를 애플리케이션에 넣는다.</w:t>
+              <w:t xml:space="preserve">는 통보다. Standby나 애플리케이션이 고장 난 것이 아니다.</w:t>
+            </w:r>
+          </w:p>
+          <w:p>
+            <w:pPr>
+              <w:spacing w:after="20"/>
+            </w:pPr>
+            <w:r>
+              <w:rPr>
+                <w:rFonts w:ascii="맑은 고딕" w:hAnsi="맑은 고딕" w:eastAsia="맑은 고딕"/>
+                <w:sz w:val="20"/>
+              </w:rPr>
+              <w:t xml:space="preserve">둘째, "특정 시간대에만"은 그 시간대에 </w:t>
+            </w:r>
+            <w:r>
+              <w:rPr>
+                <w:rFonts w:ascii="Consolas" w:hAnsi="Consolas" w:eastAsia="맑은 고딕"/>
+                <w:sz w:val="20"/>
+              </w:rPr>
+              <w:t xml:space="preserve">apply lag</w:t>
+            </w:r>
+            <w:r>
+              <w:rPr>
+                <w:rFonts w:ascii="맑은 고딕" w:hAnsi="맑은 고딕" w:eastAsia="맑은 고딕"/>
+                <w:sz w:val="20"/>
+              </w:rPr>
+              <w:t xml:space="preserve">이 커진다는 뜻이다. 배치가 도는 시간일 가능성이 높다. </w:t>
+            </w:r>
+            <w:r>
+              <w:rPr>
+                <w:rFonts w:ascii="Consolas" w:hAnsi="Consolas" w:eastAsia="맑은 고딕"/>
+                <w:sz w:val="20"/>
+              </w:rPr>
+              <w:t xml:space="preserve">V$STANDBY_EVENT_HISTOGRAM</w:t>
+            </w:r>
+            <w:r>
+              <w:rPr>
+                <w:rFonts w:ascii="맑은 고딕" w:hAnsi="맑은 고딕" w:eastAsia="맑은 고딕"/>
+                <w:sz w:val="20"/>
+              </w:rPr>
+              <w:t xml:space="preserve">으로 분포를 확인하면 어느 구간까지 벌어지는지 알 수 있다.</w:t>
+            </w:r>
+          </w:p>
+          <w:p>
+            <w:pPr>
+              <w:spacing w:after="20"/>
+            </w:pPr>
+            <w:r>
+              <w:rPr>
+                <w:rFonts w:ascii="맑은 고딕" w:hAnsi="맑은 고딕" w:eastAsia="맑은 고딕"/>
+                <w:sz w:val="20"/>
+              </w:rPr>
+              <w:t xml:space="preserve">셋째, </w:t>
+            </w:r>
+            <w:r>
+              <w:rPr>
+                <w:rFonts w:ascii="맑은 고딕" w:hAnsi="맑은 고딕" w:eastAsia="맑은 고딕"/>
+                <w:b/>
+                <w:sz w:val="20"/>
+              </w:rPr>
+              <w:t xml:space="preserve">관리자 계정으로는 항상 성공한다는 것이 결정적 단서다.</w:t>
+            </w:r>
+            <w:r>
+              <w:rPr>
+                <w:rFonts w:ascii="맑은 고딕" w:hAnsi="맑은 고딕" w:eastAsia="맑은 고딕"/>
+                <w:sz w:val="20"/>
+              </w:rPr>
+              <w:t xml:space="preserve"> </w:t>
+            </w:r>
+            <w:r>
+              <w:rPr>
+                <w:rFonts w:ascii="Consolas" w:hAnsi="Consolas" w:eastAsia="맑은 고딕"/>
+                <w:sz w:val="20"/>
+              </w:rPr>
+              <w:t xml:space="preserve">STANDBY_MAX_DATA_DELAY</w:t>
+            </w:r>
+            <w:r>
+              <w:rPr>
+                <w:rFonts w:ascii="맑은 고딕" w:hAnsi="맑은 고딕" w:eastAsia="맑은 고딕"/>
+                <w:sz w:val="20"/>
+              </w:rPr>
+              <w:t xml:space="preserve">는 </w:t>
+            </w:r>
+            <w:r>
+              <w:rPr>
+                <w:rFonts w:ascii="Consolas" w:hAnsi="Consolas" w:eastAsia="맑은 고딕"/>
+                <w:sz w:val="20"/>
+              </w:rPr>
+              <w:t xml:space="preserve">SYS</w:t>
+            </w:r>
+            <w:r>
+              <w:rPr>
+                <w:rFonts w:ascii="맑은 고딕" w:hAnsi="맑은 고딕" w:eastAsia="맑은 고딕"/>
+                <w:sz w:val="20"/>
+              </w:rPr>
+              <w:t xml:space="preserve"> 세션에 적용되지 않는다(ORA-03174). 즉 관리자 계정으로 시험하면 이 문제를 재현할 수 없다. "관리자는 되는데 애플리케이션은 안 된다"가 오히려 정상 동작의 증거인 셈이다.</w:t>
+            </w:r>
+          </w:p>
+          <w:p>
+            <w:pPr>
+              <w:spacing w:after="20"/>
+            </w:pPr>
+            <w:r>
+              <w:rPr>
+                <w:rFonts w:ascii="맑은 고딕" w:hAnsi="맑은 고딕" w:eastAsia="맑은 고딕"/>
+                <w:b/>
+                <w:sz w:val="20"/>
+              </w:rPr>
+              <w:t xml:space="preserve">조치.</w:t>
+            </w:r>
+            <w:r>
+              <w:rPr>
+                <w:rFonts w:ascii="맑은 고딕" w:hAnsi="맑은 고딕" w:eastAsia="맑은 고딕"/>
+                <w:sz w:val="20"/>
+              </w:rPr>
+              <w:t xml:space="preserve"> 한도 값이 현실적인지 다시 정한다. 히스토그램에서 그 시간대의 실제 지연 분포를 확인하고, 여유를 두어 값을 올리거나 </w:t>
+            </w:r>
+            <w:r>
+              <w:rPr>
+                <w:rFonts w:ascii="Consolas" w:hAnsi="Consolas" w:eastAsia="맑은 고딕"/>
+                <w:sz w:val="20"/>
+              </w:rPr>
+              <w:t xml:space="preserve">ORA-03172</w:t>
+            </w:r>
+            <w:r>
+              <w:rPr>
+                <w:rFonts w:ascii="맑은 고딕" w:hAnsi="맑은 고딕" w:eastAsia="맑은 고딕"/>
+                <w:sz w:val="20"/>
+              </w:rPr>
+              <w:t xml:space="preserve">를 잡아 Primary로 재시도하는 경로를 애플리케이션에 넣는다.</w:t>
             </w:r>
           </w:p>
         </w:tc>
@@ -8221,7 +10558,22 @@
           <w:rFonts w:ascii="맑은 고딕" w:hAnsi="맑은 고딕" w:eastAsia="맑은 고딕"/>
           <w:sz w:val="21"/>
         </w:rPr>
-        <w:t>9.2.2절에서 **MOUNTED로만 두면 옵션이 필요 없고 여는 순간부터 옵션의 영역**이라고 했다. 그러면 열지 않은 채로 동기화를 어떻게 확인하는가.</w:t>
+        <w:t xml:space="preserve">9.2.2절에서 </w:t>
+      </w:r>
+      <w:r>
+        <w:rPr>
+          <w:rFonts w:ascii="맑은 고딕" w:hAnsi="맑은 고딕" w:eastAsia="맑은 고딕"/>
+          <w:b/>
+          <w:sz w:val="21"/>
+        </w:rPr>
+        <w:t xml:space="preserve">MOUNTED로만 두면 옵션이 필요 없고 여는 순간부터 옵션의 영역</w:t>
+      </w:r>
+      <w:r>
+        <w:rPr>
+          <w:rFonts w:ascii="맑은 고딕" w:hAnsi="맑은 고딕" w:eastAsia="맑은 고딕"/>
+          <w:sz w:val="21"/>
+        </w:rPr>
+        <w:t xml:space="preserve">이라고 했다. 그러면 열지 않은 채로 동기화를 어떻게 확인하는가.</w:t>
       </w:r>
     </w:p>
     <w:p>
@@ -8238,7 +10590,35 @@
           <w:rFonts w:ascii="맑은 고딕" w:hAnsi="맑은 고딕" w:eastAsia="맑은 고딕"/>
           <w:sz w:val="21"/>
         </w:rPr>
-        <w:t>boston을 `SHUTDOWN IMMEDIATE` → `STARTUP MOUNT`로 내리고 MRP만 다시 띄운다.</w:t>
+        <w:t xml:space="preserve">boston을 </w:t>
+      </w:r>
+      <w:r>
+        <w:rPr>
+          <w:rFonts w:ascii="Consolas" w:hAnsi="Consolas" w:eastAsia="맑은 고딕"/>
+          <w:sz w:val="21"/>
+        </w:rPr>
+        <w:t xml:space="preserve">SHUTDOWN IMMEDIATE</w:t>
+      </w:r>
+      <w:r>
+        <w:rPr>
+          <w:rFonts w:ascii="맑은 고딕" w:hAnsi="맑은 고딕" w:eastAsia="맑은 고딕"/>
+          <w:sz w:val="21"/>
+        </w:rPr>
+        <w:t xml:space="preserve"> → </w:t>
+      </w:r>
+      <w:r>
+        <w:rPr>
+          <w:rFonts w:ascii="Consolas" w:hAnsi="Consolas" w:eastAsia="맑은 고딕"/>
+          <w:sz w:val="21"/>
+        </w:rPr>
+        <w:t xml:space="preserve">STARTUP MOUNT</w:t>
+      </w:r>
+      <w:r>
+        <w:rPr>
+          <w:rFonts w:ascii="맑은 고딕" w:hAnsi="맑은 고딕" w:eastAsia="맑은 고딕"/>
+          <w:sz w:val="21"/>
+        </w:rPr>
+        <w:t xml:space="preserve">로 내리고 MRP만 다시 띄운다.</w:t>
       </w:r>
     </w:p>
     <w:tbl>
@@ -8420,9 +10800,31 @@
       <w:r>
         <w:rPr>
           <w:rFonts w:ascii="맑은 고딕" w:hAnsi="맑은 고딕" w:eastAsia="맑은 고딕"/>
-          <w:sz w:val="21"/>
-        </w:rPr>
-        <w:t>**적용은 그대로 돈다.** `USING CURRENT LOGFILE`도 쓸 수 있어 실시간 적용이며, 재해 복구 능력은 줄지 않는다. 줄어드는 것은 조회뿐이다.</w:t>
+          <w:b/>
+          <w:sz w:val="21"/>
+        </w:rPr>
+        <w:t xml:space="preserve">적용은 그대로 돈다.</w:t>
+      </w:r>
+      <w:r>
+        <w:rPr>
+          <w:rFonts w:ascii="맑은 고딕" w:hAnsi="맑은 고딕" w:eastAsia="맑은 고딕"/>
+          <w:sz w:val="21"/>
+        </w:rPr>
+        <w:t xml:space="preserve"> </w:t>
+      </w:r>
+      <w:r>
+        <w:rPr>
+          <w:rFonts w:ascii="Consolas" w:hAnsi="Consolas" w:eastAsia="맑은 고딕"/>
+          <w:sz w:val="21"/>
+        </w:rPr>
+        <w:t xml:space="preserve">USING CURRENT LOGFILE</w:t>
+      </w:r>
+      <w:r>
+        <w:rPr>
+          <w:rFonts w:ascii="맑은 고딕" w:hAnsi="맑은 고딕" w:eastAsia="맑은 고딕"/>
+          <w:sz w:val="21"/>
+        </w:rPr>
+        <w:t xml:space="preserve">도 쓸 수 있어 실시간 적용이며, 재해 복구 능력은 줄지 않는다. 줄어드는 것은 조회뿐이다.</w:t>
       </w:r>
     </w:p>
     <w:tbl>
@@ -8539,9 +10941,46 @@
       <w:r>
         <w:rPr>
           <w:rFonts w:ascii="맑은 고딕" w:hAnsi="맑은 고딕" w:eastAsia="맑은 고딕"/>
-          <w:sz w:val="21"/>
-        </w:rPr>
-        <w:t>**ORA-01219**다. 9.4.1절의 `ORA-16000`(읽기 전용이라 쓸 수 없다)과는 다른 번호이며, **열려 있지 않아 사용자 표를 못 읽는다**는 뜻이다. 오류 번호가 상태를 알려 준다.</w:t>
+          <w:b/>
+          <w:sz w:val="21"/>
+        </w:rPr>
+        <w:t xml:space="preserve">ORA-01219</w:t>
+      </w:r>
+      <w:r>
+        <w:rPr>
+          <w:rFonts w:ascii="맑은 고딕" w:hAnsi="맑은 고딕" w:eastAsia="맑은 고딕"/>
+          <w:sz w:val="21"/>
+        </w:rPr>
+        <w:t xml:space="preserve">다. 9.4.1절의 </w:t>
+      </w:r>
+      <w:r>
+        <w:rPr>
+          <w:rFonts w:ascii="Consolas" w:hAnsi="Consolas" w:eastAsia="맑은 고딕"/>
+          <w:sz w:val="21"/>
+        </w:rPr>
+        <w:t xml:space="preserve">ORA-16000</w:t>
+      </w:r>
+      <w:r>
+        <w:rPr>
+          <w:rFonts w:ascii="맑은 고딕" w:hAnsi="맑은 고딕" w:eastAsia="맑은 고딕"/>
+          <w:sz w:val="21"/>
+        </w:rPr>
+        <w:t xml:space="preserve">(읽기 전용이라 쓸 수 없다)과는 다른 번호이며, </w:t>
+      </w:r>
+      <w:r>
+        <w:rPr>
+          <w:rFonts w:ascii="맑은 고딕" w:hAnsi="맑은 고딕" w:eastAsia="맑은 고딕"/>
+          <w:b/>
+          <w:sz w:val="21"/>
+        </w:rPr>
+        <w:t xml:space="preserve">열려 있지 않아 사용자 표를 못 읽는다</w:t>
+      </w:r>
+      <w:r>
+        <w:rPr>
+          <w:rFonts w:ascii="맑은 고딕" w:hAnsi="맑은 고딕" w:eastAsia="맑은 고딕"/>
+          <w:sz w:val="21"/>
+        </w:rPr>
+        <w:t xml:space="preserve">는 뜻이다. 오류 번호가 상태를 알려 준다.</w:t>
       </w:r>
     </w:p>
     <w:p>
@@ -8550,7 +10989,22 @@
           <w:rFonts w:ascii="맑은 고딕" w:hAnsi="맑은 고딕" w:eastAsia="맑은 고딕"/>
           <w:sz w:val="21"/>
         </w:rPr>
-        <w:t>그런데 메시지 뒷부분이 중요하다. **"queries allowed on fixed tables or views only"** — 고정 뷰는 조회된다.</w:t>
+        <w:t xml:space="preserve">그런데 메시지 뒷부분이 중요하다. </w:t>
+      </w:r>
+      <w:r>
+        <w:rPr>
+          <w:rFonts w:ascii="맑은 고딕" w:hAnsi="맑은 고딕" w:eastAsia="맑은 고딕"/>
+          <w:b/>
+          <w:sz w:val="21"/>
+        </w:rPr>
+        <w:t xml:space="preserve">"queries allowed on fixed tables or views only"</w:t>
+      </w:r>
+      <w:r>
+        <w:rPr>
+          <w:rFonts w:ascii="맑은 고딕" w:hAnsi="맑은 고딕" w:eastAsia="맑은 고딕"/>
+          <w:sz w:val="21"/>
+        </w:rPr>
+        <w:t xml:space="preserve"> — 고정 뷰는 조회된다.</w:t>
       </w:r>
     </w:p>
     <w:tbl>
@@ -8654,9 +11108,17 @@
       <w:r>
         <w:rPr>
           <w:rFonts w:ascii="맑은 고딕" w:hAnsi="맑은 고딕" w:eastAsia="맑은 고딕"/>
-          <w:sz w:val="21"/>
-        </w:rPr>
-        <w:t>**닫혀 있어도 두 지연이 나온다.** 이것이 옵션 없이 동기화를 재는 첫 번째 방법이다. Standby에 SYSDBA로 붙기만 하면 된다.</w:t>
+          <w:b/>
+          <w:sz w:val="21"/>
+        </w:rPr>
+        <w:t xml:space="preserve">닫혀 있어도 두 지연이 나온다.</w:t>
+      </w:r>
+      <w:r>
+        <w:rPr>
+          <w:rFonts w:ascii="맑은 고딕" w:hAnsi="맑은 고딕" w:eastAsia="맑은 고딕"/>
+          <w:sz w:val="21"/>
+        </w:rPr>
+        <w:t xml:space="preserve"> 이것이 옵션 없이 동기화를 재는 첫 번째 방법이다. Standby에 SYSDBA로 붙기만 하면 된다.</w:t>
       </w:r>
     </w:p>
     <w:p>
@@ -8665,7 +11127,51 @@
           <w:rFonts w:ascii="맑은 고딕" w:hAnsi="맑은 고딕" w:eastAsia="맑은 고딕"/>
           <w:sz w:val="21"/>
         </w:rPr>
-        <w:t>PDB 서비스는 사라져 그 서비스로 접속하면 **`ORA-12514`**다. 15장에서 리스너를 내렸을 때의 `ORA-12541`과 구별한다. **리스너는 살아 있고 등록된 서비스만 사라진 것**이다.</w:t>
+        <w:t xml:space="preserve">PDB 서비스는 사라져 그 서비스로 접속하면 </w:t>
+      </w:r>
+      <w:r>
+        <w:rPr>
+          <w:rFonts w:ascii="Consolas" w:hAnsi="Consolas" w:eastAsia="맑은 고딕"/>
+          <w:b/>
+          <w:sz w:val="21"/>
+        </w:rPr>
+        <w:t xml:space="preserve">ORA-12514</w:t>
+      </w:r>
+      <w:r>
+        <w:rPr>
+          <w:rFonts w:ascii="맑은 고딕" w:hAnsi="맑은 고딕" w:eastAsia="맑은 고딕"/>
+          <w:sz w:val="21"/>
+        </w:rPr>
+        <w:t xml:space="preserve">다. 15장에서 리스너를 내렸을 때의 </w:t>
+      </w:r>
+      <w:r>
+        <w:rPr>
+          <w:rFonts w:ascii="Consolas" w:hAnsi="Consolas" w:eastAsia="맑은 고딕"/>
+          <w:sz w:val="21"/>
+        </w:rPr>
+        <w:t xml:space="preserve">ORA-12541</w:t>
+      </w:r>
+      <w:r>
+        <w:rPr>
+          <w:rFonts w:ascii="맑은 고딕" w:hAnsi="맑은 고딕" w:eastAsia="맑은 고딕"/>
+          <w:sz w:val="21"/>
+        </w:rPr>
+        <w:t xml:space="preserve">과 구별한다. </w:t>
+      </w:r>
+      <w:r>
+        <w:rPr>
+          <w:rFonts w:ascii="맑은 고딕" w:hAnsi="맑은 고딕" w:eastAsia="맑은 고딕"/>
+          <w:b/>
+          <w:sz w:val="21"/>
+        </w:rPr>
+        <w:t xml:space="preserve">리스너는 살아 있고 등록된 서비스만 사라진 것</w:t>
+      </w:r>
+      <w:r>
+        <w:rPr>
+          <w:rFonts w:ascii="맑은 고딕" w:hAnsi="맑은 고딕" w:eastAsia="맑은 고딕"/>
+          <w:sz w:val="21"/>
+        </w:rPr>
+        <w:t xml:space="preserve">이다.</w:t>
       </w:r>
     </w:p>
     <w:p>
@@ -8827,7 +11333,84 @@
           <w:rFonts w:ascii="맑은 고딕" w:hAnsi="맑은 고딕" w:eastAsia="맑은 고딕"/>
           <w:sz w:val="21"/>
         </w:rPr>
-        <w:t>두 열이 함께 바뀐다. **`DATABASE_MODE`가 `OPEN_READ-ONLY` → `MOUNTED-STANDBY`**, `RECOVERY_MODE`에서 **`WITH QUERY`가 사라진다.**</w:t>
+        <w:t xml:space="preserve">두 열이 함께 바뀐다. </w:t>
+      </w:r>
+      <w:r>
+        <w:rPr>
+          <w:rFonts w:ascii="Consolas" w:hAnsi="Consolas" w:eastAsia="맑은 고딕"/>
+          <w:b/>
+          <w:sz w:val="21"/>
+        </w:rPr>
+        <w:t xml:space="preserve">DATABASE_MODE</w:t>
+      </w:r>
+      <w:r>
+        <w:rPr>
+          <w:rFonts w:ascii="맑은 고딕" w:hAnsi="맑은 고딕" w:eastAsia="맑은 고딕"/>
+          <w:b/>
+          <w:sz w:val="21"/>
+        </w:rPr>
+        <w:t xml:space="preserve">가 </w:t>
+      </w:r>
+      <w:r>
+        <w:rPr>
+          <w:rFonts w:ascii="Consolas" w:hAnsi="Consolas" w:eastAsia="맑은 고딕"/>
+          <w:b/>
+          <w:sz w:val="21"/>
+        </w:rPr>
+        <w:t xml:space="preserve">OPEN_READ-ONLY</w:t>
+      </w:r>
+      <w:r>
+        <w:rPr>
+          <w:rFonts w:ascii="맑은 고딕" w:hAnsi="맑은 고딕" w:eastAsia="맑은 고딕"/>
+          <w:b/>
+          <w:sz w:val="21"/>
+        </w:rPr>
+        <w:t xml:space="preserve"> → </w:t>
+      </w:r>
+      <w:r>
+        <w:rPr>
+          <w:rFonts w:ascii="Consolas" w:hAnsi="Consolas" w:eastAsia="맑은 고딕"/>
+          <w:b/>
+          <w:sz w:val="21"/>
+        </w:rPr>
+        <w:t xml:space="preserve">MOUNTED-STANDBY</w:t>
+      </w:r>
+      <w:r>
+        <w:rPr>
+          <w:rFonts w:ascii="맑은 고딕" w:hAnsi="맑은 고딕" w:eastAsia="맑은 고딕"/>
+          <w:sz w:val="21"/>
+        </w:rPr>
+        <w:t xml:space="preserve">, </w:t>
+      </w:r>
+      <w:r>
+        <w:rPr>
+          <w:rFonts w:ascii="Consolas" w:hAnsi="Consolas" w:eastAsia="맑은 고딕"/>
+          <w:sz w:val="21"/>
+        </w:rPr>
+        <w:t xml:space="preserve">RECOVERY_MODE</w:t>
+      </w:r>
+      <w:r>
+        <w:rPr>
+          <w:rFonts w:ascii="맑은 고딕" w:hAnsi="맑은 고딕" w:eastAsia="맑은 고딕"/>
+          <w:sz w:val="21"/>
+        </w:rPr>
+        <w:t xml:space="preserve">에서 </w:t>
+      </w:r>
+      <w:r>
+        <w:rPr>
+          <w:rFonts w:ascii="Consolas" w:hAnsi="Consolas" w:eastAsia="맑은 고딕"/>
+          <w:b/>
+          <w:sz w:val="21"/>
+        </w:rPr>
+        <w:t xml:space="preserve">WITH QUERY</w:t>
+      </w:r>
+      <w:r>
+        <w:rPr>
+          <w:rFonts w:ascii="맑은 고딕" w:hAnsi="맑은 고딕" w:eastAsia="맑은 고딕"/>
+          <w:b/>
+          <w:sz w:val="21"/>
+        </w:rPr>
+        <w:t xml:space="preserve">가 사라진다.</w:t>
       </w:r>
     </w:p>
     <w:p>
@@ -8836,16 +11419,74 @@
           <w:rFonts w:ascii="맑은 고딕" w:hAnsi="맑은 고딕" w:eastAsia="맑은 고딕"/>
           <w:sz w:val="21"/>
         </w:rPr>
-        <w:t>9.2.1절에서 정리한 표식 둘에 하나가 더 붙는 셈이며, 이것은 **Primary에서 보이는** 표식이다. `WITH QUERY`가 있으면 그 Standby는 열려 있고 곧 옵션을 쓰고 있다는 뜻이다.</w:t>
+        <w:t xml:space="preserve">9.2.1절에서 정리한 표식 둘에 하나가 더 붙는 셈이며, 이것은 </w:t>
+      </w:r>
+      <w:r>
+        <w:rPr>
+          <w:rFonts w:ascii="맑은 고딕" w:hAnsi="맑은 고딕" w:eastAsia="맑은 고딕"/>
+          <w:b/>
+          <w:sz w:val="21"/>
+        </w:rPr>
+        <w:t xml:space="preserve">Primary에서 보이는</w:t>
+      </w:r>
+      <w:r>
+        <w:rPr>
+          <w:rFonts w:ascii="맑은 고딕" w:hAnsi="맑은 고딕" w:eastAsia="맑은 고딕"/>
+          <w:sz w:val="21"/>
+        </w:rPr>
+        <w:t xml:space="preserve"> 표식이다. </w:t>
+      </w:r>
+      <w:r>
+        <w:rPr>
+          <w:rFonts w:ascii="Consolas" w:hAnsi="Consolas" w:eastAsia="맑은 고딕"/>
+          <w:sz w:val="21"/>
+        </w:rPr>
+        <w:t xml:space="preserve">WITH QUERY</w:t>
+      </w:r>
+      <w:r>
+        <w:rPr>
+          <w:rFonts w:ascii="맑은 고딕" w:hAnsi="맑은 고딕" w:eastAsia="맑은 고딕"/>
+          <w:sz w:val="21"/>
+        </w:rPr>
+        <w:t xml:space="preserve">가 있으면 그 Standby는 열려 있고 곧 옵션을 쓰고 있다는 뜻이다.</w:t>
       </w:r>
     </w:p>
     <w:p>
       <w:r>
         <w:rPr>
-          <w:rFonts w:ascii="맑은 고딕" w:hAnsi="맑은 고딕" w:eastAsia="맑은 고딕"/>
-          <w:sz w:val="21"/>
-        </w:rPr>
-        <w:t>`APPLIED_SEQ#`는 닫은 뒤에도 계속 올라간다(8 → 10). `ARCHIVED_SEQ#`와의 차이가 밀린 양이다. **이 두 숫자의 비교가 옵션 없이 동기화를 재는 두 번째 방법이다.**</w:t>
+          <w:rFonts w:ascii="Consolas" w:hAnsi="Consolas" w:eastAsia="맑은 고딕"/>
+          <w:sz w:val="21"/>
+        </w:rPr>
+        <w:t xml:space="preserve">APPLIED_SEQ#</w:t>
+      </w:r>
+      <w:r>
+        <w:rPr>
+          <w:rFonts w:ascii="맑은 고딕" w:hAnsi="맑은 고딕" w:eastAsia="맑은 고딕"/>
+          <w:sz w:val="21"/>
+        </w:rPr>
+        <w:t xml:space="preserve">는 닫은 뒤에도 계속 올라간다(8 → 10). </w:t>
+      </w:r>
+      <w:r>
+        <w:rPr>
+          <w:rFonts w:ascii="Consolas" w:hAnsi="Consolas" w:eastAsia="맑은 고딕"/>
+          <w:sz w:val="21"/>
+        </w:rPr>
+        <w:t xml:space="preserve">ARCHIVED_SEQ#</w:t>
+      </w:r>
+      <w:r>
+        <w:rPr>
+          <w:rFonts w:ascii="맑은 고딕" w:hAnsi="맑은 고딕" w:eastAsia="맑은 고딕"/>
+          <w:sz w:val="21"/>
+        </w:rPr>
+        <w:t xml:space="preserve">와의 차이가 밀린 양이다. </w:t>
+      </w:r>
+      <w:r>
+        <w:rPr>
+          <w:rFonts w:ascii="맑은 고딕" w:hAnsi="맑은 고딕" w:eastAsia="맑은 고딕"/>
+          <w:b/>
+          <w:sz w:val="21"/>
+        </w:rPr>
+        <w:t xml:space="preserve">이 두 숫자의 비교가 옵션 없이 동기화를 재는 두 번째 방법이다.</w:t>
       </w:r>
     </w:p>
     <w:tbl>
@@ -8879,22 +11520,95 @@
             </w:pPr>
             <w:r>
               <w:rPr>
+                <w:rFonts w:ascii="Consolas" w:hAnsi="Consolas" w:eastAsia="맑은 고딕"/>
+                <w:sz w:val="20"/>
+              </w:rPr>
+              <w:t xml:space="preserve">V$DATAGUARD_STATS</w:t>
+            </w:r>
+            <w:r>
+              <w:rPr>
                 <w:rFonts w:ascii="맑은 고딕" w:hAnsi="맑은 고딕" w:eastAsia="맑은 고딕"/>
                 <w:sz w:val="20"/>
               </w:rPr>
-              <w:t>`V$DATAGUARD_STATS`를 Primary에서 조회하면 **0행**이다. 열려 있을 때도 닫은 뒤에도 마찬가지이므로 "Primary에서 이 뷰로 확인한다"는 방법은 **성립하지 않는다.** 이 뷰는 받는 쪽의 것이며, 다만 **MOUNTED Standby에서는 조회된다.**</w:t>
-            </w:r>
-          </w:p>
-          <w:p>
-            <w:pPr>
-              <w:spacing w:after="20"/>
-            </w:pPr>
+              <w:t xml:space="preserve">를 Primary에서 조회하면 </w:t>
+            </w:r>
+            <w:r>
+              <w:rPr>
+                <w:rFonts w:ascii="맑은 고딕" w:hAnsi="맑은 고딕" w:eastAsia="맑은 고딕"/>
+                <w:b/>
+                <w:sz w:val="20"/>
+              </w:rPr>
+              <w:t xml:space="preserve">0행</w:t>
+            </w:r>
             <w:r>
               <w:rPr>
                 <w:rFonts w:ascii="맑은 고딕" w:hAnsi="맑은 고딕" w:eastAsia="맑은 고딕"/>
                 <w:sz w:val="20"/>
               </w:rPr>
-              <w:t>정리하면 이렇다. Standby에 붙을 수 있으면 `V$DATAGUARD_STATS`, 붙을 수 없으면 Primary의 `V$ARCHIVE_DEST_STATUS`다.</w:t>
+              <w:t xml:space="preserve">이다. 열려 있을 때도 닫은 뒤에도 마찬가지이므로 "Primary에서 이 뷰로 확인한다"는 방법은 </w:t>
+            </w:r>
+            <w:r>
+              <w:rPr>
+                <w:rFonts w:ascii="맑은 고딕" w:hAnsi="맑은 고딕" w:eastAsia="맑은 고딕"/>
+                <w:b/>
+                <w:sz w:val="20"/>
+              </w:rPr>
+              <w:t xml:space="preserve">성립하지 않는다.</w:t>
+            </w:r>
+            <w:r>
+              <w:rPr>
+                <w:rFonts w:ascii="맑은 고딕" w:hAnsi="맑은 고딕" w:eastAsia="맑은 고딕"/>
+                <w:sz w:val="20"/>
+              </w:rPr>
+              <w:t xml:space="preserve"> 이 뷰는 받는 쪽의 것이며, 다만 </w:t>
+            </w:r>
+            <w:r>
+              <w:rPr>
+                <w:rFonts w:ascii="맑은 고딕" w:hAnsi="맑은 고딕" w:eastAsia="맑은 고딕"/>
+                <w:b/>
+                <w:sz w:val="20"/>
+              </w:rPr>
+              <w:t xml:space="preserve">MOUNTED Standby에서는 조회된다.</w:t>
+            </w:r>
+          </w:p>
+          <w:p>
+            <w:pPr>
+              <w:spacing w:after="20"/>
+            </w:pPr>
+            <w:r>
+              <w:rPr>
+                <w:rFonts w:ascii="맑은 고딕" w:hAnsi="맑은 고딕" w:eastAsia="맑은 고딕"/>
+                <w:sz w:val="20"/>
+              </w:rPr>
+              <w:t xml:space="preserve">정리하면 이렇다. Standby에 붙을 수 있으면 </w:t>
+            </w:r>
+            <w:r>
+              <w:rPr>
+                <w:rFonts w:ascii="Consolas" w:hAnsi="Consolas" w:eastAsia="맑은 고딕"/>
+                <w:sz w:val="20"/>
+              </w:rPr>
+              <w:t xml:space="preserve">V$DATAGUARD_STATS</w:t>
+            </w:r>
+            <w:r>
+              <w:rPr>
+                <w:rFonts w:ascii="맑은 고딕" w:hAnsi="맑은 고딕" w:eastAsia="맑은 고딕"/>
+                <w:sz w:val="20"/>
+              </w:rPr>
+              <w:t xml:space="preserve">, 붙을 수 없으면 Primary의 </w:t>
+            </w:r>
+            <w:r>
+              <w:rPr>
+                <w:rFonts w:ascii="Consolas" w:hAnsi="Consolas" w:eastAsia="맑은 고딕"/>
+                <w:sz w:val="20"/>
+              </w:rPr>
+              <w:t xml:space="preserve">V$ARCHIVE_DEST_STATUS</w:t>
+            </w:r>
+            <w:r>
+              <w:rPr>
+                <w:rFonts w:ascii="맑은 고딕" w:hAnsi="맑은 고딕" w:eastAsia="맑은 고딕"/>
+                <w:sz w:val="20"/>
+              </w:rPr>
+              <w:t xml:space="preserve">다.</w:t>
             </w:r>
           </w:p>
         </w:tc>
@@ -8907,7 +11621,98 @@
           <w:rFonts w:ascii="맑은 고딕" w:hAnsi="맑은 고딕" w:eastAsia="맑은 고딕"/>
           <w:sz w:val="21"/>
         </w:rPr>
-        <w:t>Broker도 이 차이를 보여 준다. `SHOW DATABASE 'boston'`의 **`Real Time Query`가 `ON`에서 `OFF`로** 바뀌며, 구성 상태는 양쪽 모두 `SUCCESS`다. **닫는 것은 장애가 아니다.**</w:t>
+        <w:t xml:space="preserve">Broker도 이 차이를 보여 준다. </w:t>
+      </w:r>
+      <w:r>
+        <w:rPr>
+          <w:rFonts w:ascii="Consolas" w:hAnsi="Consolas" w:eastAsia="맑은 고딕"/>
+          <w:sz w:val="21"/>
+        </w:rPr>
+        <w:t xml:space="preserve">SHOW DATABASE 'boston'</w:t>
+      </w:r>
+      <w:r>
+        <w:rPr>
+          <w:rFonts w:ascii="맑은 고딕" w:hAnsi="맑은 고딕" w:eastAsia="맑은 고딕"/>
+          <w:sz w:val="21"/>
+        </w:rPr>
+        <w:t xml:space="preserve">의 </w:t>
+      </w:r>
+      <w:r>
+        <w:rPr>
+          <w:rFonts w:ascii="Consolas" w:hAnsi="Consolas" w:eastAsia="맑은 고딕"/>
+          <w:b/>
+          <w:sz w:val="21"/>
+        </w:rPr>
+        <w:t xml:space="preserve">Real Time Query</w:t>
+      </w:r>
+      <w:r>
+        <w:rPr>
+          <w:rFonts w:ascii="맑은 고딕" w:hAnsi="맑은 고딕" w:eastAsia="맑은 고딕"/>
+          <w:b/>
+          <w:sz w:val="21"/>
+        </w:rPr>
+        <w:t xml:space="preserve">가 </w:t>
+      </w:r>
+      <w:r>
+        <w:rPr>
+          <w:rFonts w:ascii="Consolas" w:hAnsi="Consolas" w:eastAsia="맑은 고딕"/>
+          <w:b/>
+          <w:sz w:val="21"/>
+        </w:rPr>
+        <w:t xml:space="preserve">ON</w:t>
+      </w:r>
+      <w:r>
+        <w:rPr>
+          <w:rFonts w:ascii="맑은 고딕" w:hAnsi="맑은 고딕" w:eastAsia="맑은 고딕"/>
+          <w:b/>
+          <w:sz w:val="21"/>
+        </w:rPr>
+        <w:t xml:space="preserve">에서 </w:t>
+      </w:r>
+      <w:r>
+        <w:rPr>
+          <w:rFonts w:ascii="Consolas" w:hAnsi="Consolas" w:eastAsia="맑은 고딕"/>
+          <w:b/>
+          <w:sz w:val="21"/>
+        </w:rPr>
+        <w:t xml:space="preserve">OFF</w:t>
+      </w:r>
+      <w:r>
+        <w:rPr>
+          <w:rFonts w:ascii="맑은 고딕" w:hAnsi="맑은 고딕" w:eastAsia="맑은 고딕"/>
+          <w:b/>
+          <w:sz w:val="21"/>
+        </w:rPr>
+        <w:t xml:space="preserve">로</w:t>
+      </w:r>
+      <w:r>
+        <w:rPr>
+          <w:rFonts w:ascii="맑은 고딕" w:hAnsi="맑은 고딕" w:eastAsia="맑은 고딕"/>
+          <w:sz w:val="21"/>
+        </w:rPr>
+        <w:t xml:space="preserve"> 바뀌며, 구성 상태는 양쪽 모두 </w:t>
+      </w:r>
+      <w:r>
+        <w:rPr>
+          <w:rFonts w:ascii="Consolas" w:hAnsi="Consolas" w:eastAsia="맑은 고딕"/>
+          <w:sz w:val="21"/>
+        </w:rPr>
+        <w:t xml:space="preserve">SUCCESS</w:t>
+      </w:r>
+      <w:r>
+        <w:rPr>
+          <w:rFonts w:ascii="맑은 고딕" w:hAnsi="맑은 고딕" w:eastAsia="맑은 고딕"/>
+          <w:sz w:val="21"/>
+        </w:rPr>
+        <w:t xml:space="preserve">다. </w:t>
+      </w:r>
+      <w:r>
+        <w:rPr>
+          <w:rFonts w:ascii="맑은 고딕" w:hAnsi="맑은 고딕" w:eastAsia="맑은 고딕"/>
+          <w:b/>
+          <w:sz w:val="21"/>
+        </w:rPr>
+        <w:t xml:space="preserve">닫는 것은 장애가 아니다.</w:t>
       </w:r>
     </w:p>
     <w:tbl>
@@ -8941,22 +11746,123 @@
             </w:pPr>
             <w:r>
               <w:rPr>
+                <w:rFonts w:ascii="Consolas" w:hAnsi="Consolas" w:eastAsia="맑은 고딕"/>
+                <w:sz w:val="20"/>
+              </w:rPr>
+              <w:t xml:space="preserve">select max(sequence#) from v$archived_log where dest_id=2 and applied='YES'</w:t>
+            </w:r>
+            <w:r>
+              <w:rPr>
                 <w:rFonts w:ascii="맑은 고딕" w:hAnsi="맑은 고딕" w:eastAsia="맑은 고딕"/>
                 <w:sz w:val="20"/>
               </w:rPr>
-              <w:t>`select max(sequence#) from v$archived_log where dest_id=2 and applied='YES'`가 실측에서 **94**를 냈는데, 같은 시각 Primary의 현재 시퀀스는 **12**였다.</w:t>
-            </w:r>
-          </w:p>
-          <w:p>
-            <w:pPr>
-              <w:spacing w:after="20"/>
-            </w:pPr>
+              <w:t xml:space="preserve">가 실측에서 </w:t>
+            </w:r>
+            <w:r>
+              <w:rPr>
+                <w:rFonts w:ascii="맑은 고딕" w:hAnsi="맑은 고딕" w:eastAsia="맑은 고딕"/>
+                <w:b/>
+                <w:sz w:val="20"/>
+              </w:rPr>
+              <w:t xml:space="preserve">94</w:t>
+            </w:r>
             <w:r>
               <w:rPr>
                 <w:rFonts w:ascii="맑은 고딕" w:hAnsi="맑은 고딕" w:eastAsia="맑은 고딕"/>
                 <w:sz w:val="20"/>
               </w:rPr>
-              <w:t>`RESETLOGS` 뒤에도 **이전 인큐네이션의 기록이 컨트롤 파일에 남기** 때문이다. 그래서 이 절은 `APPLIED_SEQ#`를 쓴다. `V$ARCHIVED_LOG`를 쓰려면 `resetlogs_change#`로 걸러야 한다.</w:t>
+              <w:t xml:space="preserve">를 냈는데, 같은 시각 Primary의 현재 시퀀스는 </w:t>
+            </w:r>
+            <w:r>
+              <w:rPr>
+                <w:rFonts w:ascii="맑은 고딕" w:hAnsi="맑은 고딕" w:eastAsia="맑은 고딕"/>
+                <w:b/>
+                <w:sz w:val="20"/>
+              </w:rPr>
+              <w:t xml:space="preserve">12</w:t>
+            </w:r>
+            <w:r>
+              <w:rPr>
+                <w:rFonts w:ascii="맑은 고딕" w:hAnsi="맑은 고딕" w:eastAsia="맑은 고딕"/>
+                <w:sz w:val="20"/>
+              </w:rPr>
+              <w:t xml:space="preserve">였다.</w:t>
+            </w:r>
+          </w:p>
+          <w:p>
+            <w:pPr>
+              <w:spacing w:after="20"/>
+            </w:pPr>
+            <w:r>
+              <w:rPr>
+                <w:rFonts w:ascii="Consolas" w:hAnsi="Consolas" w:eastAsia="맑은 고딕"/>
+                <w:sz w:val="20"/>
+              </w:rPr>
+              <w:t xml:space="preserve">RESETLOGS</w:t>
+            </w:r>
+            <w:r>
+              <w:rPr>
+                <w:rFonts w:ascii="맑은 고딕" w:hAnsi="맑은 고딕" w:eastAsia="맑은 고딕"/>
+                <w:sz w:val="20"/>
+              </w:rPr>
+              <w:t xml:space="preserve"> 뒤에도 </w:t>
+            </w:r>
+            <w:r>
+              <w:rPr>
+                <w:rFonts w:ascii="맑은 고딕" w:hAnsi="맑은 고딕" w:eastAsia="맑은 고딕"/>
+                <w:b/>
+                <w:sz w:val="20"/>
+              </w:rPr>
+              <w:t xml:space="preserve">이전 인큐네이션의 기록이 컨트롤 파일에 남기</w:t>
+            </w:r>
+            <w:r>
+              <w:rPr>
+                <w:rFonts w:ascii="맑은 고딕" w:hAnsi="맑은 고딕" w:eastAsia="맑은 고딕"/>
+                <w:sz w:val="20"/>
+              </w:rPr>
+              <w:t xml:space="preserve"> 때문이다. 그래서 이 절은 </w:t>
+            </w:r>
+            <w:r>
+              <w:rPr>
+                <w:rFonts w:ascii="Consolas" w:hAnsi="Consolas" w:eastAsia="맑은 고딕"/>
+                <w:sz w:val="20"/>
+              </w:rPr>
+              <w:t xml:space="preserve">APPLIED_SEQ#</w:t>
+            </w:r>
+            <w:r>
+              <w:rPr>
+                <w:rFonts w:ascii="맑은 고딕" w:hAnsi="맑은 고딕" w:eastAsia="맑은 고딕"/>
+                <w:sz w:val="20"/>
+              </w:rPr>
+              <w:t xml:space="preserve">를 쓴다. </w:t>
+            </w:r>
+            <w:r>
+              <w:rPr>
+                <w:rFonts w:ascii="Consolas" w:hAnsi="Consolas" w:eastAsia="맑은 고딕"/>
+                <w:sz w:val="20"/>
+              </w:rPr>
+              <w:t xml:space="preserve">V$ARCHIVED_LOG</w:t>
+            </w:r>
+            <w:r>
+              <w:rPr>
+                <w:rFonts w:ascii="맑은 고딕" w:hAnsi="맑은 고딕" w:eastAsia="맑은 고딕"/>
+                <w:sz w:val="20"/>
+              </w:rPr>
+              <w:t xml:space="preserve">를 쓰려면 </w:t>
+            </w:r>
+            <w:r>
+              <w:rPr>
+                <w:rFonts w:ascii="Consolas" w:hAnsi="Consolas" w:eastAsia="맑은 고딕"/>
+                <w:sz w:val="20"/>
+              </w:rPr>
+              <w:t xml:space="preserve">resetlogs_change#</w:t>
+            </w:r>
+            <w:r>
+              <w:rPr>
+                <w:rFonts w:ascii="맑은 고딕" w:hAnsi="맑은 고딕" w:eastAsia="맑은 고딕"/>
+                <w:sz w:val="20"/>
+              </w:rPr>
+              <w:t xml:space="preserve">로 걸러야 한다.</w:t>
             </w:r>
           </w:p>
         </w:tc>
@@ -8980,7 +11886,35 @@
           <w:rFonts w:ascii="맑은 고딕" w:hAnsi="맑은 고딕" w:eastAsia="맑은 고딕"/>
           <w:sz w:val="21"/>
         </w:rPr>
-        <w:t>ADG의 표식은 `OPEN_MODE = READ ONLY WITH APPLY`와 `RECOVERY_MODE = MANAGED REAL TIME APPLY` 두 가지다.</w:t>
+        <w:t xml:space="preserve">ADG의 표식은 </w:t>
+      </w:r>
+      <w:r>
+        <w:rPr>
+          <w:rFonts w:ascii="Consolas" w:hAnsi="Consolas" w:eastAsia="맑은 고딕"/>
+          <w:sz w:val="21"/>
+        </w:rPr>
+        <w:t xml:space="preserve">OPEN_MODE = READ ONLY WITH APPLY</w:t>
+      </w:r>
+      <w:r>
+        <w:rPr>
+          <w:rFonts w:ascii="맑은 고딕" w:hAnsi="맑은 고딕" w:eastAsia="맑은 고딕"/>
+          <w:sz w:val="21"/>
+        </w:rPr>
+        <w:t xml:space="preserve">와 </w:t>
+      </w:r>
+      <w:r>
+        <w:rPr>
+          <w:rFonts w:ascii="Consolas" w:hAnsi="Consolas" w:eastAsia="맑은 고딕"/>
+          <w:sz w:val="21"/>
+        </w:rPr>
+        <w:t xml:space="preserve">RECOVERY_MODE = MANAGED REAL TIME APPLY</w:t>
+      </w:r>
+      <w:r>
+        <w:rPr>
+          <w:rFonts w:ascii="맑은 고딕" w:hAnsi="맑은 고딕" w:eastAsia="맑은 고딕"/>
+          <w:sz w:val="21"/>
+        </w:rPr>
+        <w:t xml:space="preserve"> 두 가지다.</w:t>
       </w:r>
     </w:p>
     <w:p>
@@ -8992,7 +11926,35 @@
           <w:rFonts w:ascii="맑은 고딕" w:hAnsi="맑은 고딕" w:eastAsia="맑은 고딕"/>
           <w:sz w:val="21"/>
         </w:rPr>
-        <w:t>기능 사용 통계는 `CDB_FEATURE_USAGE_STATISTICS`의 CON_ID 3에만 있고 `DETECTED_USAGES`는 0이었다. 라이선스 판단 근거로는 부족하며, MOUNTED로만 두면 옵션이 필요 없고 여는 순간부터 옵션의 영역이다.</w:t>
+        <w:t xml:space="preserve">기능 사용 통계는 </w:t>
+      </w:r>
+      <w:r>
+        <w:rPr>
+          <w:rFonts w:ascii="Consolas" w:hAnsi="Consolas" w:eastAsia="맑은 고딕"/>
+          <w:sz w:val="21"/>
+        </w:rPr>
+        <w:t xml:space="preserve">CDB_FEATURE_USAGE_STATISTICS</w:t>
+      </w:r>
+      <w:r>
+        <w:rPr>
+          <w:rFonts w:ascii="맑은 고딕" w:hAnsi="맑은 고딕" w:eastAsia="맑은 고딕"/>
+          <w:sz w:val="21"/>
+        </w:rPr>
+        <w:t xml:space="preserve">의 CON_ID 3에만 있고 </w:t>
+      </w:r>
+      <w:r>
+        <w:rPr>
+          <w:rFonts w:ascii="Consolas" w:hAnsi="Consolas" w:eastAsia="맑은 고딕"/>
+          <w:sz w:val="21"/>
+        </w:rPr>
+        <w:t xml:space="preserve">DETECTED_USAGES</w:t>
+      </w:r>
+      <w:r>
+        <w:rPr>
+          <w:rFonts w:ascii="맑은 고딕" w:hAnsi="맑은 고딕" w:eastAsia="맑은 고딕"/>
+          <w:sz w:val="21"/>
+        </w:rPr>
+        <w:t xml:space="preserve">는 0이었다. 라이선스 판단 근거로는 부족하며, MOUNTED로만 두면 옵션이 필요 없고 여는 순간부터 옵션의 영역이다.</w:t>
       </w:r>
     </w:p>
     <w:p>
@@ -9004,7 +11966,22 @@
           <w:rFonts w:ascii="맑은 고딕" w:hAnsi="맑은 고딕" w:eastAsia="맑은 고딕"/>
           <w:sz w:val="21"/>
         </w:rPr>
-        <w:t>Standby 조회는 **커밋된 데이터만** 보여 준다. 미커밋 행은 보이지 않고 롤백 후에도 결과가 같다.</w:t>
+        <w:t xml:space="preserve">Standby 조회는 </w:t>
+      </w:r>
+      <w:r>
+        <w:rPr>
+          <w:rFonts w:ascii="맑은 고딕" w:hAnsi="맑은 고딕" w:eastAsia="맑은 고딕"/>
+          <w:b/>
+          <w:sz w:val="21"/>
+        </w:rPr>
+        <w:t xml:space="preserve">커밋된 데이터만</w:t>
+      </w:r>
+      <w:r>
+        <w:rPr>
+          <w:rFonts w:ascii="맑은 고딕" w:hAnsi="맑은 고딕" w:eastAsia="맑은 고딕"/>
+          <w:sz w:val="21"/>
+        </w:rPr>
+        <w:t xml:space="preserve"> 보여 준다. 미커밋 행은 보이지 않고 롤백 후에도 결과가 같다.</w:t>
       </w:r>
     </w:p>
     <w:p>
@@ -9016,7 +11993,29 @@
           <w:rFonts w:ascii="맑은 고딕" w:hAnsi="맑은 고딕" w:eastAsia="맑은 고딕"/>
           <w:sz w:val="21"/>
         </w:rPr>
-        <w:t>SQL*Plus는 `EXIT` 시 암묵적으로 커밋한다. 이 때문에 첫 측정이 잘못된 결론을 낼 뻔했다. **예상과 다른 결과가 나오면 제품보다 측정 방법을 먼저 의심한다.**</w:t>
+        <w:t xml:space="preserve">SQL*Plus는 </w:t>
+      </w:r>
+      <w:r>
+        <w:rPr>
+          <w:rFonts w:ascii="Consolas" w:hAnsi="Consolas" w:eastAsia="맑은 고딕"/>
+          <w:sz w:val="21"/>
+        </w:rPr>
+        <w:t xml:space="preserve">EXIT</w:t>
+      </w:r>
+      <w:r>
+        <w:rPr>
+          <w:rFonts w:ascii="맑은 고딕" w:hAnsi="맑은 고딕" w:eastAsia="맑은 고딕"/>
+          <w:sz w:val="21"/>
+        </w:rPr>
+        <w:t xml:space="preserve"> 시 암묵적으로 커밋한다. 이 때문에 첫 측정이 잘못된 결론을 낼 뻔했다. </w:t>
+      </w:r>
+      <w:r>
+        <w:rPr>
+          <w:rFonts w:ascii="맑은 고딕" w:hAnsi="맑은 고딕" w:eastAsia="맑은 고딕"/>
+          <w:b/>
+          <w:sz w:val="21"/>
+        </w:rPr>
+        <w:t xml:space="preserve">예상과 다른 결과가 나오면 제품보다 측정 방법을 먼저 의심한다.</w:t>
       </w:r>
     </w:p>
     <w:p>
@@ -9028,7 +12027,50 @@
           <w:rFonts w:ascii="맑은 고딕" w:hAnsi="맑은 고딕" w:eastAsia="맑은 고딕"/>
           <w:sz w:val="21"/>
         </w:rPr>
-        <w:t>쓰기는 모두 **ORA-16000**이다. `INSERT`·`UPDATE`·DDL이 같은 오류다.</w:t>
+        <w:t xml:space="preserve">쓰기는 모두 </w:t>
+      </w:r>
+      <w:r>
+        <w:rPr>
+          <w:rFonts w:ascii="맑은 고딕" w:hAnsi="맑은 고딕" w:eastAsia="맑은 고딕"/>
+          <w:b/>
+          <w:sz w:val="21"/>
+        </w:rPr>
+        <w:t xml:space="preserve">ORA-16000</w:t>
+      </w:r>
+      <w:r>
+        <w:rPr>
+          <w:rFonts w:ascii="맑은 고딕" w:hAnsi="맑은 고딕" w:eastAsia="맑은 고딕"/>
+          <w:sz w:val="21"/>
+        </w:rPr>
+        <w:t xml:space="preserve">이다. </w:t>
+      </w:r>
+      <w:r>
+        <w:rPr>
+          <w:rFonts w:ascii="Consolas" w:hAnsi="Consolas" w:eastAsia="맑은 고딕"/>
+          <w:sz w:val="21"/>
+        </w:rPr>
+        <w:t xml:space="preserve">INSERT</w:t>
+      </w:r>
+      <w:r>
+        <w:rPr>
+          <w:rFonts w:ascii="맑은 고딕" w:hAnsi="맑은 고딕" w:eastAsia="맑은 고딕"/>
+          <w:sz w:val="21"/>
+        </w:rPr>
+        <w:t xml:space="preserve">·</w:t>
+      </w:r>
+      <w:r>
+        <w:rPr>
+          <w:rFonts w:ascii="Consolas" w:hAnsi="Consolas" w:eastAsia="맑은 고딕"/>
+          <w:sz w:val="21"/>
+        </w:rPr>
+        <w:t xml:space="preserve">UPDATE</w:t>
+      </w:r>
+      <w:r>
+        <w:rPr>
+          <w:rFonts w:ascii="맑은 고딕" w:hAnsi="맑은 고딕" w:eastAsia="맑은 고딕"/>
+          <w:sz w:val="21"/>
+        </w:rPr>
+        <w:t xml:space="preserve">·DDL이 같은 오류다.</w:t>
       </w:r>
     </w:p>
     <w:p>
@@ -9049,10 +12091,46 @@
       </w:pPr>
       <w:r>
         <w:rPr>
-          <w:rFonts w:ascii="맑은 고딕" w:hAnsi="맑은 고딕" w:eastAsia="맑은 고딕"/>
-          <w:sz w:val="21"/>
-        </w:rPr>
-        <w:t>`EXPLAIN PLAN`도 되고 GTT에 대한 `INSERT`도 된다(데이터가 TEMP에 있다). 시퀀스도 되지만 **값이 뛴다** — Primary 1 → Standby 21.</w:t>
+          <w:rFonts w:ascii="Consolas" w:hAnsi="Consolas" w:eastAsia="맑은 고딕"/>
+          <w:sz w:val="21"/>
+        </w:rPr>
+        <w:t xml:space="preserve">EXPLAIN PLAN</w:t>
+      </w:r>
+      <w:r>
+        <w:rPr>
+          <w:rFonts w:ascii="맑은 고딕" w:hAnsi="맑은 고딕" w:eastAsia="맑은 고딕"/>
+          <w:sz w:val="21"/>
+        </w:rPr>
+        <w:t xml:space="preserve">도 되고 GTT에 대한 </w:t>
+      </w:r>
+      <w:r>
+        <w:rPr>
+          <w:rFonts w:ascii="Consolas" w:hAnsi="Consolas" w:eastAsia="맑은 고딕"/>
+          <w:sz w:val="21"/>
+        </w:rPr>
+        <w:t xml:space="preserve">INSERT</w:t>
+      </w:r>
+      <w:r>
+        <w:rPr>
+          <w:rFonts w:ascii="맑은 고딕" w:hAnsi="맑은 고딕" w:eastAsia="맑은 고딕"/>
+          <w:sz w:val="21"/>
+        </w:rPr>
+        <w:t xml:space="preserve">도 된다(데이터가 TEMP에 있다). 시퀀스도 되지만 </w:t>
+      </w:r>
+      <w:r>
+        <w:rPr>
+          <w:rFonts w:ascii="맑은 고딕" w:hAnsi="맑은 고딕" w:eastAsia="맑은 고딕"/>
+          <w:b/>
+          <w:sz w:val="21"/>
+        </w:rPr>
+        <w:t xml:space="preserve">값이 뛴다</w:t>
+      </w:r>
+      <w:r>
+        <w:rPr>
+          <w:rFonts w:ascii="맑은 고딕" w:hAnsi="맑은 고딕" w:eastAsia="맑은 고딕"/>
+          <w:sz w:val="21"/>
+        </w:rPr>
+        <w:t xml:space="preserve"> — Primary 1 → Standby 21.</w:t>
       </w:r>
     </w:p>
     <w:p>
@@ -9064,7 +12142,35 @@
           <w:rFonts w:ascii="맑은 고딕" w:hAnsi="맑은 고딕" w:eastAsia="맑은 고딕"/>
           <w:sz w:val="21"/>
         </w:rPr>
-        <w:t>DML 리다이렉션은 `ALTER SESSION ENABLE ADG_REDIRECT_DML`로 켠다. 기본값은 `FALSE`다.</w:t>
+        <w:t xml:space="preserve">DML 리다이렉션은 </w:t>
+      </w:r>
+      <w:r>
+        <w:rPr>
+          <w:rFonts w:ascii="Consolas" w:hAnsi="Consolas" w:eastAsia="맑은 고딕"/>
+          <w:sz w:val="21"/>
+        </w:rPr>
+        <w:t xml:space="preserve">ALTER SESSION ENABLE ADG_REDIRECT_DML</w:t>
+      </w:r>
+      <w:r>
+        <w:rPr>
+          <w:rFonts w:ascii="맑은 고딕" w:hAnsi="맑은 고딕" w:eastAsia="맑은 고딕"/>
+          <w:sz w:val="21"/>
+        </w:rPr>
+        <w:t xml:space="preserve">로 켠다. 기본값은 </w:t>
+      </w:r>
+      <w:r>
+        <w:rPr>
+          <w:rFonts w:ascii="Consolas" w:hAnsi="Consolas" w:eastAsia="맑은 고딕"/>
+          <w:sz w:val="21"/>
+        </w:rPr>
+        <w:t xml:space="preserve">FALSE</w:t>
+      </w:r>
+      <w:r>
+        <w:rPr>
+          <w:rFonts w:ascii="맑은 고딕" w:hAnsi="맑은 고딕" w:eastAsia="맑은 고딕"/>
+          <w:sz w:val="21"/>
+        </w:rPr>
+        <w:t xml:space="preserve">다.</w:t>
       </w:r>
     </w:p>
     <w:p>
@@ -9076,7 +12182,49 @@
           <w:rFonts w:ascii="맑은 고딕" w:hAnsi="맑은 고딕" w:eastAsia="맑은 고딕"/>
           <w:sz w:val="21"/>
         </w:rPr>
-        <w:t>일반 사용자로는 `INSERT`·`UPDATE`·`DELETE`가 모두 성공하며 Primary에 반영된다.</w:t>
+        <w:t xml:space="preserve">일반 사용자로는 </w:t>
+      </w:r>
+      <w:r>
+        <w:rPr>
+          <w:rFonts w:ascii="Consolas" w:hAnsi="Consolas" w:eastAsia="맑은 고딕"/>
+          <w:sz w:val="21"/>
+        </w:rPr>
+        <w:t xml:space="preserve">INSERT</w:t>
+      </w:r>
+      <w:r>
+        <w:rPr>
+          <w:rFonts w:ascii="맑은 고딕" w:hAnsi="맑은 고딕" w:eastAsia="맑은 고딕"/>
+          <w:sz w:val="21"/>
+        </w:rPr>
+        <w:t xml:space="preserve">·</w:t>
+      </w:r>
+      <w:r>
+        <w:rPr>
+          <w:rFonts w:ascii="Consolas" w:hAnsi="Consolas" w:eastAsia="맑은 고딕"/>
+          <w:sz w:val="21"/>
+        </w:rPr>
+        <w:t xml:space="preserve">UPDATE</w:t>
+      </w:r>
+      <w:r>
+        <w:rPr>
+          <w:rFonts w:ascii="맑은 고딕" w:hAnsi="맑은 고딕" w:eastAsia="맑은 고딕"/>
+          <w:sz w:val="21"/>
+        </w:rPr>
+        <w:t xml:space="preserve">·</w:t>
+      </w:r>
+      <w:r>
+        <w:rPr>
+          <w:rFonts w:ascii="Consolas" w:hAnsi="Consolas" w:eastAsia="맑은 고딕"/>
+          <w:sz w:val="21"/>
+        </w:rPr>
+        <w:t xml:space="preserve">DELETE</w:t>
+      </w:r>
+      <w:r>
+        <w:rPr>
+          <w:rFonts w:ascii="맑은 고딕" w:hAnsi="맑은 고딕" w:eastAsia="맑은 고딕"/>
+          <w:sz w:val="21"/>
+        </w:rPr>
+        <w:t xml:space="preserve">가 모두 성공하며 Primary에 반영된다.</w:t>
       </w:r>
     </w:p>
     <w:p>
@@ -9085,10 +12233,26 @@
       </w:pPr>
       <w:r>
         <w:rPr>
-          <w:rFonts w:ascii="맑은 고딕" w:hAnsi="맑은 고딕" w:eastAsia="맑은 고딕"/>
-          <w:sz w:val="21"/>
-        </w:rPr>
-        <w:t>**`SYS`로는 ORA-16397로 실패한다.** 관리자 계정으로 시험하면 기능이 없다고 오판하기 쉽다.</w:t>
+          <w:rFonts w:ascii="Consolas" w:hAnsi="Consolas" w:eastAsia="맑은 고딕"/>
+          <w:b/>
+          <w:sz w:val="21"/>
+        </w:rPr>
+        <w:t xml:space="preserve">SYS</w:t>
+      </w:r>
+      <w:r>
+        <w:rPr>
+          <w:rFonts w:ascii="맑은 고딕" w:hAnsi="맑은 고딕" w:eastAsia="맑은 고딕"/>
+          <w:b/>
+          <w:sz w:val="21"/>
+        </w:rPr>
+        <w:t xml:space="preserve">로는 ORA-16397로 실패한다.</w:t>
+      </w:r>
+      <w:r>
+        <w:rPr>
+          <w:rFonts w:ascii="맑은 고딕" w:hAnsi="맑은 고딕" w:eastAsia="맑은 고딕"/>
+          <w:sz w:val="21"/>
+        </w:rPr>
+        <w:t xml:space="preserve"> 관리자 계정으로 시험하면 기능이 없다고 오판하기 쉽다.</w:t>
       </w:r>
     </w:p>
     <w:p>
@@ -9109,10 +12273,32 @@
       </w:pPr>
       <w:r>
         <w:rPr>
-          <w:rFonts w:ascii="맑은 고딕" w:hAnsi="맑은 고딕" w:eastAsia="맑은 고딕"/>
-          <w:sz w:val="21"/>
-        </w:rPr>
-        <w:t>`STANDBY_MAX_DATA_DELAY`로 세션이 허용할 지연을 정한다. 초과하면 **ORA-03172**다.</w:t>
+          <w:rFonts w:ascii="Consolas" w:hAnsi="Consolas" w:eastAsia="맑은 고딕"/>
+          <w:sz w:val="21"/>
+        </w:rPr>
+        <w:t xml:space="preserve">STANDBY_MAX_DATA_DELAY</w:t>
+      </w:r>
+      <w:r>
+        <w:rPr>
+          <w:rFonts w:ascii="맑은 고딕" w:hAnsi="맑은 고딕" w:eastAsia="맑은 고딕"/>
+          <w:sz w:val="21"/>
+        </w:rPr>
+        <w:t xml:space="preserve">로 세션이 허용할 지연을 정한다. 초과하면 </w:t>
+      </w:r>
+      <w:r>
+        <w:rPr>
+          <w:rFonts w:ascii="맑은 고딕" w:hAnsi="맑은 고딕" w:eastAsia="맑은 고딕"/>
+          <w:b/>
+          <w:sz w:val="21"/>
+        </w:rPr>
+        <w:t xml:space="preserve">ORA-03172</w:t>
+      </w:r>
+      <w:r>
+        <w:rPr>
+          <w:rFonts w:ascii="맑은 고딕" w:hAnsi="맑은 고딕" w:eastAsia="맑은 고딕"/>
+          <w:sz w:val="21"/>
+        </w:rPr>
+        <w:t xml:space="preserve">다.</w:t>
       </w:r>
     </w:p>
     <w:p>
@@ -9133,10 +12319,26 @@
       </w:pPr>
       <w:r>
         <w:rPr>
-          <w:rFonts w:ascii="맑은 고딕" w:hAnsi="맑은 고딕" w:eastAsia="맑은 고딕"/>
-          <w:sz w:val="21"/>
-        </w:rPr>
-        <w:t>**`SYS` 세션에는 적용되지 않는다 — ORA-03174.** ADG 세션 기능은 일반 사용자를 전제로 한다.</w:t>
+          <w:rFonts w:ascii="Consolas" w:hAnsi="Consolas" w:eastAsia="맑은 고딕"/>
+          <w:b/>
+          <w:sz w:val="21"/>
+        </w:rPr>
+        <w:t xml:space="preserve">SYS</w:t>
+      </w:r>
+      <w:r>
+        <w:rPr>
+          <w:rFonts w:ascii="맑은 고딕" w:hAnsi="맑은 고딕" w:eastAsia="맑은 고딕"/>
+          <w:b/>
+          <w:sz w:val="21"/>
+        </w:rPr>
+        <w:t xml:space="preserve"> 세션에는 적용되지 않는다 — ORA-03174.</w:t>
+      </w:r>
+      <w:r>
+        <w:rPr>
+          <w:rFonts w:ascii="맑은 고딕" w:hAnsi="맑은 고딕" w:eastAsia="맑은 고딕"/>
+          <w:sz w:val="21"/>
+        </w:rPr>
+        <w:t xml:space="preserve"> ADG 세션 기능은 일반 사용자를 전제로 한다.</w:t>
       </w:r>
     </w:p>
     <w:p>
@@ -9145,10 +12347,32 @@
       </w:pPr>
       <w:r>
         <w:rPr>
-          <w:rFonts w:ascii="맑은 고딕" w:hAnsi="맑은 고딕" w:eastAsia="맑은 고딕"/>
-          <w:sz w:val="21"/>
-        </w:rPr>
-        <w:t>`ALTER SESSION SYNC WITH PRIMARY`는 동기 전송이 전제라 ASYNC에서는 **ORA-03173**이다. 보호 모드는 성능만이 아니라 조회 신선도 보장과 복구 가능성까지 결정한다.</w:t>
+          <w:rFonts w:ascii="Consolas" w:hAnsi="Consolas" w:eastAsia="맑은 고딕"/>
+          <w:sz w:val="21"/>
+        </w:rPr>
+        <w:t xml:space="preserve">ALTER SESSION SYNC WITH PRIMARY</w:t>
+      </w:r>
+      <w:r>
+        <w:rPr>
+          <w:rFonts w:ascii="맑은 고딕" w:hAnsi="맑은 고딕" w:eastAsia="맑은 고딕"/>
+          <w:sz w:val="21"/>
+        </w:rPr>
+        <w:t xml:space="preserve">는 동기 전송이 전제라 ASYNC에서는 </w:t>
+      </w:r>
+      <w:r>
+        <w:rPr>
+          <w:rFonts w:ascii="맑은 고딕" w:hAnsi="맑은 고딕" w:eastAsia="맑은 고딕"/>
+          <w:b/>
+          <w:sz w:val="21"/>
+        </w:rPr>
+        <w:t xml:space="preserve">ORA-03173</w:t>
+      </w:r>
+      <w:r>
+        <w:rPr>
+          <w:rFonts w:ascii="맑은 고딕" w:hAnsi="맑은 고딕" w:eastAsia="맑은 고딕"/>
+          <w:sz w:val="21"/>
+        </w:rPr>
+        <w:t xml:space="preserve">이다. 보호 모드는 성능만이 아니라 조회 신선도 보장과 복구 가능성까지 결정한다.</w:t>
       </w:r>
     </w:p>
     <w:p>
@@ -9157,10 +12381,45 @@
       </w:pPr>
       <w:r>
         <w:rPr>
-          <w:rFonts w:ascii="맑은 고딕" w:hAnsi="맑은 고딕" w:eastAsia="맑은 고딕"/>
-          <w:sz w:val="21"/>
-        </w:rPr>
-        <w:t>`V$STANDBY_EVENT_HISTOGRAM`은 기동 이후 누적된 분포를 보여 준다. 2분 정지가 `2 minutes` 구간 59회로 남았고, 기록 항목은 `apply lag` 하나뿐이다.</w:t>
+          <w:rFonts w:ascii="Consolas" w:hAnsi="Consolas" w:eastAsia="맑은 고딕"/>
+          <w:sz w:val="21"/>
+        </w:rPr>
+        <w:t xml:space="preserve">V$STANDBY_EVENT_HISTOGRAM</w:t>
+      </w:r>
+      <w:r>
+        <w:rPr>
+          <w:rFonts w:ascii="맑은 고딕" w:hAnsi="맑은 고딕" w:eastAsia="맑은 고딕"/>
+          <w:sz w:val="21"/>
+        </w:rPr>
+        <w:t xml:space="preserve">은 기동 이후 누적된 분포를 보여 준다. 2분 정지가 </w:t>
+      </w:r>
+      <w:r>
+        <w:rPr>
+          <w:rFonts w:ascii="Consolas" w:hAnsi="Consolas" w:eastAsia="맑은 고딕"/>
+          <w:sz w:val="21"/>
+        </w:rPr>
+        <w:t xml:space="preserve">2 minutes</w:t>
+      </w:r>
+      <w:r>
+        <w:rPr>
+          <w:rFonts w:ascii="맑은 고딕" w:hAnsi="맑은 고딕" w:eastAsia="맑은 고딕"/>
+          <w:sz w:val="21"/>
+        </w:rPr>
+        <w:t xml:space="preserve"> 구간 59회로 남았고, 기록 항목은 </w:t>
+      </w:r>
+      <w:r>
+        <w:rPr>
+          <w:rFonts w:ascii="Consolas" w:hAnsi="Consolas" w:eastAsia="맑은 고딕"/>
+          <w:sz w:val="21"/>
+        </w:rPr>
+        <w:t xml:space="preserve">apply lag</w:t>
+      </w:r>
+      <w:r>
+        <w:rPr>
+          <w:rFonts w:ascii="맑은 고딕" w:hAnsi="맑은 고딕" w:eastAsia="맑은 고딕"/>
+          <w:sz w:val="21"/>
+        </w:rPr>
+        <w:t xml:space="preserve"> 하나뿐이다.</w:t>
       </w:r>
     </w:p>
     <w:p>
@@ -9172,7 +12431,36 @@
           <w:rFonts w:ascii="맑은 고딕" w:hAnsi="맑은 고딕" w:eastAsia="맑은 고딕"/>
           <w:sz w:val="21"/>
         </w:rPr>
-        <w:t>통계 수집은 ORA-16000, AWR 스냅샷은 전용 오류 **ORA-13516**으로 거부된다. `V$` 뷰 조회는 된다.</w:t>
+        <w:t xml:space="preserve">통계 수집은 ORA-16000, AWR 스냅샷은 전용 오류 </w:t>
+      </w:r>
+      <w:r>
+        <w:rPr>
+          <w:rFonts w:ascii="맑은 고딕" w:hAnsi="맑은 고딕" w:eastAsia="맑은 고딕"/>
+          <w:b/>
+          <w:sz w:val="21"/>
+        </w:rPr>
+        <w:t xml:space="preserve">ORA-13516</w:t>
+      </w:r>
+      <w:r>
+        <w:rPr>
+          <w:rFonts w:ascii="맑은 고딕" w:hAnsi="맑은 고딕" w:eastAsia="맑은 고딕"/>
+          <w:sz w:val="21"/>
+        </w:rPr>
+        <w:t xml:space="preserve">으로 거부된다. </w:t>
+      </w:r>
+      <w:r>
+        <w:rPr>
+          <w:rFonts w:ascii="Consolas" w:hAnsi="Consolas" w:eastAsia="맑은 고딕"/>
+          <w:sz w:val="21"/>
+        </w:rPr>
+        <w:t xml:space="preserve">V$</w:t>
+      </w:r>
+      <w:r>
+        <w:rPr>
+          <w:rFonts w:ascii="맑은 고딕" w:hAnsi="맑은 고딕" w:eastAsia="맑은 고딕"/>
+          <w:sz w:val="21"/>
+        </w:rPr>
+        <w:t xml:space="preserve"> 뷰 조회는 된다.</w:t>
       </w:r>
     </w:p>
     <w:p>
@@ -9184,7 +12472,21 @@
           <w:rFonts w:ascii="맑은 고딕" w:hAnsi="맑은 고딕" w:eastAsia="맑은 고딕"/>
           <w:sz w:val="21"/>
         </w:rPr>
-        <w:t>긴 PL/SQL 오류 스택에서는 `ORA-06512`를 건너뛰고 그것이 아닌 번호를 찾는다.</w:t>
+        <w:t xml:space="preserve">긴 PL/SQL 오류 스택에서는 </w:t>
+      </w:r>
+      <w:r>
+        <w:rPr>
+          <w:rFonts w:ascii="Consolas" w:hAnsi="Consolas" w:eastAsia="맑은 고딕"/>
+          <w:sz w:val="21"/>
+        </w:rPr>
+        <w:t xml:space="preserve">ORA-06512</w:t>
+      </w:r>
+      <w:r>
+        <w:rPr>
+          <w:rFonts w:ascii="맑은 고딕" w:hAnsi="맑은 고딕" w:eastAsia="맑은 고딕"/>
+          <w:sz w:val="21"/>
+        </w:rPr>
+        <w:t xml:space="preserve">를 건너뛰고 그것이 아닌 번호를 찾는다.</w:t>
       </w:r>
     </w:p>
     <w:p>
@@ -9196,7 +12498,21 @@
           <w:rFonts w:ascii="맑은 고딕" w:hAnsi="맑은 고딕" w:eastAsia="맑은 고딕"/>
           <w:sz w:val="21"/>
         </w:rPr>
-        <w:t>양쪽 `CURRENT_SCN` 비교는 동기화 판단에 쓸 수 없다. 조회 시점이 어긋나 Standby가 더 크게 나오기도 한다.</w:t>
+        <w:t xml:space="preserve">양쪽 </w:t>
+      </w:r>
+      <w:r>
+        <w:rPr>
+          <w:rFonts w:ascii="Consolas" w:hAnsi="Consolas" w:eastAsia="맑은 고딕"/>
+          <w:sz w:val="21"/>
+        </w:rPr>
+        <w:t xml:space="preserve">CURRENT_SCN</w:t>
+      </w:r>
+      <w:r>
+        <w:rPr>
+          <w:rFonts w:ascii="맑은 고딕" w:hAnsi="맑은 고딕" w:eastAsia="맑은 고딕"/>
+          <w:sz w:val="21"/>
+        </w:rPr>
+        <w:t xml:space="preserve"> 비교는 동기화 판단에 쓸 수 없다. 조회 시점이 어긋나 Standby가 더 크게 나오기도 한다.</w:t>
       </w:r>
     </w:p>
     <w:p>
@@ -9208,7 +12524,65 @@
           <w:rFonts w:ascii="맑은 고딕" w:hAnsi="맑은 고딕" w:eastAsia="맑은 고딕"/>
           <w:sz w:val="21"/>
         </w:rPr>
-        <w:t>옵션 없이 쓰려면 MOUNTED로 둔다. 적용은 그대로 돌고 조회만 **ORA-01219**로 막힌다. Primary 쪽 표식은 `DATABASE_MODE`와 `RECOVERY_MODE`의 **`WITH QUERY`** 유무다.</w:t>
+        <w:t xml:space="preserve">옵션 없이 쓰려면 MOUNTED로 둔다. 적용은 그대로 돌고 조회만 </w:t>
+      </w:r>
+      <w:r>
+        <w:rPr>
+          <w:rFonts w:ascii="맑은 고딕" w:hAnsi="맑은 고딕" w:eastAsia="맑은 고딕"/>
+          <w:b/>
+          <w:sz w:val="21"/>
+        </w:rPr>
+        <w:t xml:space="preserve">ORA-01219</w:t>
+      </w:r>
+      <w:r>
+        <w:rPr>
+          <w:rFonts w:ascii="맑은 고딕" w:hAnsi="맑은 고딕" w:eastAsia="맑은 고딕"/>
+          <w:sz w:val="21"/>
+        </w:rPr>
+        <w:t xml:space="preserve">로 막힌다. Primary 쪽 표식은 </w:t>
+      </w:r>
+      <w:r>
+        <w:rPr>
+          <w:rFonts w:ascii="Consolas" w:hAnsi="Consolas" w:eastAsia="맑은 고딕"/>
+          <w:sz w:val="21"/>
+        </w:rPr>
+        <w:t xml:space="preserve">DATABASE_MODE</w:t>
+      </w:r>
+      <w:r>
+        <w:rPr>
+          <w:rFonts w:ascii="맑은 고딕" w:hAnsi="맑은 고딕" w:eastAsia="맑은 고딕"/>
+          <w:sz w:val="21"/>
+        </w:rPr>
+        <w:t xml:space="preserve">와 </w:t>
+      </w:r>
+      <w:r>
+        <w:rPr>
+          <w:rFonts w:ascii="Consolas" w:hAnsi="Consolas" w:eastAsia="맑은 고딕"/>
+          <w:sz w:val="21"/>
+        </w:rPr>
+        <w:t xml:space="preserve">RECOVERY_MODE</w:t>
+      </w:r>
+      <w:r>
+        <w:rPr>
+          <w:rFonts w:ascii="맑은 고딕" w:hAnsi="맑은 고딕" w:eastAsia="맑은 고딕"/>
+          <w:sz w:val="21"/>
+        </w:rPr>
+        <w:t xml:space="preserve">의 </w:t>
+      </w:r>
+      <w:r>
+        <w:rPr>
+          <w:rFonts w:ascii="Consolas" w:hAnsi="Consolas" w:eastAsia="맑은 고딕"/>
+          <w:b/>
+          <w:sz w:val="21"/>
+        </w:rPr>
+        <w:t xml:space="preserve">WITH QUERY</w:t>
+      </w:r>
+      <w:r>
+        <w:rPr>
+          <w:rFonts w:ascii="맑은 고딕" w:hAnsi="맑은 고딕" w:eastAsia="맑은 고딕"/>
+          <w:sz w:val="21"/>
+        </w:rPr>
+        <w:t xml:space="preserve"> 유무다.</w:t>
       </w:r>
     </w:p>
     <w:p>
@@ -9217,10 +12591,47 @@
       </w:pPr>
       <w:r>
         <w:rPr>
-          <w:rFonts w:ascii="맑은 고딕" w:hAnsi="맑은 고딕" w:eastAsia="맑은 고딕"/>
-          <w:sz w:val="21"/>
-        </w:rPr>
-        <w:t>`V$DATAGUARD_STATS`는 **Primary에서 0행**이지만 **MOUNTED Standby에서는 값이 나온다.** 고정 뷰는 열지 않아도 조회되기 때문이며, 이것이 옵션 없이 지연을 재는 방법이다.</w:t>
+          <w:rFonts w:ascii="Consolas" w:hAnsi="Consolas" w:eastAsia="맑은 고딕"/>
+          <w:sz w:val="21"/>
+        </w:rPr>
+        <w:t xml:space="preserve">V$DATAGUARD_STATS</w:t>
+      </w:r>
+      <w:r>
+        <w:rPr>
+          <w:rFonts w:ascii="맑은 고딕" w:hAnsi="맑은 고딕" w:eastAsia="맑은 고딕"/>
+          <w:sz w:val="21"/>
+        </w:rPr>
+        <w:t xml:space="preserve">는 </w:t>
+      </w:r>
+      <w:r>
+        <w:rPr>
+          <w:rFonts w:ascii="맑은 고딕" w:hAnsi="맑은 고딕" w:eastAsia="맑은 고딕"/>
+          <w:b/>
+          <w:sz w:val="21"/>
+        </w:rPr>
+        <w:t xml:space="preserve">Primary에서 0행</w:t>
+      </w:r>
+      <w:r>
+        <w:rPr>
+          <w:rFonts w:ascii="맑은 고딕" w:hAnsi="맑은 고딕" w:eastAsia="맑은 고딕"/>
+          <w:sz w:val="21"/>
+        </w:rPr>
+        <w:t xml:space="preserve">이지만 </w:t>
+      </w:r>
+      <w:r>
+        <w:rPr>
+          <w:rFonts w:ascii="맑은 고딕" w:hAnsi="맑은 고딕" w:eastAsia="맑은 고딕"/>
+          <w:b/>
+          <w:sz w:val="21"/>
+        </w:rPr>
+        <w:t xml:space="preserve">MOUNTED Standby에서는 값이 나온다.</w:t>
+      </w:r>
+      <w:r>
+        <w:rPr>
+          <w:rFonts w:ascii="맑은 고딕" w:hAnsi="맑은 고딕" w:eastAsia="맑은 고딕"/>
+          <w:sz w:val="21"/>
+        </w:rPr>
+        <w:t xml:space="preserve"> 고정 뷰는 열지 않아도 조회되기 때문이며, 이것이 옵션 없이 지연을 재는 방법이다.</w:t>
       </w:r>
     </w:p>
     <w:p>
@@ -9264,7 +12675,21 @@
           <w:rFonts w:ascii="맑은 고딕" w:hAnsi="맑은 고딕" w:eastAsia="맑은 고딕"/>
           <w:sz w:val="21"/>
         </w:rPr>
-        <w:t>Standby에서 GTT `INSERT`가 허용되는 근거는 무엇인가?</w:t>
+        <w:t xml:space="preserve">Standby에서 GTT </w:t>
+      </w:r>
+      <w:r>
+        <w:rPr>
+          <w:rFonts w:ascii="Consolas" w:hAnsi="Consolas" w:eastAsia="맑은 고딕"/>
+          <w:sz w:val="21"/>
+        </w:rPr>
+        <w:t xml:space="preserve">INSERT</w:t>
+      </w:r>
+      <w:r>
+        <w:rPr>
+          <w:rFonts w:ascii="맑은 고딕" w:hAnsi="맑은 고딕" w:eastAsia="맑은 고딕"/>
+          <w:sz w:val="21"/>
+        </w:rPr>
+        <w:t xml:space="preserve">가 허용되는 근거는 무엇인가?</w:t>
       </w:r>
     </w:p>
     <w:p>
@@ -9288,7 +12713,21 @@
           <w:rFonts w:ascii="맑은 고딕" w:hAnsi="맑은 고딕" w:eastAsia="맑은 고딕"/>
           <w:sz w:val="21"/>
         </w:rPr>
-        <w:t>DML 리다이렉션이 `SYS`로 실패하는 이유와, 그것이 기능 검증에 주는 교훈은?</w:t>
+        <w:t xml:space="preserve">DML 리다이렉션이 </w:t>
+      </w:r>
+      <w:r>
+        <w:rPr>
+          <w:rFonts w:ascii="Consolas" w:hAnsi="Consolas" w:eastAsia="맑은 고딕"/>
+          <w:sz w:val="21"/>
+        </w:rPr>
+        <w:t xml:space="preserve">SYS</w:t>
+      </w:r>
+      <w:r>
+        <w:rPr>
+          <w:rFonts w:ascii="맑은 고딕" w:hAnsi="맑은 고딕" w:eastAsia="맑은 고딕"/>
+          <w:sz w:val="21"/>
+        </w:rPr>
+        <w:t xml:space="preserve">로 실패하는 이유와, 그것이 기능 검증에 주는 교훈은?</w:t>
       </w:r>
     </w:p>
     <w:p>
@@ -9300,7 +12739,21 @@
           <w:rFonts w:ascii="맑은 고딕" w:hAnsi="맑은 고딕" w:eastAsia="맑은 고딕"/>
           <w:sz w:val="21"/>
         </w:rPr>
-        <w:t>ASYNC 구성에서 `SYNC WITH PRIMARY`가 거부되는 이유를 보호 모드와 연결해 설명하라.</w:t>
+        <w:t xml:space="preserve">ASYNC 구성에서 </w:t>
+      </w:r>
+      <w:r>
+        <w:rPr>
+          <w:rFonts w:ascii="Consolas" w:hAnsi="Consolas" w:eastAsia="맑은 고딕"/>
+          <w:sz w:val="21"/>
+        </w:rPr>
+        <w:t xml:space="preserve">SYNC WITH PRIMARY</w:t>
+      </w:r>
+      <w:r>
+        <w:rPr>
+          <w:rFonts w:ascii="맑은 고딕" w:hAnsi="맑은 고딕" w:eastAsia="맑은 고딕"/>
+          <w:sz w:val="21"/>
+        </w:rPr>
+        <w:t xml:space="preserve">가 거부되는 이유를 보호 모드와 연결해 설명하라.</w:t>
       </w:r>
     </w:p>
     <w:p>
@@ -9356,7 +12809,21 @@
           <w:rFonts w:ascii="맑은 고딕" w:hAnsi="맑은 고딕" w:eastAsia="맑은 고딕"/>
           <w:sz w:val="21"/>
         </w:rPr>
-        <w:t>실습 03 — 되는 것과 안 되는 것: ORA-16000을 재현하고 정렬·GTT·시퀀스·`EXPLAIN PLAN`을 확인한다.</w:t>
+        <w:t xml:space="preserve">실습 03 — 되는 것과 안 되는 것: ORA-16000을 재현하고 정렬·GTT·시퀀스·</w:t>
+      </w:r>
+      <w:r>
+        <w:rPr>
+          <w:rFonts w:ascii="Consolas" w:hAnsi="Consolas" w:eastAsia="맑은 고딕"/>
+          <w:sz w:val="21"/>
+        </w:rPr>
+        <w:t xml:space="preserve">EXPLAIN PLAN</w:t>
+      </w:r>
+      <w:r>
+        <w:rPr>
+          <w:rFonts w:ascii="맑은 고딕" w:hAnsi="맑은 고딕" w:eastAsia="맑은 고딕"/>
+          <w:sz w:val="21"/>
+        </w:rPr>
+        <w:t xml:space="preserve">을 확인한다.</w:t>
       </w:r>
     </w:p>
     <w:p>
@@ -9368,7 +12835,49 @@
           <w:rFonts w:ascii="맑은 고딕" w:hAnsi="맑은 고딕" w:eastAsia="맑은 고딕"/>
           <w:sz w:val="21"/>
         </w:rPr>
-        <w:t>실습 04 — DML 리다이렉션: 일반 사용자로 `INSERT`·`UPDATE`·`DELETE`를 리다이렉트한다.</w:t>
+        <w:t xml:space="preserve">실습 04 — DML 리다이렉션: 일반 사용자로 </w:t>
+      </w:r>
+      <w:r>
+        <w:rPr>
+          <w:rFonts w:ascii="Consolas" w:hAnsi="Consolas" w:eastAsia="맑은 고딕"/>
+          <w:sz w:val="21"/>
+        </w:rPr>
+        <w:t xml:space="preserve">INSERT</w:t>
+      </w:r>
+      <w:r>
+        <w:rPr>
+          <w:rFonts w:ascii="맑은 고딕" w:hAnsi="맑은 고딕" w:eastAsia="맑은 고딕"/>
+          <w:sz w:val="21"/>
+        </w:rPr>
+        <w:t xml:space="preserve">·</w:t>
+      </w:r>
+      <w:r>
+        <w:rPr>
+          <w:rFonts w:ascii="Consolas" w:hAnsi="Consolas" w:eastAsia="맑은 고딕"/>
+          <w:sz w:val="21"/>
+        </w:rPr>
+        <w:t xml:space="preserve">UPDATE</w:t>
+      </w:r>
+      <w:r>
+        <w:rPr>
+          <w:rFonts w:ascii="맑은 고딕" w:hAnsi="맑은 고딕" w:eastAsia="맑은 고딕"/>
+          <w:sz w:val="21"/>
+        </w:rPr>
+        <w:t xml:space="preserve">·</w:t>
+      </w:r>
+      <w:r>
+        <w:rPr>
+          <w:rFonts w:ascii="Consolas" w:hAnsi="Consolas" w:eastAsia="맑은 고딕"/>
+          <w:sz w:val="21"/>
+        </w:rPr>
+        <w:t xml:space="preserve">DELETE</w:t>
+      </w:r>
+      <w:r>
+        <w:rPr>
+          <w:rFonts w:ascii="맑은 고딕" w:hAnsi="맑은 고딕" w:eastAsia="맑은 고딕"/>
+          <w:sz w:val="21"/>
+        </w:rPr>
+        <w:t xml:space="preserve">를 리다이렉트한다.</w:t>
       </w:r>
     </w:p>
     <w:p>
@@ -9380,7 +12889,21 @@
           <w:rFonts w:ascii="맑은 고딕" w:hAnsi="맑은 고딕" w:eastAsia="맑은 고딕"/>
           <w:sz w:val="21"/>
         </w:rPr>
-        <w:t>실습 05 — 리다이렉션의 제약: `SYS`의 ORA-16397과 DDL의 ORA-16000을 구분한다.</w:t>
+        <w:t xml:space="preserve">실습 05 — 리다이렉션의 제약: </w:t>
+      </w:r>
+      <w:r>
+        <w:rPr>
+          <w:rFonts w:ascii="Consolas" w:hAnsi="Consolas" w:eastAsia="맑은 고딕"/>
+          <w:sz w:val="21"/>
+        </w:rPr>
+        <w:t xml:space="preserve">SYS</w:t>
+      </w:r>
+      <w:r>
+        <w:rPr>
+          <w:rFonts w:ascii="맑은 고딕" w:hAnsi="맑은 고딕" w:eastAsia="맑은 고딕"/>
+          <w:sz w:val="21"/>
+        </w:rPr>
+        <w:t xml:space="preserve">의 ORA-16397과 DDL의 ORA-16000을 구분한다.</w:t>
       </w:r>
     </w:p>
     <w:p>
@@ -9392,7 +12915,21 @@
           <w:rFonts w:ascii="맑은 고딕" w:hAnsi="맑은 고딕" w:eastAsia="맑은 고딕"/>
           <w:sz w:val="21"/>
         </w:rPr>
-        <w:t>실습 06 — 지연 한도: `STANDBY_MAX_DATA_DELAY`로 ORA-03172·ORA-03174를 재현한다.</w:t>
+        <w:t xml:space="preserve">실습 06 — 지연 한도: </w:t>
+      </w:r>
+      <w:r>
+        <w:rPr>
+          <w:rFonts w:ascii="Consolas" w:hAnsi="Consolas" w:eastAsia="맑은 고딕"/>
+          <w:sz w:val="21"/>
+        </w:rPr>
+        <w:t xml:space="preserve">STANDBY_MAX_DATA_DELAY</w:t>
+      </w:r>
+      <w:r>
+        <w:rPr>
+          <w:rFonts w:ascii="맑은 고딕" w:hAnsi="맑은 고딕" w:eastAsia="맑은 고딕"/>
+          <w:sz w:val="21"/>
+        </w:rPr>
+        <w:t xml:space="preserve">로 ORA-03172·ORA-03174를 재현한다.</w:t>
       </w:r>
     </w:p>
     <w:p>
@@ -9404,7 +12941,21 @@
           <w:rFonts w:ascii="맑은 고딕" w:hAnsi="맑은 고딕" w:eastAsia="맑은 고딕"/>
           <w:sz w:val="21"/>
         </w:rPr>
-        <w:t>실습 07 — 히스토그램: 적용을 멈췄다 재개하며 `V$STANDBY_EVENT_HISTOGRAM`의 변화를 관찰한다.</w:t>
+        <w:t xml:space="preserve">실습 07 — 히스토그램: 적용을 멈췄다 재개하며 </w:t>
+      </w:r>
+      <w:r>
+        <w:rPr>
+          <w:rFonts w:ascii="Consolas" w:hAnsi="Consolas" w:eastAsia="맑은 고딕"/>
+          <w:sz w:val="21"/>
+        </w:rPr>
+        <w:t xml:space="preserve">V$STANDBY_EVENT_HISTOGRAM</w:t>
+      </w:r>
+      <w:r>
+        <w:rPr>
+          <w:rFonts w:ascii="맑은 고딕" w:hAnsi="맑은 고딕" w:eastAsia="맑은 고딕"/>
+          <w:sz w:val="21"/>
+        </w:rPr>
+        <w:t xml:space="preserve">의 변화를 관찰한다.</w:t>
       </w:r>
     </w:p>
     <w:p>
@@ -9425,10 +12976,26 @@
           <w:rFonts w:ascii="맑은 고딕" w:hAnsi="맑은 고딕" w:eastAsia="맑은 고딕"/>
           <w:sz w:val="21"/>
         </w:rPr>
-        <w:t>실습 06·07은 적용을 멈추고 실습 08은 Standby를 닫는다. 각 실습 끝에서 반드시 원복한다. 실습 08은 `OPEN READ ONLY`로 되돌린 뒤 PDB까지 함께 열었는지 확인한다.</w:t>
+        <w:t xml:space="preserve">실습 06·07은 적용을 멈추고 실습 08은 Standby를 닫는다. 각 실습 끝에서 반드시 원복한다. 실습 08은 </w:t>
+      </w:r>
+      <w:r>
+        <w:rPr>
+          <w:rFonts w:ascii="Consolas" w:hAnsi="Consolas" w:eastAsia="맑은 고딕"/>
+          <w:sz w:val="21"/>
+        </w:rPr>
+        <w:t xml:space="preserve">OPEN READ ONLY</w:t>
+      </w:r>
+      <w:r>
+        <w:rPr>
+          <w:rFonts w:ascii="맑은 고딕" w:hAnsi="맑은 고딕" w:eastAsia="맑은 고딕"/>
+          <w:sz w:val="21"/>
+        </w:rPr>
+        <w:t xml:space="preserve">로 되돌린 뒤 PDB까지 함께 열었는지 확인한다.</w:t>
       </w:r>
     </w:p>
     <w:sectPr>
+      <w:headerReference w:type="default" r:id="rId9"/>
+      <w:footerReference w:type="default" r:id="rId10"/>
       <w:pgSz w:w="12240" w:h="15840"/>
       <w:pgMar w:top="1440" w:right="1800" w:bottom="1440" w:left="1800" w:header="720" w:footer="720" w:gutter="0"/>
       <w:cols w:space="720"/>
@@ -9436,6 +13003,26 @@
     </w:sectPr>
   </w:body>
 </w:document>
+</file>
+
+<file path=word/footer1.xml><?xml version="1.0" encoding="utf-8"?>
+<w:ftr xmlns:m="http://schemas.openxmlformats.org/officeDocument/2006/math" xmlns:mc="http://schemas.openxmlformats.org/markup-compatibility/2006" xmlns:mo="http://schemas.microsoft.com/office/mac/office/2008/main" xmlns:mv="urn:schemas-microsoft-com:mac:vml" xmlns:o="urn:schemas-microsoft-com:office:office" xmlns:r="http://schemas.openxmlformats.org/officeDocument/2006/relationships" xmlns:v="urn:schemas-microsoft-com:vml" xmlns:w10="urn:schemas-microsoft-com:office:word" xmlns:w14="http://schemas.microsoft.com/office/word/2010/wordml" xmlns:w="http://schemas.openxmlformats.org/wordprocessingml/2006/main" xmlns:wne="http://schemas.microsoft.com/office/word/2006/wordml" xmlns:wp14="http://schemas.microsoft.com/office/word/2010/wordprocessingDrawing" xmlns:wp="http://schemas.openxmlformats.org/drawingml/2006/wordprocessingDrawing" xmlns:wpc="http://schemas.microsoft.com/office/word/2010/wordprocessingCanvas" xmlns:wpg="http://schemas.microsoft.com/office/word/2010/wordprocessingGroup" xmlns:wpi="http://schemas.microsoft.com/office/word/2010/wordprocessingInk" xmlns:wps="http://schemas.microsoft.com/office/word/2010/wordprocessingShape" mc:Ignorable="w14 wp14">
+  <w:p>
+    <w:pPr>
+      <w:pStyle w:val="Footer"/>
+    </w:pPr>
+  </w:p>
+</w:ftr>
+</file>
+
+<file path=word/header1.xml><?xml version="1.0" encoding="utf-8"?>
+<w:hdr xmlns:m="http://schemas.openxmlformats.org/officeDocument/2006/math" xmlns:mc="http://schemas.openxmlformats.org/markup-compatibility/2006" xmlns:mo="http://schemas.microsoft.com/office/mac/office/2008/main" xmlns:mv="urn:schemas-microsoft-com:mac:vml" xmlns:o="urn:schemas-microsoft-com:office:office" xmlns:r="http://schemas.openxmlformats.org/officeDocument/2006/relationships" xmlns:v="urn:schemas-microsoft-com:vml" xmlns:w10="urn:schemas-microsoft-com:office:word" xmlns:w14="http://schemas.microsoft.com/office/word/2010/wordml" xmlns:w="http://schemas.openxmlformats.org/wordprocessingml/2006/main" xmlns:wne="http://schemas.microsoft.com/office/word/2006/wordml" xmlns:wp14="http://schemas.microsoft.com/office/word/2010/wordprocessingDrawing" xmlns:wp="http://schemas.openxmlformats.org/drawingml/2006/wordprocessingDrawing" xmlns:wpc="http://schemas.microsoft.com/office/word/2010/wordprocessingCanvas" xmlns:wpg="http://schemas.microsoft.com/office/word/2010/wordprocessingGroup" xmlns:wpi="http://schemas.microsoft.com/office/word/2010/wordprocessingInk" xmlns:wps="http://schemas.microsoft.com/office/word/2010/wordprocessingShape" mc:Ignorable="w14 wp14">
+  <w:p>
+    <w:pPr>
+      <w:pStyle w:val="Header"/>
+    </w:pPr>
+  </w:p>
+</w:hdr>
 </file>
 
 <file path=word/numbering.xml><?xml version="1.0" encoding="utf-8"?>
